--- a/Prototype Analyse/Prototype Analyse.docx
+++ b/Prototype Analyse/Prototype Analyse.docx
@@ -283,8 +283,17 @@
           <w:sz w:val="24"/>
           <w:szCs w:val="24"/>
         </w:rPr>
-        <w:t> : The Musketeers</w:t>
-      </w:r>
+        <w:t xml:space="preserve"> : The </w:t>
+      </w:r>
+      <w:proofErr w:type="spellStart"/>
+      <w:r>
+        <w:rPr>
+          <w:sz w:val="24"/>
+          <w:szCs w:val="24"/>
+        </w:rPr>
+        <w:t>Musketeers</w:t>
+      </w:r>
+      <w:proofErr w:type="spellEnd"/>
     </w:p>
     <w:p>
       <w:pPr>
@@ -465,7 +474,7 @@
           <w:r>
             <w:fldChar w:fldCharType="separate"/>
           </w:r>
-          <w:hyperlink w:anchor="_Toc224508838" w:history="1">
+          <w:hyperlink w:anchor="_Toc224594535" w:history="1">
             <w:r>
               <w:rPr>
                 <w:rStyle w:val="Lienhypertexte"/>
@@ -493,7 +502,7 @@
                 <w:noProof/>
                 <w:webHidden/>
               </w:rPr>
-              <w:instrText xml:space="preserve"> PAGEREF _Toc224508838 \h </w:instrText>
+              <w:instrText xml:space="preserve"> PAGEREF _Toc224594535 \h </w:instrText>
             </w:r>
             <w:r>
               <w:rPr>
@@ -540,7 +549,7 @@
               <w14:ligatures w14:val="standardContextual"/>
             </w:rPr>
           </w:pPr>
-          <w:hyperlink w:anchor="_Toc224508839" w:history="1">
+          <w:hyperlink w:anchor="_Toc224594536" w:history="1">
             <w:r>
               <w:rPr>
                 <w:rStyle w:val="Lienhypertexte"/>
@@ -568,7 +577,7 @@
                 <w:noProof/>
                 <w:webHidden/>
               </w:rPr>
-              <w:instrText xml:space="preserve"> PAGEREF _Toc224508839 \h </w:instrText>
+              <w:instrText xml:space="preserve"> PAGEREF _Toc224594536 \h </w:instrText>
             </w:r>
             <w:r>
               <w:rPr>
@@ -588,7 +597,7 @@
                 <w:noProof/>
                 <w:webHidden/>
               </w:rPr>
-              <w:t>5</w:t>
+              <w:t>4</w:t>
             </w:r>
             <w:r>
               <w:rPr>
@@ -615,7 +624,7 @@
               <w14:ligatures w14:val="standardContextual"/>
             </w:rPr>
           </w:pPr>
-          <w:hyperlink w:anchor="_Toc224508840" w:history="1">
+          <w:hyperlink w:anchor="_Toc224594537" w:history="1">
             <w:r>
               <w:rPr>
                 <w:rStyle w:val="Lienhypertexte"/>
@@ -643,7 +652,7 @@
                 <w:noProof/>
                 <w:webHidden/>
               </w:rPr>
-              <w:instrText xml:space="preserve"> PAGEREF _Toc224508840 \h </w:instrText>
+              <w:instrText xml:space="preserve"> PAGEREF _Toc224594537 \h </w:instrText>
             </w:r>
             <w:r>
               <w:rPr>
@@ -690,7 +699,7 @@
               <w14:ligatures w14:val="standardContextual"/>
             </w:rPr>
           </w:pPr>
-          <w:hyperlink w:anchor="_Toc224508841" w:history="1">
+          <w:hyperlink w:anchor="_Toc224594538" w:history="1">
             <w:r>
               <w:rPr>
                 <w:rStyle w:val="Lienhypertexte"/>
@@ -718,7 +727,7 @@
                 <w:noProof/>
                 <w:webHidden/>
               </w:rPr>
-              <w:instrText xml:space="preserve"> PAGEREF _Toc224508841 \h </w:instrText>
+              <w:instrText xml:space="preserve"> PAGEREF _Toc224594538 \h </w:instrText>
             </w:r>
             <w:r>
               <w:rPr>
@@ -765,7 +774,7 @@
               <w14:ligatures w14:val="standardContextual"/>
             </w:rPr>
           </w:pPr>
-          <w:hyperlink w:anchor="_Toc224508842" w:history="1">
+          <w:hyperlink w:anchor="_Toc224594539" w:history="1">
             <w:r>
               <w:rPr>
                 <w:rStyle w:val="Lienhypertexte"/>
@@ -793,7 +802,7 @@
                 <w:noProof/>
                 <w:webHidden/>
               </w:rPr>
-              <w:instrText xml:space="preserve"> PAGEREF _Toc224508842 \h </w:instrText>
+              <w:instrText xml:space="preserve"> PAGEREF _Toc224594539 \h </w:instrText>
             </w:r>
             <w:r>
               <w:rPr>
@@ -840,7 +849,7 @@
               <w14:ligatures w14:val="standardContextual"/>
             </w:rPr>
           </w:pPr>
-          <w:hyperlink w:anchor="_Toc224508843" w:history="1">
+          <w:hyperlink w:anchor="_Toc224594540" w:history="1">
             <w:r>
               <w:rPr>
                 <w:rStyle w:val="Lienhypertexte"/>
@@ -868,7 +877,7 @@
                 <w:noProof/>
                 <w:webHidden/>
               </w:rPr>
-              <w:instrText xml:space="preserve"> PAGEREF _Toc224508843 \h </w:instrText>
+              <w:instrText xml:space="preserve"> PAGEREF _Toc224594540 \h </w:instrText>
             </w:r>
             <w:r>
               <w:rPr>
@@ -915,7 +924,7 @@
               <w14:ligatures w14:val="standardContextual"/>
             </w:rPr>
           </w:pPr>
-          <w:hyperlink w:anchor="_Toc224508844" w:history="1">
+          <w:hyperlink w:anchor="_Toc224594541" w:history="1">
             <w:r>
               <w:rPr>
                 <w:rStyle w:val="Lienhypertexte"/>
@@ -943,7 +952,7 @@
                 <w:noProof/>
                 <w:webHidden/>
               </w:rPr>
-              <w:instrText xml:space="preserve"> PAGEREF _Toc224508844 \h </w:instrText>
+              <w:instrText xml:space="preserve"> PAGEREF _Toc224594541 \h </w:instrText>
             </w:r>
             <w:r>
               <w:rPr>
@@ -990,7 +999,7 @@
               <w14:ligatures w14:val="standardContextual"/>
             </w:rPr>
           </w:pPr>
-          <w:hyperlink w:anchor="_Toc224508845" w:history="1">
+          <w:hyperlink w:anchor="_Toc224594542" w:history="1">
             <w:r>
               <w:rPr>
                 <w:rStyle w:val="Lienhypertexte"/>
@@ -1018,7 +1027,7 @@
                 <w:noProof/>
                 <w:webHidden/>
               </w:rPr>
-              <w:instrText xml:space="preserve"> PAGEREF _Toc224508845 \h </w:instrText>
+              <w:instrText xml:space="preserve"> PAGEREF _Toc224594542 \h </w:instrText>
             </w:r>
             <w:r>
               <w:rPr>
@@ -1065,7 +1074,7 @@
               <w14:ligatures w14:val="standardContextual"/>
             </w:rPr>
           </w:pPr>
-          <w:hyperlink w:anchor="_Toc224508846" w:history="1">
+          <w:hyperlink w:anchor="_Toc224594543" w:history="1">
             <w:r>
               <w:rPr>
                 <w:rStyle w:val="Lienhypertexte"/>
@@ -1092,7 +1101,7 @@
                 <w:noProof/>
                 <w:webHidden/>
               </w:rPr>
-              <w:instrText xml:space="preserve"> PAGEREF _Toc224508846 \h </w:instrText>
+              <w:instrText xml:space="preserve"> PAGEREF _Toc224594543 \h </w:instrText>
             </w:r>
             <w:r>
               <w:rPr>
@@ -1139,7 +1148,7 @@
               <w14:ligatures w14:val="standardContextual"/>
             </w:rPr>
           </w:pPr>
-          <w:hyperlink w:anchor="_Toc224508847" w:history="1">
+          <w:hyperlink w:anchor="_Toc224594544" w:history="1">
             <w:r>
               <w:rPr>
                 <w:rStyle w:val="Lienhypertexte"/>
@@ -1166,7 +1175,7 @@
                 <w:noProof/>
                 <w:webHidden/>
               </w:rPr>
-              <w:instrText xml:space="preserve"> PAGEREF _Toc224508847 \h </w:instrText>
+              <w:instrText xml:space="preserve"> PAGEREF _Toc224594544 \h </w:instrText>
             </w:r>
             <w:r>
               <w:rPr>
@@ -1213,7 +1222,7 @@
               <w14:ligatures w14:val="standardContextual"/>
             </w:rPr>
           </w:pPr>
-          <w:hyperlink w:anchor="_Toc224508848" w:history="1">
+          <w:hyperlink w:anchor="_Toc224594545" w:history="1">
             <w:r>
               <w:rPr>
                 <w:rStyle w:val="Lienhypertexte"/>
@@ -1240,7 +1249,7 @@
                 <w:noProof/>
                 <w:webHidden/>
               </w:rPr>
-              <w:instrText xml:space="preserve"> PAGEREF _Toc224508848 \h </w:instrText>
+              <w:instrText xml:space="preserve"> PAGEREF _Toc224594545 \h </w:instrText>
             </w:r>
             <w:r>
               <w:rPr>
@@ -1287,7 +1296,7 @@
               <w14:ligatures w14:val="standardContextual"/>
             </w:rPr>
           </w:pPr>
-          <w:hyperlink w:anchor="_Toc224508849" w:history="1">
+          <w:hyperlink w:anchor="_Toc224594546" w:history="1">
             <w:r>
               <w:rPr>
                 <w:rStyle w:val="Lienhypertexte"/>
@@ -1314,7 +1323,7 @@
                 <w:noProof/>
                 <w:webHidden/>
               </w:rPr>
-              <w:instrText xml:space="preserve"> PAGEREF _Toc224508849 \h </w:instrText>
+              <w:instrText xml:space="preserve"> PAGEREF _Toc224594546 \h </w:instrText>
             </w:r>
             <w:r>
               <w:rPr>
@@ -1361,7 +1370,7 @@
               <w14:ligatures w14:val="standardContextual"/>
             </w:rPr>
           </w:pPr>
-          <w:hyperlink w:anchor="_Toc224508850" w:history="1">
+          <w:hyperlink w:anchor="_Toc224594547" w:history="1">
             <w:r>
               <w:rPr>
                 <w:rStyle w:val="Lienhypertexte"/>
@@ -1388,7 +1397,7 @@
                 <w:noProof/>
                 <w:webHidden/>
               </w:rPr>
-              <w:instrText xml:space="preserve"> PAGEREF _Toc224508850 \h </w:instrText>
+              <w:instrText xml:space="preserve"> PAGEREF _Toc224594547 \h </w:instrText>
             </w:r>
             <w:r>
               <w:rPr>
@@ -1435,7 +1444,7 @@
               <w14:ligatures w14:val="standardContextual"/>
             </w:rPr>
           </w:pPr>
-          <w:hyperlink w:anchor="_Toc224508851" w:history="1">
+          <w:hyperlink w:anchor="_Toc224594548" w:history="1">
             <w:r>
               <w:rPr>
                 <w:rStyle w:val="Lienhypertexte"/>
@@ -1462,7 +1471,7 @@
                 <w:noProof/>
                 <w:webHidden/>
               </w:rPr>
-              <w:instrText xml:space="preserve"> PAGEREF _Toc224508851 \h </w:instrText>
+              <w:instrText xml:space="preserve"> PAGEREF _Toc224594548 \h </w:instrText>
             </w:r>
             <w:r>
               <w:rPr>
@@ -1509,7 +1518,7 @@
               <w14:ligatures w14:val="standardContextual"/>
             </w:rPr>
           </w:pPr>
-          <w:hyperlink w:anchor="_Toc224508852" w:history="1">
+          <w:hyperlink w:anchor="_Toc224594549" w:history="1">
             <w:r>
               <w:rPr>
                 <w:rStyle w:val="Lienhypertexte"/>
@@ -1536,7 +1545,7 @@
                 <w:noProof/>
                 <w:webHidden/>
               </w:rPr>
-              <w:instrText xml:space="preserve"> PAGEREF _Toc224508852 \h </w:instrText>
+              <w:instrText xml:space="preserve"> PAGEREF _Toc224594549 \h </w:instrText>
             </w:r>
             <w:r>
               <w:rPr>
@@ -1583,7 +1592,7 @@
               <w14:ligatures w14:val="standardContextual"/>
             </w:rPr>
           </w:pPr>
-          <w:hyperlink w:anchor="_Toc224508853" w:history="1">
+          <w:hyperlink w:anchor="_Toc224594550" w:history="1">
             <w:r>
               <w:rPr>
                 <w:rStyle w:val="Lienhypertexte"/>
@@ -1611,7 +1620,7 @@
                 <w:noProof/>
                 <w:webHidden/>
               </w:rPr>
-              <w:instrText xml:space="preserve"> PAGEREF _Toc224508853 \h </w:instrText>
+              <w:instrText xml:space="preserve"> PAGEREF _Toc224594550 \h </w:instrText>
             </w:r>
             <w:r>
               <w:rPr>
@@ -1658,7 +1667,7 @@
               <w14:ligatures w14:val="standardContextual"/>
             </w:rPr>
           </w:pPr>
-          <w:hyperlink w:anchor="_Toc224508854" w:history="1">
+          <w:hyperlink w:anchor="_Toc224594551" w:history="1">
             <w:r>
               <w:rPr>
                 <w:rStyle w:val="Lienhypertexte"/>
@@ -1686,7 +1695,7 @@
                 <w:noProof/>
                 <w:webHidden/>
               </w:rPr>
-              <w:instrText xml:space="preserve"> PAGEREF _Toc224508854 \h </w:instrText>
+              <w:instrText xml:space="preserve"> PAGEREF _Toc224594551 \h </w:instrText>
             </w:r>
             <w:r>
               <w:rPr>
@@ -1706,7 +1715,7 @@
                 <w:noProof/>
                 <w:webHidden/>
               </w:rPr>
-              <w:t>17</w:t>
+              <w:t>18</w:t>
             </w:r>
             <w:r>
               <w:rPr>
@@ -1733,7 +1742,7 @@
               <w14:ligatures w14:val="standardContextual"/>
             </w:rPr>
           </w:pPr>
-          <w:hyperlink w:anchor="_Toc224508855" w:history="1">
+          <w:hyperlink w:anchor="_Toc224594552" w:history="1">
             <w:r>
               <w:rPr>
                 <w:rStyle w:val="Lienhypertexte"/>
@@ -1761,7 +1770,7 @@
                 <w:noProof/>
                 <w:webHidden/>
               </w:rPr>
-              <w:instrText xml:space="preserve"> PAGEREF _Toc224508855 \h </w:instrText>
+              <w:instrText xml:space="preserve"> PAGEREF _Toc224594552 \h </w:instrText>
             </w:r>
             <w:r>
               <w:rPr>
@@ -1781,7 +1790,7 @@
                 <w:noProof/>
                 <w:webHidden/>
               </w:rPr>
-              <w:t>18</w:t>
+              <w:t>19</w:t>
             </w:r>
             <w:r>
               <w:rPr>
@@ -1808,7 +1817,7 @@
               <w14:ligatures w14:val="standardContextual"/>
             </w:rPr>
           </w:pPr>
-          <w:hyperlink w:anchor="_Toc224508856" w:history="1">
+          <w:hyperlink w:anchor="_Toc224594553" w:history="1">
             <w:r>
               <w:rPr>
                 <w:rStyle w:val="Lienhypertexte"/>
@@ -1835,7 +1844,7 @@
                 <w:noProof/>
                 <w:webHidden/>
               </w:rPr>
-              <w:instrText xml:space="preserve"> PAGEREF _Toc224508856 \h </w:instrText>
+              <w:instrText xml:space="preserve"> PAGEREF _Toc224594553 \h </w:instrText>
             </w:r>
             <w:r>
               <w:rPr>
@@ -1855,7 +1864,7 @@
                 <w:noProof/>
                 <w:webHidden/>
               </w:rPr>
-              <w:t>18</w:t>
+              <w:t>19</w:t>
             </w:r>
             <w:r>
               <w:rPr>
@@ -1882,13 +1891,12 @@
               <w14:ligatures w14:val="standardContextual"/>
             </w:rPr>
           </w:pPr>
-          <w:hyperlink w:anchor="_Toc224508857" w:history="1">
+          <w:hyperlink w:anchor="_Toc224594554" w:history="1">
             <w:r>
               <w:rPr>
                 <w:rStyle w:val="Lienhypertexte"/>
                 <w:rFonts w:eastAsia="Aptos Display"/>
                 <w:noProof/>
-                <w:lang w:val="en-US"/>
               </w:rPr>
               <w:t>Tableaux des cas d’utilisation</w:t>
             </w:r>
@@ -1911,7 +1919,7 @@
                 <w:noProof/>
                 <w:webHidden/>
               </w:rPr>
-              <w:instrText xml:space="preserve"> PAGEREF _Toc224508857 \h </w:instrText>
+              <w:instrText xml:space="preserve"> PAGEREF _Toc224594554 \h </w:instrText>
             </w:r>
             <w:r>
               <w:rPr>
@@ -1931,7 +1939,7 @@
                 <w:noProof/>
                 <w:webHidden/>
               </w:rPr>
-              <w:t>19</w:t>
+              <w:t>20</w:t>
             </w:r>
             <w:r>
               <w:rPr>
@@ -1958,7 +1966,7 @@
               <w14:ligatures w14:val="standardContextual"/>
             </w:rPr>
           </w:pPr>
-          <w:hyperlink w:anchor="_Toc224508858" w:history="1">
+          <w:hyperlink w:anchor="_Toc224594555" w:history="1">
             <w:r>
               <w:rPr>
                 <w:rStyle w:val="Lienhypertexte"/>
@@ -1985,7 +1993,7 @@
                 <w:noProof/>
                 <w:webHidden/>
               </w:rPr>
-              <w:instrText xml:space="preserve"> PAGEREF _Toc224508858 \h </w:instrText>
+              <w:instrText xml:space="preserve"> PAGEREF _Toc224594555 \h </w:instrText>
             </w:r>
             <w:r>
               <w:rPr>
@@ -2005,7 +2013,7 @@
                 <w:noProof/>
                 <w:webHidden/>
               </w:rPr>
-              <w:t>19</w:t>
+              <w:t>20</w:t>
             </w:r>
             <w:r>
               <w:rPr>
@@ -2032,13 +2040,12 @@
               <w14:ligatures w14:val="standardContextual"/>
             </w:rPr>
           </w:pPr>
-          <w:hyperlink w:anchor="_Toc224508859" w:history="1">
+          <w:hyperlink w:anchor="_Toc224594556" w:history="1">
             <w:r>
               <w:rPr>
                 <w:rStyle w:val="Lienhypertexte"/>
                 <w:rFonts w:eastAsia="Aptos Display"/>
                 <w:noProof/>
-                <w:lang w:val="en-US"/>
               </w:rPr>
               <w:t>2. Grand tableau des actions client / système</w:t>
             </w:r>
@@ -2061,7 +2068,7 @@
                 <w:noProof/>
                 <w:webHidden/>
               </w:rPr>
-              <w:instrText xml:space="preserve"> PAGEREF _Toc224508859 \h </w:instrText>
+              <w:instrText xml:space="preserve"> PAGEREF _Toc224594556 \h </w:instrText>
             </w:r>
             <w:r>
               <w:rPr>
@@ -2081,7 +2088,7 @@
                 <w:noProof/>
                 <w:webHidden/>
               </w:rPr>
-              <w:t>20</w:t>
+              <w:t>21</w:t>
             </w:r>
             <w:r>
               <w:rPr>
@@ -2108,7 +2115,7 @@
               <w14:ligatures w14:val="standardContextual"/>
             </w:rPr>
           </w:pPr>
-          <w:hyperlink w:anchor="_Toc224508860" w:history="1">
+          <w:hyperlink w:anchor="_Toc224594557" w:history="1">
             <w:r>
               <w:rPr>
                 <w:rStyle w:val="Lienhypertexte"/>
@@ -2136,7 +2143,7 @@
                 <w:noProof/>
                 <w:webHidden/>
               </w:rPr>
-              <w:instrText xml:space="preserve"> PAGEREF _Toc224508860 \h </w:instrText>
+              <w:instrText xml:space="preserve"> PAGEREF _Toc224594557 \h </w:instrText>
             </w:r>
             <w:r>
               <w:rPr>
@@ -2156,7 +2163,7 @@
                 <w:noProof/>
                 <w:webHidden/>
               </w:rPr>
-              <w:t>22</w:t>
+              <w:t>23</w:t>
             </w:r>
             <w:r>
               <w:rPr>
@@ -2183,13 +2190,13 @@
               <w14:ligatures w14:val="standardContextual"/>
             </w:rPr>
           </w:pPr>
-          <w:hyperlink w:anchor="_Toc224508861" w:history="1">
+          <w:hyperlink w:anchor="_Toc224594558" w:history="1">
             <w:r>
               <w:rPr>
                 <w:rStyle w:val="Lienhypertexte"/>
                 <w:noProof/>
               </w:rPr>
-              <w:t>Les outils de communications utilisés</w:t>
+              <w:t>Les outils de communication utilisés</w:t>
             </w:r>
             <w:r>
               <w:rPr>
@@ -2210,7 +2217,7 @@
                 <w:noProof/>
                 <w:webHidden/>
               </w:rPr>
-              <w:instrText xml:space="preserve"> PAGEREF _Toc224508861 \h </w:instrText>
+              <w:instrText xml:space="preserve"> PAGEREF _Toc224594558 \h </w:instrText>
             </w:r>
             <w:r>
               <w:rPr>
@@ -2230,7 +2237,7 @@
                 <w:noProof/>
                 <w:webHidden/>
               </w:rPr>
-              <w:t>22</w:t>
+              <w:t>23</w:t>
             </w:r>
             <w:r>
               <w:rPr>
@@ -2257,13 +2264,13 @@
               <w14:ligatures w14:val="standardContextual"/>
             </w:rPr>
           </w:pPr>
-          <w:hyperlink w:anchor="_Toc224508862" w:history="1">
+          <w:hyperlink w:anchor="_Toc224594559" w:history="1">
             <w:r>
               <w:rPr>
                 <w:rStyle w:val="Lienhypertexte"/>
                 <w:noProof/>
               </w:rPr>
-              <w:t>Les responsabilités des membres de l’équipes</w:t>
+              <w:t>Les responsabilités des membres de l’équipe</w:t>
             </w:r>
             <w:r>
               <w:rPr>
@@ -2284,7 +2291,7 @@
                 <w:noProof/>
                 <w:webHidden/>
               </w:rPr>
-              <w:instrText xml:space="preserve"> PAGEREF _Toc224508862 \h </w:instrText>
+              <w:instrText xml:space="preserve"> PAGEREF _Toc224594559 \h </w:instrText>
             </w:r>
             <w:r>
               <w:rPr>
@@ -2304,7 +2311,7 @@
                 <w:noProof/>
                 <w:webHidden/>
               </w:rPr>
-              <w:t>22</w:t>
+              <w:t>23</w:t>
             </w:r>
             <w:r>
               <w:rPr>
@@ -2331,7 +2338,7 @@
               <w14:ligatures w14:val="standardContextual"/>
             </w:rPr>
           </w:pPr>
-          <w:hyperlink w:anchor="_Toc224508863" w:history="1">
+          <w:hyperlink w:anchor="_Toc224594560" w:history="1">
             <w:r>
               <w:rPr>
                 <w:rStyle w:val="Lienhypertexte"/>
@@ -2358,7 +2365,7 @@
                 <w:noProof/>
                 <w:webHidden/>
               </w:rPr>
-              <w:instrText xml:space="preserve"> PAGEREF _Toc224508863 \h </w:instrText>
+              <w:instrText xml:space="preserve"> PAGEREF _Toc224594560 \h </w:instrText>
             </w:r>
             <w:r>
               <w:rPr>
@@ -2378,7 +2385,7 @@
                 <w:noProof/>
                 <w:webHidden/>
               </w:rPr>
-              <w:t>23</w:t>
+              <w:t>24</w:t>
             </w:r>
             <w:r>
               <w:rPr>
@@ -2405,7 +2412,7 @@
               <w14:ligatures w14:val="standardContextual"/>
             </w:rPr>
           </w:pPr>
-          <w:hyperlink w:anchor="_Toc224508864" w:history="1">
+          <w:hyperlink w:anchor="_Toc224594561" w:history="1">
             <w:r>
               <w:rPr>
                 <w:rStyle w:val="Lienhypertexte"/>
@@ -2432,7 +2439,7 @@
                 <w:noProof/>
                 <w:webHidden/>
               </w:rPr>
-              <w:instrText xml:space="preserve"> PAGEREF _Toc224508864 \h </w:instrText>
+              <w:instrText xml:space="preserve"> PAGEREF _Toc224594561 \h </w:instrText>
             </w:r>
             <w:r>
               <w:rPr>
@@ -2452,7 +2459,7 @@
                 <w:noProof/>
                 <w:webHidden/>
               </w:rPr>
-              <w:t>23</w:t>
+              <w:t>24</w:t>
             </w:r>
             <w:r>
               <w:rPr>
@@ -2479,7 +2486,7 @@
               <w14:ligatures w14:val="standardContextual"/>
             </w:rPr>
           </w:pPr>
-          <w:hyperlink w:anchor="_Toc224508865" w:history="1">
+          <w:hyperlink w:anchor="_Toc224594562" w:history="1">
             <w:r>
               <w:rPr>
                 <w:rStyle w:val="Lienhypertexte"/>
@@ -2506,7 +2513,7 @@
                 <w:noProof/>
                 <w:webHidden/>
               </w:rPr>
-              <w:instrText xml:space="preserve"> PAGEREF _Toc224508865 \h </w:instrText>
+              <w:instrText xml:space="preserve"> PAGEREF _Toc224594562 \h </w:instrText>
             </w:r>
             <w:r>
               <w:rPr>
@@ -2526,7 +2533,7 @@
                 <w:noProof/>
                 <w:webHidden/>
               </w:rPr>
-              <w:t>24</w:t>
+              <w:t>25</w:t>
             </w:r>
             <w:r>
               <w:rPr>
@@ -2553,7 +2560,7 @@
               <w14:ligatures w14:val="standardContextual"/>
             </w:rPr>
           </w:pPr>
-          <w:hyperlink w:anchor="_Toc224508866" w:history="1">
+          <w:hyperlink w:anchor="_Toc224594563" w:history="1">
             <w:r>
               <w:rPr>
                 <w:rStyle w:val="Lienhypertexte"/>
@@ -2580,7 +2587,7 @@
                 <w:noProof/>
                 <w:webHidden/>
               </w:rPr>
-              <w:instrText xml:space="preserve"> PAGEREF _Toc224508866 \h </w:instrText>
+              <w:instrText xml:space="preserve"> PAGEREF _Toc224594563 \h </w:instrText>
             </w:r>
             <w:r>
               <w:rPr>
@@ -2600,7 +2607,7 @@
                 <w:noProof/>
                 <w:webHidden/>
               </w:rPr>
-              <w:t>24</w:t>
+              <w:t>25</w:t>
             </w:r>
             <w:r>
               <w:rPr>
@@ -2627,13 +2634,13 @@
               <w14:ligatures w14:val="standardContextual"/>
             </w:rPr>
           </w:pPr>
-          <w:hyperlink w:anchor="_Toc224508867" w:history="1">
+          <w:hyperlink w:anchor="_Toc224594564" w:history="1">
             <w:r>
               <w:rPr>
                 <w:rStyle w:val="Lienhypertexte"/>
                 <w:noProof/>
               </w:rPr>
-              <w:t>Page d’inscription</w:t>
+              <w:t>Page de connexion</w:t>
             </w:r>
             <w:r>
               <w:rPr>
@@ -2654,7 +2661,7 @@
                 <w:noProof/>
                 <w:webHidden/>
               </w:rPr>
-              <w:instrText xml:space="preserve"> PAGEREF _Toc224508867 \h </w:instrText>
+              <w:instrText xml:space="preserve"> PAGEREF _Toc224594564 \h </w:instrText>
             </w:r>
             <w:r>
               <w:rPr>
@@ -2674,7 +2681,7 @@
                 <w:noProof/>
                 <w:webHidden/>
               </w:rPr>
-              <w:t>25</w:t>
+              <w:t>26</w:t>
             </w:r>
             <w:r>
               <w:rPr>
@@ -2701,13 +2708,13 @@
               <w14:ligatures w14:val="standardContextual"/>
             </w:rPr>
           </w:pPr>
-          <w:hyperlink w:anchor="_Toc224508868" w:history="1">
+          <w:hyperlink w:anchor="_Toc224594565" w:history="1">
             <w:r>
               <w:rPr>
                 <w:rStyle w:val="Lienhypertexte"/>
                 <w:noProof/>
               </w:rPr>
-              <w:t>Page d’horaire de groupe</w:t>
+              <w:t>Page d’inscription</w:t>
             </w:r>
             <w:r>
               <w:rPr>
@@ -2728,7 +2735,7 @@
                 <w:noProof/>
                 <w:webHidden/>
               </w:rPr>
-              <w:instrText xml:space="preserve"> PAGEREF _Toc224508868 \h </w:instrText>
+              <w:instrText xml:space="preserve"> PAGEREF _Toc224594565 \h </w:instrText>
             </w:r>
             <w:r>
               <w:rPr>
@@ -2748,7 +2755,7 @@
                 <w:noProof/>
                 <w:webHidden/>
               </w:rPr>
-              <w:t>25</w:t>
+              <w:t>26</w:t>
             </w:r>
             <w:r>
               <w:rPr>
@@ -2775,7 +2782,7 @@
               <w14:ligatures w14:val="standardContextual"/>
             </w:rPr>
           </w:pPr>
-          <w:hyperlink w:anchor="_Toc224508869" w:history="1">
+          <w:hyperlink w:anchor="_Toc224594566" w:history="1">
             <w:r>
               <w:rPr>
                 <w:rStyle w:val="Lienhypertexte"/>
@@ -2802,7 +2809,7 @@
                 <w:noProof/>
                 <w:webHidden/>
               </w:rPr>
-              <w:instrText xml:space="preserve"> PAGEREF _Toc224508869 \h </w:instrText>
+              <w:instrText xml:space="preserve"> PAGEREF _Toc224594566 \h </w:instrText>
             </w:r>
             <w:r>
               <w:rPr>
@@ -2822,7 +2829,7 @@
                 <w:noProof/>
                 <w:webHidden/>
               </w:rPr>
-              <w:t>26</w:t>
+              <w:t>27</w:t>
             </w:r>
             <w:r>
               <w:rPr>
@@ -2849,13 +2856,13 @@
               <w14:ligatures w14:val="standardContextual"/>
             </w:rPr>
           </w:pPr>
-          <w:hyperlink w:anchor="_Toc224508870" w:history="1">
+          <w:hyperlink w:anchor="_Toc224594567" w:history="1">
             <w:r>
               <w:rPr>
                 <w:rStyle w:val="Lienhypertexte"/>
                 <w:noProof/>
               </w:rPr>
-              <w:t>Page de l’horaire</w:t>
+              <w:t>Page de création de groupe</w:t>
             </w:r>
             <w:r>
               <w:rPr>
@@ -2876,7 +2883,7 @@
                 <w:noProof/>
                 <w:webHidden/>
               </w:rPr>
-              <w:instrText xml:space="preserve"> PAGEREF _Toc224508870 \h </w:instrText>
+              <w:instrText xml:space="preserve"> PAGEREF _Toc224594567 \h </w:instrText>
             </w:r>
             <w:r>
               <w:rPr>
@@ -2896,7 +2903,7 @@
                 <w:noProof/>
                 <w:webHidden/>
               </w:rPr>
-              <w:t>26</w:t>
+              <w:t>27</w:t>
             </w:r>
             <w:r>
               <w:rPr>
@@ -2923,7 +2930,7 @@
               <w14:ligatures w14:val="standardContextual"/>
             </w:rPr>
           </w:pPr>
-          <w:hyperlink w:anchor="_Toc224508871" w:history="1">
+          <w:hyperlink w:anchor="_Toc224594568" w:history="1">
             <w:r>
               <w:rPr>
                 <w:rStyle w:val="Lienhypertexte"/>
@@ -2950,7 +2957,7 @@
                 <w:noProof/>
                 <w:webHidden/>
               </w:rPr>
-              <w:instrText xml:space="preserve"> PAGEREF _Toc224508871 \h </w:instrText>
+              <w:instrText xml:space="preserve"> PAGEREF _Toc224594568 \h </w:instrText>
             </w:r>
             <w:r>
               <w:rPr>
@@ -2970,7 +2977,7 @@
                 <w:noProof/>
                 <w:webHidden/>
               </w:rPr>
-              <w:t>26</w:t>
+              <w:t>28</w:t>
             </w:r>
             <w:r>
               <w:rPr>
@@ -2997,13 +3004,13 @@
               <w14:ligatures w14:val="standardContextual"/>
             </w:rPr>
           </w:pPr>
-          <w:hyperlink w:anchor="_Toc224508872" w:history="1">
+          <w:hyperlink w:anchor="_Toc224594569" w:history="1">
             <w:r>
               <w:rPr>
                 <w:rStyle w:val="Lienhypertexte"/>
                 <w:noProof/>
               </w:rPr>
-              <w:t>Page de connexion</w:t>
+              <w:t>Page de l’horaire</w:t>
             </w:r>
             <w:r>
               <w:rPr>
@@ -3024,7 +3031,7 @@
                 <w:noProof/>
                 <w:webHidden/>
               </w:rPr>
-              <w:instrText xml:space="preserve"> PAGEREF _Toc224508872 \h </w:instrText>
+              <w:instrText xml:space="preserve"> PAGEREF _Toc224594569 \h </w:instrText>
             </w:r>
             <w:r>
               <w:rPr>
@@ -3044,7 +3051,81 @@
                 <w:noProof/>
                 <w:webHidden/>
               </w:rPr>
-              <w:t>27</w:t>
+              <w:t>28</w:t>
+            </w:r>
+            <w:r>
+              <w:rPr>
+                <w:noProof/>
+                <w:webHidden/>
+              </w:rPr>
+              <w:fldChar w:fldCharType="end"/>
+            </w:r>
+          </w:hyperlink>
+        </w:p>
+        <w:p>
+          <w:pPr>
+            <w:pStyle w:val="TM3"/>
+            <w:tabs>
+              <w:tab w:val="right" w:leader="dot" w:pos="8630"/>
+            </w:tabs>
+            <w:rPr>
+              <w:noProof/>
+              <w:color w:val="auto"/>
+              <w:kern w:val="2"/>
+              <w:sz w:val="24"/>
+              <w:szCs w:val="24"/>
+              <w:lang w:eastAsia="fr-CA"/>
+              <w14:ligatures w14:val="standardContextual"/>
+            </w:rPr>
+          </w:pPr>
+          <w:hyperlink w:anchor="_Toc224594570" w:history="1">
+            <w:r>
+              <w:rPr>
+                <w:rStyle w:val="Lienhypertexte"/>
+                <w:noProof/>
+              </w:rPr>
+              <w:t>Page d’horaire de groupe</w:t>
+            </w:r>
+            <w:r>
+              <w:rPr>
+                <w:noProof/>
+                <w:webHidden/>
+              </w:rPr>
+              <w:tab/>
+            </w:r>
+            <w:r>
+              <w:rPr>
+                <w:noProof/>
+                <w:webHidden/>
+              </w:rPr>
+              <w:fldChar w:fldCharType="begin"/>
+            </w:r>
+            <w:r>
+              <w:rPr>
+                <w:noProof/>
+                <w:webHidden/>
+              </w:rPr>
+              <w:instrText xml:space="preserve"> PAGEREF _Toc224594570 \h </w:instrText>
+            </w:r>
+            <w:r>
+              <w:rPr>
+                <w:noProof/>
+                <w:webHidden/>
+              </w:rPr>
+            </w:r>
+            <w:r>
+              <w:rPr>
+                <w:noProof/>
+                <w:webHidden/>
+              </w:rPr>
+              <w:fldChar w:fldCharType="separate"/>
+            </w:r>
+            <w:r>
+              <w:rPr>
+                <w:noProof/>
+                <w:webHidden/>
+              </w:rPr>
+              <w:t>29</w:t>
             </w:r>
             <w:r>
               <w:rPr>
@@ -3103,7 +3184,7 @@
           <w:rFonts w:eastAsia="Microsoft Sans Serif"/>
         </w:rPr>
       </w:pPr>
-      <w:bookmarkStart w:id="10" w:name="_Toc224508838"/>
+      <w:bookmarkStart w:id="10" w:name="_Toc224594535"/>
       <w:r>
         <w:rPr>
           <w:rFonts w:eastAsia="Microsoft Sans Serif"/>
@@ -3751,7 +3832,7 @@
           <w:rFonts w:eastAsia="Microsoft Sans Serif"/>
         </w:rPr>
       </w:pPr>
-      <w:bookmarkStart w:id="11" w:name="_Toc224508839"/>
+      <w:bookmarkStart w:id="11" w:name="_Toc224594536"/>
       <w:r>
         <w:rPr>
           <w:rFonts w:eastAsia="Microsoft Sans Serif"/>
@@ -3781,11 +3862,24 @@
         <w:t xml:space="preserve"> </w:t>
       </w:r>
       <w:r>
-        <w:t xml:space="preserve">Notre équipe The Musketeers </w:t>
-      </w:r>
-      <w:r>
-        <w:t>développe l’application LinkUp</w:t>
-      </w:r>
+        <w:t xml:space="preserve">Notre équipe The </w:t>
+      </w:r>
+      <w:proofErr w:type="spellStart"/>
+      <w:r>
+        <w:t>Musketeers</w:t>
+      </w:r>
+      <w:proofErr w:type="spellEnd"/>
+      <w:r>
+        <w:t xml:space="preserve"> </w:t>
+      </w:r>
+      <w:r>
+        <w:t xml:space="preserve">développe l’application </w:t>
+      </w:r>
+      <w:proofErr w:type="spellStart"/>
+      <w:r>
+        <w:t>LinkUp</w:t>
+      </w:r>
+      <w:proofErr w:type="spellEnd"/>
       <w:r>
         <w:t xml:space="preserve"> qui est destinée aux étudiants </w:t>
       </w:r>
@@ -3896,20 +3990,38 @@
     </w:p>
     <w:p>
       <w:r>
-        <w:t xml:space="preserve">De plus LinkUp </w:t>
+        <w:t xml:space="preserve">De plus </w:t>
+      </w:r>
+      <w:proofErr w:type="spellStart"/>
+      <w:r>
+        <w:t>LinkUp</w:t>
+      </w:r>
+      <w:proofErr w:type="spellEnd"/>
+      <w:r>
+        <w:t xml:space="preserve"> </w:t>
       </w:r>
       <w:r>
         <w:t xml:space="preserve">est </w:t>
       </w:r>
       <w:r>
-        <w:t>une application full stack qui s’appuie sur une base de données MongoDB et PostgreSQL, une API Spring Boot (Java), Next.js, React et</w:t>
+        <w:t xml:space="preserve">une application full stack qui s’appuie sur une base de données MongoDB et PostgreSQL, une API Spring Boot (Java), Next.js, </w:t>
+      </w:r>
+      <w:proofErr w:type="spellStart"/>
+      <w:r>
+        <w:t>React</w:t>
+      </w:r>
+      <w:proofErr w:type="spellEnd"/>
+      <w:r>
+        <w:t xml:space="preserve"> et</w:t>
       </w:r>
       <w:r>
         <w:t xml:space="preserve"> qui se sert des outils de </w:t>
       </w:r>
+      <w:proofErr w:type="spellStart"/>
       <w:r>
         <w:t>Tailwind</w:t>
       </w:r>
+      <w:proofErr w:type="spellEnd"/>
       <w:r>
         <w:t xml:space="preserve">, </w:t>
       </w:r>
@@ -3940,7 +4052,23 @@
     </w:p>
     <w:p>
       <w:r>
-        <w:t>Nous travaillons également sur une version cloud du projet avec Render en utilisant Aiven. Grâce à cela, les utilisateurs de l’application n’ont pas à télécharger les dépendances Spring Boot et Npm, ce qui simplifie drastiquement la collaboration et le déploiement de LinkUp.</w:t>
+        <w:t xml:space="preserve">Nous travaillons également sur une version cloud du projet avec Render en utilisant Aiven. Grâce à cela, les utilisateurs de l’application n’ont pas à télécharger les dépendances Spring Boot et </w:t>
+      </w:r>
+      <w:proofErr w:type="spellStart"/>
+      <w:r>
+        <w:t>Npm</w:t>
+      </w:r>
+      <w:proofErr w:type="spellEnd"/>
+      <w:r>
+        <w:t xml:space="preserve">, ce qui simplifie drastiquement la collaboration et le déploiement de </w:t>
+      </w:r>
+      <w:proofErr w:type="spellStart"/>
+      <w:r>
+        <w:t>LinkUp</w:t>
+      </w:r>
+      <w:proofErr w:type="spellEnd"/>
+      <w:r>
+        <w:t>.</w:t>
       </w:r>
     </w:p>
     <w:p>
@@ -3959,7 +4087,7 @@
           <w:rFonts w:eastAsia="Microsoft Sans Serif"/>
         </w:rPr>
       </w:pPr>
-      <w:bookmarkStart w:id="12" w:name="_Toc224508840"/>
+      <w:bookmarkStart w:id="12" w:name="_Toc224594537"/>
       <w:r>
         <w:rPr>
           <w:rFonts w:eastAsia="Microsoft Sans Serif"/>
@@ -4591,7 +4719,7 @@
           <w:rFonts w:eastAsia="Microsoft Sans Serif"/>
         </w:rPr>
       </w:pPr>
-      <w:bookmarkStart w:id="13" w:name="_Toc224508841"/>
+      <w:bookmarkStart w:id="13" w:name="_Toc224594538"/>
       <w:r>
         <w:rPr>
           <w:rFonts w:eastAsia="Microsoft Sans Serif"/>
@@ -4827,7 +4955,7 @@
         <w:lastRenderedPageBreak/>
         <w:t xml:space="preserve"> </w:t>
       </w:r>
-      <w:bookmarkStart w:id="14" w:name="_Toc224508842"/>
+      <w:bookmarkStart w:id="14" w:name="_Toc224594539"/>
       <w:r>
         <w:rPr>
           <w:rFonts w:eastAsia="Microsoft Sans Serif"/>
@@ -4844,7 +4972,7 @@
         </w:rPr>
       </w:pPr>
       <w:bookmarkStart w:id="15" w:name="_Toc220046944"/>
-      <w:bookmarkStart w:id="16" w:name="_Toc224508843"/>
+      <w:bookmarkStart w:id="16" w:name="_Toc224594540"/>
       <w:r>
         <w:rPr>
           <w:rFonts w:eastAsia="Microsoft Sans Serif"/>
@@ -4925,7 +5053,7 @@
           <w:rFonts w:eastAsia="Microsoft Sans Serif"/>
         </w:rPr>
       </w:pPr>
-      <w:bookmarkStart w:id="17" w:name="_Toc224508844"/>
+      <w:bookmarkStart w:id="17" w:name="_Toc224594541"/>
       <w:r>
         <w:rPr>
           <w:rFonts w:eastAsia="Microsoft Sans Serif"/>
@@ -4955,7 +5083,15 @@
     </w:p>
     <w:p>
       <w:r>
-        <w:t xml:space="preserve">Voici le modele logique </w:t>
+        <w:t xml:space="preserve">Voici le </w:t>
+      </w:r>
+      <w:proofErr w:type="spellStart"/>
+      <w:r>
+        <w:t>modele</w:t>
+      </w:r>
+      <w:proofErr w:type="spellEnd"/>
+      <w:r>
+        <w:t xml:space="preserve"> logique </w:t>
       </w:r>
       <w:r>
         <w:rPr>
@@ -5085,20 +5221,28 @@
           <w:rFonts w:eastAsia="Microsoft Sans Serif"/>
         </w:rPr>
       </w:pPr>
-      <w:bookmarkStart w:id="18" w:name="_Toc224508845"/>
+      <w:bookmarkStart w:id="18" w:name="_Toc224594542"/>
       <w:r>
         <w:rPr>
           <w:rFonts w:eastAsia="Microsoft Sans Serif"/>
         </w:rPr>
-        <w:t>Documentation des entités de LinkUp</w:t>
+        <w:t xml:space="preserve">Documentation des entités de </w:t>
+      </w:r>
+      <w:proofErr w:type="spellStart"/>
+      <w:r>
+        <w:rPr>
+          <w:rFonts w:eastAsia="Microsoft Sans Serif"/>
+        </w:rPr>
+        <w:t>LinkUp</w:t>
       </w:r>
       <w:bookmarkEnd w:id="18"/>
+      <w:proofErr w:type="spellEnd"/>
     </w:p>
     <w:p>
       <w:pPr>
         <w:pStyle w:val="Titre3"/>
       </w:pPr>
-      <w:bookmarkStart w:id="19" w:name="_Toc224508846"/>
+      <w:bookmarkStart w:id="19" w:name="_Toc224594543"/>
       <w:r>
         <w:t>Activité</w:t>
       </w:r>
@@ -5113,7 +5257,7 @@
       <w:pPr>
         <w:pStyle w:val="Titre3"/>
       </w:pPr>
-      <w:bookmarkStart w:id="20" w:name="_Toc224508847"/>
+      <w:bookmarkStart w:id="20" w:name="_Toc224594544"/>
       <w:r>
         <w:t>Étudiant</w:t>
       </w:r>
@@ -5128,7 +5272,7 @@
       <w:pPr>
         <w:pStyle w:val="Titre3"/>
       </w:pPr>
-      <w:bookmarkStart w:id="21" w:name="_Toc224508848"/>
+      <w:bookmarkStart w:id="21" w:name="_Toc224594545"/>
       <w:r>
         <w:t>Groupe</w:t>
       </w:r>
@@ -5143,7 +5287,7 @@
       <w:pPr>
         <w:pStyle w:val="Titre3"/>
       </w:pPr>
-      <w:bookmarkStart w:id="22" w:name="_Toc224508849"/>
+      <w:bookmarkStart w:id="22" w:name="_Toc224594546"/>
       <w:r>
         <w:lastRenderedPageBreak/>
         <w:t>Horaire</w:t>
@@ -5159,7 +5303,7 @@
       <w:pPr>
         <w:pStyle w:val="Titre3"/>
       </w:pPr>
-      <w:bookmarkStart w:id="23" w:name="_Toc224508850"/>
+      <w:bookmarkStart w:id="23" w:name="_Toc224594547"/>
       <w:r>
         <w:t>Notification</w:t>
       </w:r>
@@ -5174,7 +5318,7 @@
       <w:pPr>
         <w:pStyle w:val="Titre3"/>
       </w:pPr>
-      <w:bookmarkStart w:id="24" w:name="_Toc224508851"/>
+      <w:bookmarkStart w:id="24" w:name="_Toc224594548"/>
       <w:r>
         <w:t>Invitation</w:t>
       </w:r>
@@ -5189,7 +5333,7 @@
       <w:pPr>
         <w:pStyle w:val="Titre3"/>
       </w:pPr>
-      <w:bookmarkStart w:id="25" w:name="_Toc224508852"/>
+      <w:bookmarkStart w:id="25" w:name="_Toc224594549"/>
       <w:r>
         <w:t>Relations entre les entités</w:t>
       </w:r>
@@ -5286,7 +5430,7 @@
           <w:rFonts w:eastAsia="Microsoft Sans Serif"/>
         </w:rPr>
       </w:pPr>
-      <w:bookmarkStart w:id="26" w:name="_Toc224508853"/>
+      <w:bookmarkStart w:id="26" w:name="_Toc224594550"/>
       <w:r>
         <w:rPr>
           <w:rFonts w:eastAsia="Microsoft Sans Serif"/>
@@ -5345,13 +5489,42 @@
       </w:r>
     </w:p>
     <w:p>
+      <w:pPr>
+        <w:rPr>
+          <w:i/>
+          <w:iCs/>
+        </w:rPr>
+      </w:pPr>
+      <w:r>
+        <w:rPr>
+          <w:i/>
+          <w:iCs/>
+        </w:rPr>
+        <w:t>É</w:t>
+      </w:r>
+      <w:r>
+        <w:rPr>
+          <w:i/>
+          <w:iCs/>
+        </w:rPr>
+        <w:t>cran d’arriv</w:t>
+      </w:r>
+      <w:r>
+        <w:rPr>
+          <w:i/>
+          <w:iCs/>
+        </w:rPr>
+        <w:t>ée</w:t>
+      </w:r>
+    </w:p>
+    <w:p>
       <w:r>
         <w:rPr>
           <w:noProof/>
         </w:rPr>
         <w:lastRenderedPageBreak/>
         <w:drawing>
-          <wp:inline distT="0" distB="0" distL="0" distR="0" wp14:anchorId="68D95879" wp14:editId="65DA12D7">
+          <wp:inline distT="0" distB="0" distL="0" distR="0" wp14:anchorId="68D95879" wp14:editId="44285775">
             <wp:extent cx="5486400" cy="4928235"/>
             <wp:effectExtent l="0" t="0" r="0" b="5715"/>
             <wp:docPr id="541360179" name="Picture 2" descr="A screenshot of a computer&#10;&#10;AI-generated content may be incorrect."/>
@@ -5393,12 +5566,35 @@
         </w:drawing>
       </w:r>
     </w:p>
+    <w:p>
+      <w:pPr>
+        <w:rPr>
+          <w:i/>
+          <w:iCs/>
+        </w:rPr>
+      </w:pPr>
+      <w:r>
+        <w:rPr>
+          <w:i/>
+          <w:iCs/>
+        </w:rPr>
+        <w:t>É</w:t>
+      </w:r>
+      <w:r>
+        <w:rPr>
+          <w:i/>
+          <w:iCs/>
+        </w:rPr>
+        <w:t>cran d’inscription</w:t>
+      </w:r>
+    </w:p>
     <w:p/>
     <w:p>
       <w:r>
         <w:rPr>
           <w:noProof/>
         </w:rPr>
+        <w:lastRenderedPageBreak/>
         <w:drawing>
           <wp:inline distT="0" distB="0" distL="0" distR="0" wp14:anchorId="1D98AE02" wp14:editId="447EBA40">
             <wp:extent cx="5486400" cy="2867025"/>
@@ -5440,6 +5636,21 @@
             </a:graphic>
           </wp:inline>
         </w:drawing>
+      </w:r>
+    </w:p>
+    <w:p>
+      <w:pPr>
+        <w:rPr>
+          <w:i/>
+          <w:iCs/>
+        </w:rPr>
+      </w:pPr>
+      <w:r>
+        <w:rPr>
+          <w:i/>
+          <w:iCs/>
+        </w:rPr>
+        <w:t>Écran de connexion</w:t>
       </w:r>
     </w:p>
     <w:p>
@@ -5492,6 +5703,21 @@
       </w:r>
     </w:p>
     <w:p>
+      <w:pPr>
+        <w:rPr>
+          <w:i/>
+          <w:iCs/>
+        </w:rPr>
+      </w:pPr>
+      <w:r>
+        <w:rPr>
+          <w:i/>
+          <w:iCs/>
+        </w:rPr>
+        <w:t>Écran de tableau de bord</w:t>
+      </w:r>
+    </w:p>
+    <w:p>
       <w:r>
         <w:rPr>
           <w:noProof/>
@@ -5542,12 +5768,27 @@
     </w:p>
     <w:p>
       <w:pPr>
+        <w:rPr>
+          <w:i/>
+          <w:iCs/>
+        </w:rPr>
+      </w:pPr>
+      <w:r>
+        <w:rPr>
+          <w:i/>
+          <w:iCs/>
+        </w:rPr>
+        <w:t>Écran d’horaire</w:t>
+      </w:r>
+    </w:p>
+    <w:p>
+      <w:pPr>
         <w:pStyle w:val="Titre1"/>
         <w:rPr>
           <w:rFonts w:eastAsia="Microsoft Sans Serif"/>
         </w:rPr>
       </w:pPr>
-      <w:bookmarkStart w:id="27" w:name="_Toc224508854"/>
+      <w:bookmarkStart w:id="27" w:name="_Toc224594551"/>
       <w:r>
         <w:rPr>
           <w:rFonts w:eastAsia="Microsoft Sans Serif"/>
@@ -5777,7 +6018,7 @@
           <w:rFonts w:eastAsia="Microsoft Sans Serif"/>
         </w:rPr>
       </w:pPr>
-      <w:bookmarkStart w:id="28" w:name="_Toc224508855"/>
+      <w:bookmarkStart w:id="28" w:name="_Toc224594552"/>
       <w:r>
         <w:rPr>
           <w:rFonts w:eastAsia="Microsoft Sans Serif"/>
@@ -5796,7 +6037,7 @@
       <w:pPr>
         <w:pStyle w:val="Titre2"/>
       </w:pPr>
-      <w:bookmarkStart w:id="29" w:name="_Toc224508856"/>
+      <w:bookmarkStart w:id="29" w:name="_Toc224594553"/>
       <w:r>
         <w:t>Diagramme</w:t>
       </w:r>
@@ -5864,7 +6105,7 @@
           <w:rFonts w:eastAsia="Aptos Display"/>
         </w:rPr>
       </w:pPr>
-      <w:bookmarkStart w:id="30" w:name="_Toc224508857"/>
+      <w:bookmarkStart w:id="30" w:name="_Toc224594554"/>
       <w:r>
         <w:rPr>
           <w:rFonts w:eastAsia="Aptos Display"/>
@@ -5898,14 +6139,32 @@
           <w:sz w:val="21"/>
           <w:szCs w:val="21"/>
         </w:rPr>
-        <w:t>dans ce document, le mot client désigne l’utilisateur de l’application. Les relations « include » visibles dans le diagramme ont été reprises dans les tableaux. Les actions liées à la gestion des groupes supposent aussi des droits suffisants lorsqu’un retrait ou une acceptation est effectué.</w:t>
+        <w:t xml:space="preserve">dans ce document, le mot client désigne l’utilisateur de l’application. Les relations « </w:t>
+      </w:r>
+      <w:proofErr w:type="spellStart"/>
+      <w:r>
+        <w:rPr>
+          <w:rFonts w:ascii="Aptos" w:eastAsia="Aptos" w:hAnsi="Aptos" w:cs="Aptos"/>
+          <w:sz w:val="21"/>
+          <w:szCs w:val="21"/>
+        </w:rPr>
+        <w:t>include</w:t>
+      </w:r>
+      <w:proofErr w:type="spellEnd"/>
+      <w:r>
+        <w:rPr>
+          <w:rFonts w:ascii="Aptos" w:eastAsia="Aptos" w:hAnsi="Aptos" w:cs="Aptos"/>
+          <w:sz w:val="21"/>
+          <w:szCs w:val="21"/>
+        </w:rPr>
+        <w:t xml:space="preserve"> » visibles dans le diagramme ont été reprises dans les tableaux. Les actions liées à la gestion des groupes supposent aussi des droits suffisants lorsqu’un retrait ou une acceptation est effectué.</w:t>
       </w:r>
     </w:p>
     <w:p>
       <w:pPr>
         <w:pStyle w:val="Titre3"/>
       </w:pPr>
-      <w:bookmarkStart w:id="31" w:name="_Toc224508858"/>
+      <w:bookmarkStart w:id="31" w:name="_Toc224594555"/>
       <w:r>
         <w:t>1. Tableau synthèse des cas d’utilisation</w:t>
       </w:r>
@@ -5986,6 +6245,7 @@
             <w:pPr>
               <w:jc w:val="center"/>
             </w:pPr>
+            <w:proofErr w:type="spellStart"/>
             <w:r>
               <w:rPr>
                 <w:rFonts w:ascii="Aptos" w:eastAsia="Aptos" w:hAnsi="Aptos" w:cs="Aptos"/>
@@ -5996,32 +6256,9 @@
                 <w:szCs w:val="20"/>
                 <w:lang w:val="en-US"/>
               </w:rPr>
-              <w:t>Acteur principal</w:t>
-            </w:r>
-          </w:p>
-        </w:tc>
-        <w:tc>
-          <w:tcPr>
-            <w:tcW w:w="1636" w:type="dxa"/>
-            <w:tcBorders>
-              <w:top w:val="single" w:sz="8" w:space="0" w:color="C7D4E4"/>
-              <w:left w:val="single" w:sz="8" w:space="0" w:color="C7D4E4"/>
-              <w:bottom w:val="single" w:sz="8" w:space="0" w:color="C7D4E4"/>
-              <w:right w:val="single" w:sz="8" w:space="0" w:color="C7D4E4"/>
-            </w:tcBorders>
-            <w:shd w:val="clear" w:color="auto" w:fill="1F4E78"/>
-            <w:tcMar>
-              <w:top w:w="90" w:type="dxa"/>
-              <w:left w:w="90" w:type="dxa"/>
-              <w:bottom w:w="90" w:type="dxa"/>
-              <w:right w:w="90" w:type="dxa"/>
-            </w:tcMar>
-            <w:vAlign w:val="center"/>
-          </w:tcPr>
-          <w:p>
-            <w:pPr>
-              <w:jc w:val="center"/>
-            </w:pPr>
+              <w:t>Acteur</w:t>
+            </w:r>
+            <w:proofErr w:type="spellEnd"/>
             <w:r>
               <w:rPr>
                 <w:rFonts w:ascii="Aptos" w:eastAsia="Aptos" w:hAnsi="Aptos" w:cs="Aptos"/>
@@ -6032,13 +6269,13 @@
                 <w:szCs w:val="20"/>
                 <w:lang w:val="en-US"/>
               </w:rPr>
-              <w:t>Cas d’utilisation</w:t>
-            </w:r>
-          </w:p>
-        </w:tc>
-        <w:tc>
-          <w:tcPr>
-            <w:tcW w:w="3724" w:type="dxa"/>
+              <w:t xml:space="preserve"> principal</w:t>
+            </w:r>
+          </w:p>
+        </w:tc>
+        <w:tc>
+          <w:tcPr>
+            <w:tcW w:w="1636" w:type="dxa"/>
             <w:tcBorders>
               <w:top w:val="single" w:sz="8" w:space="0" w:color="C7D4E4"/>
               <w:left w:val="single" w:sz="8" w:space="0" w:color="C7D4E4"/>
@@ -6068,32 +6305,9 @@
                 <w:szCs w:val="20"/>
                 <w:lang w:val="en-US"/>
               </w:rPr>
-              <w:t>Phrase d’action</w:t>
-            </w:r>
-          </w:p>
-        </w:tc>
-        <w:tc>
-          <w:tcPr>
-            <w:tcW w:w="1346" w:type="dxa"/>
-            <w:tcBorders>
-              <w:top w:val="single" w:sz="8" w:space="0" w:color="C7D4E4"/>
-              <w:left w:val="single" w:sz="8" w:space="0" w:color="C7D4E4"/>
-              <w:bottom w:val="single" w:sz="8" w:space="0" w:color="C7D4E4"/>
-              <w:right w:val="single" w:sz="8" w:space="0" w:color="C7D4E4"/>
-            </w:tcBorders>
-            <w:shd w:val="clear" w:color="auto" w:fill="1F4E78"/>
-            <w:tcMar>
-              <w:top w:w="90" w:type="dxa"/>
-              <w:left w:w="90" w:type="dxa"/>
-              <w:bottom w:w="90" w:type="dxa"/>
-              <w:right w:w="90" w:type="dxa"/>
-            </w:tcMar>
-            <w:vAlign w:val="center"/>
-          </w:tcPr>
-          <w:p>
-            <w:pPr>
-              <w:jc w:val="center"/>
-            </w:pPr>
+              <w:t xml:space="preserve">Cas </w:t>
+            </w:r>
+            <w:proofErr w:type="spellStart"/>
             <w:r>
               <w:rPr>
                 <w:rFonts w:ascii="Aptos" w:eastAsia="Aptos" w:hAnsi="Aptos" w:cs="Aptos"/>
@@ -6104,6 +6318,93 @@
                 <w:szCs w:val="20"/>
                 <w:lang w:val="en-US"/>
               </w:rPr>
+              <w:t>d’utilisation</w:t>
+            </w:r>
+            <w:proofErr w:type="spellEnd"/>
+          </w:p>
+        </w:tc>
+        <w:tc>
+          <w:tcPr>
+            <w:tcW w:w="3724" w:type="dxa"/>
+            <w:tcBorders>
+              <w:top w:val="single" w:sz="8" w:space="0" w:color="C7D4E4"/>
+              <w:left w:val="single" w:sz="8" w:space="0" w:color="C7D4E4"/>
+              <w:bottom w:val="single" w:sz="8" w:space="0" w:color="C7D4E4"/>
+              <w:right w:val="single" w:sz="8" w:space="0" w:color="C7D4E4"/>
+            </w:tcBorders>
+            <w:shd w:val="clear" w:color="auto" w:fill="1F4E78"/>
+            <w:tcMar>
+              <w:top w:w="90" w:type="dxa"/>
+              <w:left w:w="90" w:type="dxa"/>
+              <w:bottom w:w="90" w:type="dxa"/>
+              <w:right w:w="90" w:type="dxa"/>
+            </w:tcMar>
+            <w:vAlign w:val="center"/>
+          </w:tcPr>
+          <w:p>
+            <w:pPr>
+              <w:jc w:val="center"/>
+            </w:pPr>
+            <w:r>
+              <w:rPr>
+                <w:rFonts w:ascii="Aptos" w:eastAsia="Aptos" w:hAnsi="Aptos" w:cs="Aptos"/>
+                <w:b/>
+                <w:bCs/>
+                <w:color w:val="FFFFFF" w:themeColor="background1"/>
+                <w:sz w:val="20"/>
+                <w:szCs w:val="20"/>
+                <w:lang w:val="en-US"/>
+              </w:rPr>
+              <w:t xml:space="preserve">Phrase </w:t>
+            </w:r>
+            <w:proofErr w:type="spellStart"/>
+            <w:r>
+              <w:rPr>
+                <w:rFonts w:ascii="Aptos" w:eastAsia="Aptos" w:hAnsi="Aptos" w:cs="Aptos"/>
+                <w:b/>
+                <w:bCs/>
+                <w:color w:val="FFFFFF" w:themeColor="background1"/>
+                <w:sz w:val="20"/>
+                <w:szCs w:val="20"/>
+                <w:lang w:val="en-US"/>
+              </w:rPr>
+              <w:t>d’action</w:t>
+            </w:r>
+            <w:proofErr w:type="spellEnd"/>
+          </w:p>
+        </w:tc>
+        <w:tc>
+          <w:tcPr>
+            <w:tcW w:w="1346" w:type="dxa"/>
+            <w:tcBorders>
+              <w:top w:val="single" w:sz="8" w:space="0" w:color="C7D4E4"/>
+              <w:left w:val="single" w:sz="8" w:space="0" w:color="C7D4E4"/>
+              <w:bottom w:val="single" w:sz="8" w:space="0" w:color="C7D4E4"/>
+              <w:right w:val="single" w:sz="8" w:space="0" w:color="C7D4E4"/>
+            </w:tcBorders>
+            <w:shd w:val="clear" w:color="auto" w:fill="1F4E78"/>
+            <w:tcMar>
+              <w:top w:w="90" w:type="dxa"/>
+              <w:left w:w="90" w:type="dxa"/>
+              <w:bottom w:w="90" w:type="dxa"/>
+              <w:right w:w="90" w:type="dxa"/>
+            </w:tcMar>
+            <w:vAlign w:val="center"/>
+          </w:tcPr>
+          <w:p>
+            <w:pPr>
+              <w:jc w:val="center"/>
+            </w:pPr>
+            <w:r>
+              <w:rPr>
+                <w:rFonts w:ascii="Aptos" w:eastAsia="Aptos" w:hAnsi="Aptos" w:cs="Aptos"/>
+                <w:b/>
+                <w:bCs/>
+                <w:color w:val="FFFFFF" w:themeColor="background1"/>
+                <w:sz w:val="20"/>
+                <w:szCs w:val="20"/>
+                <w:lang w:val="en-US"/>
+              </w:rPr>
               <w:t>Relation</w:t>
             </w:r>
           </w:p>
@@ -6166,6 +6467,7 @@
             <w:pPr>
               <w:jc w:val="center"/>
             </w:pPr>
+            <w:proofErr w:type="spellStart"/>
             <w:r>
               <w:rPr>
                 <w:rFonts w:ascii="Aptos" w:eastAsia="Aptos" w:hAnsi="Aptos" w:cs="Aptos"/>
@@ -6173,28 +6475,9 @@
                 <w:szCs w:val="19"/>
                 <w:lang w:val="en-US"/>
               </w:rPr>
-              <w:t>Utilisateur non connecté</w:t>
-            </w:r>
-          </w:p>
-        </w:tc>
-        <w:tc>
-          <w:tcPr>
-            <w:tcW w:w="1636" w:type="dxa"/>
-            <w:tcBorders>
-              <w:top w:val="single" w:sz="8" w:space="0" w:color="C7D4E4"/>
-              <w:left w:val="single" w:sz="8" w:space="0" w:color="C7D4E4"/>
-              <w:bottom w:val="single" w:sz="8" w:space="0" w:color="C7D4E4"/>
-              <w:right w:val="single" w:sz="8" w:space="0" w:color="C7D4E4"/>
-            </w:tcBorders>
-            <w:tcMar>
-              <w:top w:w="70" w:type="dxa"/>
-              <w:left w:w="90" w:type="dxa"/>
-              <w:bottom w:w="70" w:type="dxa"/>
-              <w:right w:w="90" w:type="dxa"/>
-            </w:tcMar>
-            <w:vAlign w:val="center"/>
-          </w:tcPr>
-          <w:p>
+              <w:t>Utilisateur</w:t>
+            </w:r>
+            <w:proofErr w:type="spellEnd"/>
             <w:r>
               <w:rPr>
                 <w:rFonts w:ascii="Aptos" w:eastAsia="Aptos" w:hAnsi="Aptos" w:cs="Aptos"/>
@@ -6202,8 +6485,59 @@
                 <w:szCs w:val="19"/>
                 <w:lang w:val="en-US"/>
               </w:rPr>
-              <w:t>Créer un compte</w:t>
-            </w:r>
+              <w:t xml:space="preserve"> non </w:t>
+            </w:r>
+            <w:proofErr w:type="spellStart"/>
+            <w:r>
+              <w:rPr>
+                <w:rFonts w:ascii="Aptos" w:eastAsia="Aptos" w:hAnsi="Aptos" w:cs="Aptos"/>
+                <w:sz w:val="19"/>
+                <w:szCs w:val="19"/>
+                <w:lang w:val="en-US"/>
+              </w:rPr>
+              <w:t>connecté</w:t>
+            </w:r>
+            <w:proofErr w:type="spellEnd"/>
+          </w:p>
+        </w:tc>
+        <w:tc>
+          <w:tcPr>
+            <w:tcW w:w="1636" w:type="dxa"/>
+            <w:tcBorders>
+              <w:top w:val="single" w:sz="8" w:space="0" w:color="C7D4E4"/>
+              <w:left w:val="single" w:sz="8" w:space="0" w:color="C7D4E4"/>
+              <w:bottom w:val="single" w:sz="8" w:space="0" w:color="C7D4E4"/>
+              <w:right w:val="single" w:sz="8" w:space="0" w:color="C7D4E4"/>
+            </w:tcBorders>
+            <w:tcMar>
+              <w:top w:w="70" w:type="dxa"/>
+              <w:left w:w="90" w:type="dxa"/>
+              <w:bottom w:w="70" w:type="dxa"/>
+              <w:right w:w="90" w:type="dxa"/>
+            </w:tcMar>
+            <w:vAlign w:val="center"/>
+          </w:tcPr>
+          <w:p>
+            <w:r>
+              <w:rPr>
+                <w:rFonts w:ascii="Aptos" w:eastAsia="Aptos" w:hAnsi="Aptos" w:cs="Aptos"/>
+                <w:sz w:val="19"/>
+                <w:szCs w:val="19"/>
+                <w:lang w:val="en-US"/>
+              </w:rPr>
+              <w:t xml:space="preserve">Créer un </w:t>
+            </w:r>
+            <w:proofErr w:type="spellStart"/>
+            <w:r>
+              <w:rPr>
+                <w:rFonts w:ascii="Aptos" w:eastAsia="Aptos" w:hAnsi="Aptos" w:cs="Aptos"/>
+                <w:sz w:val="19"/>
+                <w:szCs w:val="19"/>
+                <w:lang w:val="en-US"/>
+              </w:rPr>
+              <w:t>compte</w:t>
+            </w:r>
+            <w:proofErr w:type="spellEnd"/>
           </w:p>
         </w:tc>
         <w:tc>
@@ -6255,6 +6589,8 @@
             <w:pPr>
               <w:jc w:val="center"/>
             </w:pPr>
+            <w:proofErr w:type="spellStart"/>
+            <w:proofErr w:type="gramStart"/>
             <w:r>
               <w:rPr>
                 <w:rFonts w:ascii="Aptos" w:eastAsia="Aptos" w:hAnsi="Aptos" w:cs="Aptos"/>
@@ -6262,8 +6598,59 @@
                 <w:szCs w:val="19"/>
                 <w:lang w:val="en-US"/>
               </w:rPr>
-              <w:t>Inclut : Établir connexion</w:t>
-            </w:r>
+              <w:t>Inclut</w:t>
+            </w:r>
+            <w:proofErr w:type="spellEnd"/>
+            <w:r>
+              <w:rPr>
+                <w:rFonts w:ascii="Aptos" w:eastAsia="Aptos" w:hAnsi="Aptos" w:cs="Aptos"/>
+                <w:sz w:val="19"/>
+                <w:szCs w:val="19"/>
+                <w:lang w:val="en-US"/>
+              </w:rPr>
+              <w:t xml:space="preserve"> :</w:t>
+            </w:r>
+            <w:proofErr w:type="gramEnd"/>
+            <w:r>
+              <w:rPr>
+                <w:rFonts w:ascii="Aptos" w:eastAsia="Aptos" w:hAnsi="Aptos" w:cs="Aptos"/>
+                <w:sz w:val="19"/>
+                <w:szCs w:val="19"/>
+                <w:lang w:val="en-US"/>
+              </w:rPr>
+              <w:t xml:space="preserve"> </w:t>
+            </w:r>
+            <w:proofErr w:type="spellStart"/>
+            <w:r>
+              <w:rPr>
+                <w:rFonts w:ascii="Aptos" w:eastAsia="Aptos" w:hAnsi="Aptos" w:cs="Aptos"/>
+                <w:sz w:val="19"/>
+                <w:szCs w:val="19"/>
+                <w:lang w:val="en-US"/>
+              </w:rPr>
+              <w:t>Établir</w:t>
+            </w:r>
+            <w:proofErr w:type="spellEnd"/>
+            <w:r>
+              <w:rPr>
+                <w:rFonts w:ascii="Aptos" w:eastAsia="Aptos" w:hAnsi="Aptos" w:cs="Aptos"/>
+                <w:sz w:val="19"/>
+                <w:szCs w:val="19"/>
+                <w:lang w:val="en-US"/>
+              </w:rPr>
+              <w:t xml:space="preserve"> </w:t>
+            </w:r>
+            <w:proofErr w:type="spellStart"/>
+            <w:r>
+              <w:rPr>
+                <w:rFonts w:ascii="Aptos" w:eastAsia="Aptos" w:hAnsi="Aptos" w:cs="Aptos"/>
+                <w:sz w:val="19"/>
+                <w:szCs w:val="19"/>
+                <w:lang w:val="en-US"/>
+              </w:rPr>
+              <w:t>connexion</w:t>
+            </w:r>
+            <w:proofErr w:type="spellEnd"/>
           </w:p>
         </w:tc>
       </w:tr>
@@ -6326,6 +6713,7 @@
             <w:pPr>
               <w:jc w:val="center"/>
             </w:pPr>
+            <w:proofErr w:type="spellStart"/>
             <w:r>
               <w:rPr>
                 <w:rFonts w:ascii="Aptos" w:eastAsia="Aptos" w:hAnsi="Aptos" w:cs="Aptos"/>
@@ -6333,8 +6721,29 @@
                 <w:szCs w:val="19"/>
                 <w:lang w:val="en-US"/>
               </w:rPr>
-              <w:t>Utilisateur non connecté</w:t>
-            </w:r>
+              <w:t>Utilisateur</w:t>
+            </w:r>
+            <w:proofErr w:type="spellEnd"/>
+            <w:r>
+              <w:rPr>
+                <w:rFonts w:ascii="Aptos" w:eastAsia="Aptos" w:hAnsi="Aptos" w:cs="Aptos"/>
+                <w:sz w:val="19"/>
+                <w:szCs w:val="19"/>
+                <w:lang w:val="en-US"/>
+              </w:rPr>
+              <w:t xml:space="preserve"> non </w:t>
+            </w:r>
+            <w:proofErr w:type="spellStart"/>
+            <w:r>
+              <w:rPr>
+                <w:rFonts w:ascii="Aptos" w:eastAsia="Aptos" w:hAnsi="Aptos" w:cs="Aptos"/>
+                <w:sz w:val="19"/>
+                <w:szCs w:val="19"/>
+                <w:lang w:val="en-US"/>
+              </w:rPr>
+              <w:t>connecté</w:t>
+            </w:r>
+            <w:proofErr w:type="spellEnd"/>
           </w:p>
         </w:tc>
         <w:tc>
@@ -6516,6 +6925,7 @@
             <w:vAlign w:val="center"/>
           </w:tcPr>
           <w:p>
+            <w:proofErr w:type="spellStart"/>
             <w:r>
               <w:rPr>
                 <w:rFonts w:ascii="Aptos" w:eastAsia="Aptos" w:hAnsi="Aptos" w:cs="Aptos"/>
@@ -6523,8 +6933,29 @@
                 <w:szCs w:val="19"/>
                 <w:lang w:val="en-US"/>
               </w:rPr>
-              <w:t>Établir connexion</w:t>
-            </w:r>
+              <w:t>Établir</w:t>
+            </w:r>
+            <w:proofErr w:type="spellEnd"/>
+            <w:r>
+              <w:rPr>
+                <w:rFonts w:ascii="Aptos" w:eastAsia="Aptos" w:hAnsi="Aptos" w:cs="Aptos"/>
+                <w:sz w:val="19"/>
+                <w:szCs w:val="19"/>
+                <w:lang w:val="en-US"/>
+              </w:rPr>
+              <w:t xml:space="preserve"> </w:t>
+            </w:r>
+            <w:proofErr w:type="spellStart"/>
+            <w:r>
+              <w:rPr>
+                <w:rFonts w:ascii="Aptos" w:eastAsia="Aptos" w:hAnsi="Aptos" w:cs="Aptos"/>
+                <w:sz w:val="19"/>
+                <w:szCs w:val="19"/>
+                <w:lang w:val="en-US"/>
+              </w:rPr>
+              <w:t>connexion</w:t>
+            </w:r>
+            <w:proofErr w:type="spellEnd"/>
           </w:p>
         </w:tc>
         <w:tc>
@@ -6646,6 +7077,7 @@
             <w:pPr>
               <w:jc w:val="center"/>
             </w:pPr>
+            <w:proofErr w:type="spellStart"/>
             <w:r>
               <w:rPr>
                 <w:rFonts w:ascii="Aptos" w:eastAsia="Aptos" w:hAnsi="Aptos" w:cs="Aptos"/>
@@ -6655,6 +7087,7 @@
               </w:rPr>
               <w:t>Utilisateur</w:t>
             </w:r>
+            <w:proofErr w:type="spellEnd"/>
           </w:p>
         </w:tc>
         <w:tc>
@@ -6683,8 +7116,21 @@
                 <w:szCs w:val="19"/>
                 <w:lang w:val="en-US"/>
               </w:rPr>
-              <w:t>Mettre à jour informations</w:t>
-            </w:r>
+              <w:t xml:space="preserve">Mettre à jour </w:t>
+            </w:r>
+            <w:proofErr w:type="spellStart"/>
+            <w:proofErr w:type="gramStart"/>
+            <w:r>
+              <w:rPr>
+                <w:rFonts w:ascii="Aptos" w:eastAsia="Aptos" w:hAnsi="Aptos" w:cs="Aptos"/>
+                <w:sz w:val="19"/>
+                <w:szCs w:val="19"/>
+                <w:lang w:val="en-US"/>
+              </w:rPr>
+              <w:t>informations</w:t>
+            </w:r>
+            <w:proofErr w:type="spellEnd"/>
+            <w:proofErr w:type="gramEnd"/>
           </w:p>
         </w:tc>
         <w:tc>
@@ -6807,6 +7253,7 @@
             <w:pPr>
               <w:jc w:val="center"/>
             </w:pPr>
+            <w:proofErr w:type="spellStart"/>
             <w:r>
               <w:rPr>
                 <w:rFonts w:ascii="Aptos" w:eastAsia="Aptos" w:hAnsi="Aptos" w:cs="Aptos"/>
@@ -6816,6 +7263,7 @@
               </w:rPr>
               <w:t>Utilisateur</w:t>
             </w:r>
+            <w:proofErr w:type="spellEnd"/>
           </w:p>
         </w:tc>
         <w:tc>
@@ -6836,6 +7284,7 @@
             <w:vAlign w:val="center"/>
           </w:tcPr>
           <w:p>
+            <w:proofErr w:type="spellStart"/>
             <w:r>
               <w:rPr>
                 <w:rFonts w:ascii="Aptos" w:eastAsia="Aptos" w:hAnsi="Aptos" w:cs="Aptos"/>
@@ -6843,8 +7292,29 @@
                 <w:szCs w:val="19"/>
                 <w:lang w:val="en-US"/>
               </w:rPr>
-              <w:t>Supprimer compte</w:t>
-            </w:r>
+              <w:t>Supprimer</w:t>
+            </w:r>
+            <w:proofErr w:type="spellEnd"/>
+            <w:r>
+              <w:rPr>
+                <w:rFonts w:ascii="Aptos" w:eastAsia="Aptos" w:hAnsi="Aptos" w:cs="Aptos"/>
+                <w:sz w:val="19"/>
+                <w:szCs w:val="19"/>
+                <w:lang w:val="en-US"/>
+              </w:rPr>
+              <w:t xml:space="preserve"> </w:t>
+            </w:r>
+            <w:proofErr w:type="spellStart"/>
+            <w:r>
+              <w:rPr>
+                <w:rFonts w:ascii="Aptos" w:eastAsia="Aptos" w:hAnsi="Aptos" w:cs="Aptos"/>
+                <w:sz w:val="19"/>
+                <w:szCs w:val="19"/>
+                <w:lang w:val="en-US"/>
+              </w:rPr>
+              <w:t>compte</w:t>
+            </w:r>
+            <w:proofErr w:type="spellEnd"/>
           </w:p>
         </w:tc>
         <w:tc>
@@ -6896,6 +7366,8 @@
             <w:pPr>
               <w:jc w:val="center"/>
             </w:pPr>
+            <w:proofErr w:type="spellStart"/>
+            <w:proofErr w:type="gramStart"/>
             <w:r>
               <w:rPr>
                 <w:rFonts w:ascii="Aptos" w:eastAsia="Aptos" w:hAnsi="Aptos" w:cs="Aptos"/>
@@ -6903,8 +7375,39 @@
                 <w:szCs w:val="19"/>
                 <w:lang w:val="en-US"/>
               </w:rPr>
-              <w:t>Inclut : Confirmer suppression compte</w:t>
-            </w:r>
+              <w:t>Inclut</w:t>
+            </w:r>
+            <w:proofErr w:type="spellEnd"/>
+            <w:r>
+              <w:rPr>
+                <w:rFonts w:ascii="Aptos" w:eastAsia="Aptos" w:hAnsi="Aptos" w:cs="Aptos"/>
+                <w:sz w:val="19"/>
+                <w:szCs w:val="19"/>
+                <w:lang w:val="en-US"/>
+              </w:rPr>
+              <w:t xml:space="preserve"> :</w:t>
+            </w:r>
+            <w:proofErr w:type="gramEnd"/>
+            <w:r>
+              <w:rPr>
+                <w:rFonts w:ascii="Aptos" w:eastAsia="Aptos" w:hAnsi="Aptos" w:cs="Aptos"/>
+                <w:sz w:val="19"/>
+                <w:szCs w:val="19"/>
+                <w:lang w:val="en-US"/>
+              </w:rPr>
+              <w:t xml:space="preserve"> Confirmer suppression </w:t>
+            </w:r>
+            <w:proofErr w:type="spellStart"/>
+            <w:r>
+              <w:rPr>
+                <w:rFonts w:ascii="Aptos" w:eastAsia="Aptos" w:hAnsi="Aptos" w:cs="Aptos"/>
+                <w:sz w:val="19"/>
+                <w:szCs w:val="19"/>
+                <w:lang w:val="en-US"/>
+              </w:rPr>
+              <w:t>compte</w:t>
+            </w:r>
+            <w:proofErr w:type="spellEnd"/>
           </w:p>
         </w:tc>
       </w:tr>
@@ -6967,6 +7470,7 @@
             <w:pPr>
               <w:jc w:val="center"/>
             </w:pPr>
+            <w:proofErr w:type="spellStart"/>
             <w:r>
               <w:rPr>
                 <w:rFonts w:ascii="Aptos" w:eastAsia="Aptos" w:hAnsi="Aptos" w:cs="Aptos"/>
@@ -6976,6 +7480,7 @@
               </w:rPr>
               <w:t>Utilisateur</w:t>
             </w:r>
+            <w:proofErr w:type="spellEnd"/>
           </w:p>
         </w:tc>
         <w:tc>
@@ -7004,8 +7509,19 @@
                 <w:szCs w:val="19"/>
                 <w:lang w:val="en-US"/>
               </w:rPr>
-              <w:t>Confirmer suppression compte</w:t>
-            </w:r>
+              <w:t xml:space="preserve">Confirmer suppression </w:t>
+            </w:r>
+            <w:proofErr w:type="spellStart"/>
+            <w:r>
+              <w:rPr>
+                <w:rFonts w:ascii="Aptos" w:eastAsia="Aptos" w:hAnsi="Aptos" w:cs="Aptos"/>
+                <w:sz w:val="19"/>
+                <w:szCs w:val="19"/>
+                <w:lang w:val="en-US"/>
+              </w:rPr>
+              <w:t>compte</w:t>
+            </w:r>
+            <w:proofErr w:type="spellEnd"/>
           </w:p>
         </w:tc>
         <w:tc>
@@ -7059,6 +7575,7 @@
             <w:pPr>
               <w:jc w:val="center"/>
             </w:pPr>
+            <w:proofErr w:type="spellStart"/>
             <w:r>
               <w:rPr>
                 <w:rFonts w:ascii="Aptos" w:eastAsia="Aptos" w:hAnsi="Aptos" w:cs="Aptos"/>
@@ -7066,8 +7583,69 @@
                 <w:szCs w:val="19"/>
                 <w:lang w:val="en-US"/>
               </w:rPr>
-              <w:t>Inclus par : Supprimer compte</w:t>
-            </w:r>
+              <w:t>Inclus</w:t>
+            </w:r>
+            <w:proofErr w:type="spellEnd"/>
+            <w:r>
+              <w:rPr>
+                <w:rFonts w:ascii="Aptos" w:eastAsia="Aptos" w:hAnsi="Aptos" w:cs="Aptos"/>
+                <w:sz w:val="19"/>
+                <w:szCs w:val="19"/>
+                <w:lang w:val="en-US"/>
+              </w:rPr>
+              <w:t xml:space="preserve"> </w:t>
+            </w:r>
+            <w:proofErr w:type="gramStart"/>
+            <w:r>
+              <w:rPr>
+                <w:rFonts w:ascii="Aptos" w:eastAsia="Aptos" w:hAnsi="Aptos" w:cs="Aptos"/>
+                <w:sz w:val="19"/>
+                <w:szCs w:val="19"/>
+                <w:lang w:val="en-US"/>
+              </w:rPr>
+              <w:t>par :</w:t>
+            </w:r>
+            <w:proofErr w:type="gramEnd"/>
+            <w:r>
+              <w:rPr>
+                <w:rFonts w:ascii="Aptos" w:eastAsia="Aptos" w:hAnsi="Aptos" w:cs="Aptos"/>
+                <w:sz w:val="19"/>
+                <w:szCs w:val="19"/>
+                <w:lang w:val="en-US"/>
+              </w:rPr>
+              <w:t xml:space="preserve"> </w:t>
+            </w:r>
+            <w:proofErr w:type="spellStart"/>
+            <w:r>
+              <w:rPr>
+                <w:rFonts w:ascii="Aptos" w:eastAsia="Aptos" w:hAnsi="Aptos" w:cs="Aptos"/>
+                <w:sz w:val="19"/>
+                <w:szCs w:val="19"/>
+                <w:lang w:val="en-US"/>
+              </w:rPr>
+              <w:t>Supprimer</w:t>
+            </w:r>
+            <w:proofErr w:type="spellEnd"/>
+            <w:r>
+              <w:rPr>
+                <w:rFonts w:ascii="Aptos" w:eastAsia="Aptos" w:hAnsi="Aptos" w:cs="Aptos"/>
+                <w:sz w:val="19"/>
+                <w:szCs w:val="19"/>
+                <w:lang w:val="en-US"/>
+              </w:rPr>
+              <w:t xml:space="preserve"> </w:t>
+            </w:r>
+            <w:proofErr w:type="spellStart"/>
+            <w:r>
+              <w:rPr>
+                <w:rFonts w:ascii="Aptos" w:eastAsia="Aptos" w:hAnsi="Aptos" w:cs="Aptos"/>
+                <w:sz w:val="19"/>
+                <w:szCs w:val="19"/>
+                <w:lang w:val="en-US"/>
+              </w:rPr>
+              <w:t>compte</w:t>
+            </w:r>
+            <w:proofErr w:type="spellEnd"/>
           </w:p>
         </w:tc>
       </w:tr>
@@ -7128,6 +7706,7 @@
             <w:pPr>
               <w:jc w:val="center"/>
             </w:pPr>
+            <w:proofErr w:type="spellStart"/>
             <w:r>
               <w:rPr>
                 <w:rFonts w:ascii="Aptos" w:eastAsia="Aptos" w:hAnsi="Aptos" w:cs="Aptos"/>
@@ -7137,6 +7716,7 @@
               </w:rPr>
               <w:t>Utilisateur</w:t>
             </w:r>
+            <w:proofErr w:type="spellEnd"/>
           </w:p>
         </w:tc>
         <w:tc>
@@ -7157,6 +7737,7 @@
             <w:vAlign w:val="center"/>
           </w:tcPr>
           <w:p>
+            <w:proofErr w:type="spellStart"/>
             <w:r>
               <w:rPr>
                 <w:rFonts w:ascii="Aptos" w:eastAsia="Aptos" w:hAnsi="Aptos" w:cs="Aptos"/>
@@ -7164,8 +7745,29 @@
                 <w:szCs w:val="19"/>
                 <w:lang w:val="en-US"/>
               </w:rPr>
-              <w:t>Insérer horaire</w:t>
-            </w:r>
+              <w:t>Insérer</w:t>
+            </w:r>
+            <w:proofErr w:type="spellEnd"/>
+            <w:r>
+              <w:rPr>
+                <w:rFonts w:ascii="Aptos" w:eastAsia="Aptos" w:hAnsi="Aptos" w:cs="Aptos"/>
+                <w:sz w:val="19"/>
+                <w:szCs w:val="19"/>
+                <w:lang w:val="en-US"/>
+              </w:rPr>
+              <w:t xml:space="preserve"> </w:t>
+            </w:r>
+            <w:proofErr w:type="spellStart"/>
+            <w:r>
+              <w:rPr>
+                <w:rFonts w:ascii="Aptos" w:eastAsia="Aptos" w:hAnsi="Aptos" w:cs="Aptos"/>
+                <w:sz w:val="19"/>
+                <w:szCs w:val="19"/>
+                <w:lang w:val="en-US"/>
+              </w:rPr>
+              <w:t>horaire</w:t>
+            </w:r>
+            <w:proofErr w:type="spellEnd"/>
           </w:p>
         </w:tc>
         <w:tc>
@@ -7288,6 +7890,7 @@
             <w:pPr>
               <w:jc w:val="center"/>
             </w:pPr>
+            <w:proofErr w:type="spellStart"/>
             <w:r>
               <w:rPr>
                 <w:rFonts w:ascii="Aptos" w:eastAsia="Aptos" w:hAnsi="Aptos" w:cs="Aptos"/>
@@ -7297,6 +7900,7 @@
               </w:rPr>
               <w:t>Utilisateur</w:t>
             </w:r>
+            <w:proofErr w:type="spellEnd"/>
           </w:p>
         </w:tc>
         <w:tc>
@@ -7325,8 +7929,19 @@
                 <w:szCs w:val="19"/>
                 <w:lang w:val="en-US"/>
               </w:rPr>
-              <w:t>Consulter horaire</w:t>
-            </w:r>
+              <w:t xml:space="preserve">Consulter </w:t>
+            </w:r>
+            <w:proofErr w:type="spellStart"/>
+            <w:r>
+              <w:rPr>
+                <w:rFonts w:ascii="Aptos" w:eastAsia="Aptos" w:hAnsi="Aptos" w:cs="Aptos"/>
+                <w:sz w:val="19"/>
+                <w:szCs w:val="19"/>
+                <w:lang w:val="en-US"/>
+              </w:rPr>
+              <w:t>horaire</w:t>
+            </w:r>
+            <w:proofErr w:type="spellEnd"/>
           </w:p>
         </w:tc>
         <w:tc>
@@ -7449,6 +8064,7 @@
             <w:pPr>
               <w:jc w:val="center"/>
             </w:pPr>
+            <w:proofErr w:type="spellStart"/>
             <w:r>
               <w:rPr>
                 <w:rFonts w:ascii="Aptos" w:eastAsia="Aptos" w:hAnsi="Aptos" w:cs="Aptos"/>
@@ -7458,6 +8074,7 @@
               </w:rPr>
               <w:t>Utilisateur</w:t>
             </w:r>
+            <w:proofErr w:type="spellEnd"/>
           </w:p>
         </w:tc>
         <w:tc>
@@ -7478,6 +8095,7 @@
             <w:vAlign w:val="center"/>
           </w:tcPr>
           <w:p>
+            <w:proofErr w:type="spellStart"/>
             <w:r>
               <w:rPr>
                 <w:rFonts w:ascii="Aptos" w:eastAsia="Aptos" w:hAnsi="Aptos" w:cs="Aptos"/>
@@ -7485,8 +8103,29 @@
                 <w:szCs w:val="19"/>
                 <w:lang w:val="en-US"/>
               </w:rPr>
-              <w:t>Préciser durée de l'horaire</w:t>
-            </w:r>
+              <w:t>Préciser</w:t>
+            </w:r>
+            <w:proofErr w:type="spellEnd"/>
+            <w:r>
+              <w:rPr>
+                <w:rFonts w:ascii="Aptos" w:eastAsia="Aptos" w:hAnsi="Aptos" w:cs="Aptos"/>
+                <w:sz w:val="19"/>
+                <w:szCs w:val="19"/>
+                <w:lang w:val="en-US"/>
+              </w:rPr>
+              <w:t xml:space="preserve"> durée de </w:t>
+            </w:r>
+            <w:proofErr w:type="spellStart"/>
+            <w:r>
+              <w:rPr>
+                <w:rFonts w:ascii="Aptos" w:eastAsia="Aptos" w:hAnsi="Aptos" w:cs="Aptos"/>
+                <w:sz w:val="19"/>
+                <w:szCs w:val="19"/>
+                <w:lang w:val="en-US"/>
+              </w:rPr>
+              <w:t>l'horaire</w:t>
+            </w:r>
+            <w:proofErr w:type="spellEnd"/>
           </w:p>
         </w:tc>
         <w:tc>
@@ -7609,6 +8248,7 @@
             <w:pPr>
               <w:jc w:val="center"/>
             </w:pPr>
+            <w:proofErr w:type="spellStart"/>
             <w:r>
               <w:rPr>
                 <w:rFonts w:ascii="Aptos" w:eastAsia="Aptos" w:hAnsi="Aptos" w:cs="Aptos"/>
@@ -7618,6 +8258,7 @@
               </w:rPr>
               <w:t>Utilisateur</w:t>
             </w:r>
+            <w:proofErr w:type="spellEnd"/>
           </w:p>
         </w:tc>
         <w:tc>
@@ -7646,8 +8287,19 @@
                 <w:szCs w:val="19"/>
                 <w:lang w:val="en-US"/>
               </w:rPr>
-              <w:t>Modifier horaire</w:t>
-            </w:r>
+              <w:t xml:space="preserve">Modifier </w:t>
+            </w:r>
+            <w:proofErr w:type="spellStart"/>
+            <w:r>
+              <w:rPr>
+                <w:rFonts w:ascii="Aptos" w:eastAsia="Aptos" w:hAnsi="Aptos" w:cs="Aptos"/>
+                <w:sz w:val="19"/>
+                <w:szCs w:val="19"/>
+                <w:lang w:val="en-US"/>
+              </w:rPr>
+              <w:t>horaire</w:t>
+            </w:r>
+            <w:proofErr w:type="spellEnd"/>
           </w:p>
         </w:tc>
         <w:tc>
@@ -7770,6 +8422,7 @@
             <w:pPr>
               <w:jc w:val="center"/>
             </w:pPr>
+            <w:proofErr w:type="spellStart"/>
             <w:r>
               <w:rPr>
                 <w:rFonts w:ascii="Aptos" w:eastAsia="Aptos" w:hAnsi="Aptos" w:cs="Aptos"/>
@@ -7779,6 +8432,7 @@
               </w:rPr>
               <w:t>Utilisateur</w:t>
             </w:r>
+            <w:proofErr w:type="spellEnd"/>
           </w:p>
         </w:tc>
         <w:tc>
@@ -7806,8 +8460,19 @@
                 <w:szCs w:val="19"/>
                 <w:lang w:val="en-US"/>
               </w:rPr>
-              <w:t>Créer un groupe</w:t>
-            </w:r>
+              <w:t xml:space="preserve">Créer un </w:t>
+            </w:r>
+            <w:proofErr w:type="spellStart"/>
+            <w:r>
+              <w:rPr>
+                <w:rFonts w:ascii="Aptos" w:eastAsia="Aptos" w:hAnsi="Aptos" w:cs="Aptos"/>
+                <w:sz w:val="19"/>
+                <w:szCs w:val="19"/>
+                <w:lang w:val="en-US"/>
+              </w:rPr>
+              <w:t>groupe</w:t>
+            </w:r>
+            <w:proofErr w:type="spellEnd"/>
           </w:p>
         </w:tc>
         <w:tc>
@@ -7931,6 +8596,7 @@
             <w:pPr>
               <w:jc w:val="center"/>
             </w:pPr>
+            <w:proofErr w:type="spellStart"/>
             <w:r>
               <w:rPr>
                 <w:rFonts w:ascii="Aptos" w:eastAsia="Aptos" w:hAnsi="Aptos" w:cs="Aptos"/>
@@ -7940,6 +8606,7 @@
               </w:rPr>
               <w:t>Utilisateur</w:t>
             </w:r>
+            <w:proofErr w:type="spellEnd"/>
           </w:p>
         </w:tc>
         <w:tc>
@@ -8098,6 +8765,7 @@
             <w:pPr>
               <w:jc w:val="center"/>
             </w:pPr>
+            <w:proofErr w:type="spellStart"/>
             <w:r>
               <w:rPr>
                 <w:rFonts w:ascii="Aptos" w:eastAsia="Aptos" w:hAnsi="Aptos" w:cs="Aptos"/>
@@ -8107,6 +8775,7 @@
               </w:rPr>
               <w:t>Utilisateur</w:t>
             </w:r>
+            <w:proofErr w:type="spellEnd"/>
           </w:p>
         </w:tc>
         <w:tc>
@@ -8264,6 +8933,7 @@
             <w:pPr>
               <w:jc w:val="center"/>
             </w:pPr>
+            <w:proofErr w:type="spellStart"/>
             <w:r>
               <w:rPr>
                 <w:rFonts w:ascii="Aptos" w:eastAsia="Aptos" w:hAnsi="Aptos" w:cs="Aptos"/>
@@ -8273,6 +8943,7 @@
               </w:rPr>
               <w:t>Utilisateur</w:t>
             </w:r>
+            <w:proofErr w:type="spellEnd"/>
           </w:p>
         </w:tc>
         <w:tc>
@@ -8431,6 +9102,7 @@
             <w:pPr>
               <w:jc w:val="center"/>
             </w:pPr>
+            <w:proofErr w:type="spellStart"/>
             <w:r>
               <w:rPr>
                 <w:rFonts w:ascii="Aptos" w:eastAsia="Aptos" w:hAnsi="Aptos" w:cs="Aptos"/>
@@ -8440,6 +9112,7 @@
               </w:rPr>
               <w:t>Utilisateur</w:t>
             </w:r>
+            <w:proofErr w:type="spellEnd"/>
           </w:p>
         </w:tc>
         <w:tc>
@@ -8597,6 +9270,7 @@
             <w:pPr>
               <w:jc w:val="center"/>
             </w:pPr>
+            <w:proofErr w:type="spellStart"/>
             <w:r>
               <w:rPr>
                 <w:rFonts w:ascii="Aptos" w:eastAsia="Aptos" w:hAnsi="Aptos" w:cs="Aptos"/>
@@ -8606,6 +9280,7 @@
               </w:rPr>
               <w:t>Utilisateur</w:t>
             </w:r>
+            <w:proofErr w:type="spellEnd"/>
           </w:p>
         </w:tc>
         <w:tc>
@@ -8764,6 +9439,7 @@
             <w:pPr>
               <w:jc w:val="center"/>
             </w:pPr>
+            <w:proofErr w:type="spellStart"/>
             <w:r>
               <w:rPr>
                 <w:rFonts w:ascii="Aptos" w:eastAsia="Aptos" w:hAnsi="Aptos" w:cs="Aptos"/>
@@ -8773,6 +9449,7 @@
               </w:rPr>
               <w:t>Utilisateur</w:t>
             </w:r>
+            <w:proofErr w:type="spellEnd"/>
           </w:p>
         </w:tc>
         <w:tc>
@@ -8930,6 +9607,7 @@
             <w:pPr>
               <w:jc w:val="center"/>
             </w:pPr>
+            <w:proofErr w:type="spellStart"/>
             <w:r>
               <w:rPr>
                 <w:rFonts w:ascii="Aptos" w:eastAsia="Aptos" w:hAnsi="Aptos" w:cs="Aptos"/>
@@ -8939,6 +9617,7 @@
               </w:rPr>
               <w:t>Utilisateur</w:t>
             </w:r>
+            <w:proofErr w:type="spellEnd"/>
           </w:p>
         </w:tc>
         <w:tc>
@@ -9055,7 +9734,7 @@
           <w:rFonts w:eastAsia="Aptos Display"/>
         </w:rPr>
       </w:pPr>
-      <w:bookmarkStart w:id="32" w:name="_Toc224508859"/>
+      <w:bookmarkStart w:id="32" w:name="_Toc224594556"/>
       <w:r>
         <w:rPr>
           <w:rFonts w:eastAsia="Aptos Display"/>
@@ -9185,73 +9864,9 @@
                 <w:szCs w:val="20"/>
                 <w:lang w:val="en-US"/>
               </w:rPr>
-              <w:t>Cas d’utilisation</w:t>
-            </w:r>
-          </w:p>
-        </w:tc>
-        <w:tc>
-          <w:tcPr>
-            <w:tcW w:w="2121" w:type="dxa"/>
-            <w:tcBorders>
-              <w:top w:val="single" w:sz="8" w:space="0" w:color="C7D4E4"/>
-              <w:left w:val="single" w:sz="8" w:space="0" w:color="C7D4E4"/>
-              <w:bottom w:val="single" w:sz="8" w:space="0" w:color="C7D4E4"/>
-              <w:right w:val="single" w:sz="8" w:space="0" w:color="C7D4E4"/>
-            </w:tcBorders>
-            <w:shd w:val="clear" w:color="auto" w:fill="1F4E78"/>
-            <w:tcMar>
-              <w:top w:w="90" w:type="dxa"/>
-              <w:left w:w="90" w:type="dxa"/>
-              <w:bottom w:w="90" w:type="dxa"/>
-              <w:right w:w="90" w:type="dxa"/>
-            </w:tcMar>
-            <w:vAlign w:val="center"/>
-          </w:tcPr>
-          <w:p>
-            <w:pPr>
-              <w:jc w:val="center"/>
-              <w:rPr>
-                <w:rFonts w:ascii="Aptos" w:eastAsia="Aptos" w:hAnsi="Aptos" w:cs="Aptos"/>
-                <w:b/>
-                <w:color w:val="FFFFFF" w:themeColor="background1"/>
-                <w:sz w:val="20"/>
-                <w:szCs w:val="20"/>
-              </w:rPr>
-            </w:pPr>
-            <w:r>
-              <w:rPr>
-                <w:rFonts w:ascii="Aptos" w:eastAsia="Aptos" w:hAnsi="Aptos" w:cs="Aptos"/>
-                <w:b/>
-                <w:color w:val="FFFFFF" w:themeColor="background1"/>
-                <w:sz w:val="20"/>
-                <w:szCs w:val="20"/>
-              </w:rPr>
-              <w:t>Action du client / du système</w:t>
-            </w:r>
-          </w:p>
-        </w:tc>
-        <w:tc>
-          <w:tcPr>
-            <w:tcW w:w="1619" w:type="dxa"/>
-            <w:tcBorders>
-              <w:top w:val="single" w:sz="8" w:space="0" w:color="C7D4E4"/>
-              <w:left w:val="single" w:sz="8" w:space="0" w:color="C7D4E4"/>
-              <w:bottom w:val="single" w:sz="8" w:space="0" w:color="C7D4E4"/>
-              <w:right w:val="single" w:sz="8" w:space="0" w:color="C7D4E4"/>
-            </w:tcBorders>
-            <w:shd w:val="clear" w:color="auto" w:fill="1F4E78"/>
-            <w:tcMar>
-              <w:top w:w="90" w:type="dxa"/>
-              <w:left w:w="90" w:type="dxa"/>
-              <w:bottom w:w="90" w:type="dxa"/>
-              <w:right w:w="90" w:type="dxa"/>
-            </w:tcMar>
-            <w:vAlign w:val="center"/>
-          </w:tcPr>
-          <w:p>
-            <w:pPr>
-              <w:jc w:val="center"/>
-            </w:pPr>
+              <w:t xml:space="preserve">Cas </w:t>
+            </w:r>
+            <w:proofErr w:type="spellStart"/>
             <w:r>
               <w:rPr>
                 <w:rFonts w:ascii="Aptos" w:eastAsia="Aptos" w:hAnsi="Aptos" w:cs="Aptos"/>
@@ -9262,13 +9877,55 @@
                 <w:szCs w:val="20"/>
                 <w:lang w:val="en-US"/>
               </w:rPr>
-              <w:t>Objectif</w:t>
-            </w:r>
-          </w:p>
-        </w:tc>
-        <w:tc>
-          <w:tcPr>
-            <w:tcW w:w="1827" w:type="dxa"/>
+              <w:t>d’utilisation</w:t>
+            </w:r>
+            <w:proofErr w:type="spellEnd"/>
+          </w:p>
+        </w:tc>
+        <w:tc>
+          <w:tcPr>
+            <w:tcW w:w="2121" w:type="dxa"/>
+            <w:tcBorders>
+              <w:top w:val="single" w:sz="8" w:space="0" w:color="C7D4E4"/>
+              <w:left w:val="single" w:sz="8" w:space="0" w:color="C7D4E4"/>
+              <w:bottom w:val="single" w:sz="8" w:space="0" w:color="C7D4E4"/>
+              <w:right w:val="single" w:sz="8" w:space="0" w:color="C7D4E4"/>
+            </w:tcBorders>
+            <w:shd w:val="clear" w:color="auto" w:fill="1F4E78"/>
+            <w:tcMar>
+              <w:top w:w="90" w:type="dxa"/>
+              <w:left w:w="90" w:type="dxa"/>
+              <w:bottom w:w="90" w:type="dxa"/>
+              <w:right w:w="90" w:type="dxa"/>
+            </w:tcMar>
+            <w:vAlign w:val="center"/>
+          </w:tcPr>
+          <w:p>
+            <w:pPr>
+              <w:jc w:val="center"/>
+              <w:rPr>
+                <w:rFonts w:ascii="Aptos" w:eastAsia="Aptos" w:hAnsi="Aptos" w:cs="Aptos"/>
+                <w:b/>
+                <w:color w:val="FFFFFF" w:themeColor="background1"/>
+                <w:sz w:val="20"/>
+                <w:szCs w:val="20"/>
+              </w:rPr>
+            </w:pPr>
+            <w:r>
+              <w:rPr>
+                <w:rFonts w:ascii="Aptos" w:eastAsia="Aptos" w:hAnsi="Aptos" w:cs="Aptos"/>
+                <w:b/>
+                <w:color w:val="FFFFFF" w:themeColor="background1"/>
+                <w:sz w:val="20"/>
+                <w:szCs w:val="20"/>
+              </w:rPr>
+              <w:t>Action du client / du système</w:t>
+            </w:r>
+          </w:p>
+        </w:tc>
+        <w:tc>
+          <w:tcPr>
+            <w:tcW w:w="1619" w:type="dxa"/>
             <w:tcBorders>
               <w:top w:val="single" w:sz="8" w:space="0" w:color="C7D4E4"/>
               <w:left w:val="single" w:sz="8" w:space="0" w:color="C7D4E4"/>
@@ -9298,13 +9955,13 @@
                 <w:szCs w:val="20"/>
                 <w:lang w:val="en-US"/>
               </w:rPr>
-              <w:t>Réponse attendue du système</w:t>
-            </w:r>
-          </w:p>
-        </w:tc>
-        <w:tc>
-          <w:tcPr>
-            <w:tcW w:w="996" w:type="dxa"/>
+              <w:t>Objectif</w:t>
+            </w:r>
+          </w:p>
+        </w:tc>
+        <w:tc>
+          <w:tcPr>
+            <w:tcW w:w="1827" w:type="dxa"/>
             <w:tcBorders>
               <w:top w:val="single" w:sz="8" w:space="0" w:color="C7D4E4"/>
               <w:left w:val="single" w:sz="8" w:space="0" w:color="C7D4E4"/>
@@ -9324,6 +9981,7 @@
             <w:pPr>
               <w:jc w:val="center"/>
             </w:pPr>
+            <w:proofErr w:type="spellStart"/>
             <w:r>
               <w:rPr>
                 <w:rFonts w:ascii="Aptos" w:eastAsia="Aptos" w:hAnsi="Aptos" w:cs="Aptos"/>
@@ -9334,8 +9992,99 @@
                 <w:szCs w:val="20"/>
                 <w:lang w:val="en-US"/>
               </w:rPr>
+              <w:t>Réponse</w:t>
+            </w:r>
+            <w:proofErr w:type="spellEnd"/>
+            <w:r>
+              <w:rPr>
+                <w:rFonts w:ascii="Aptos" w:eastAsia="Aptos" w:hAnsi="Aptos" w:cs="Aptos"/>
+                <w:b/>
+                <w:bCs/>
+                <w:color w:val="FFFFFF" w:themeColor="background1"/>
+                <w:sz w:val="20"/>
+                <w:szCs w:val="20"/>
+                <w:lang w:val="en-US"/>
+              </w:rPr>
+              <w:t xml:space="preserve"> </w:t>
+            </w:r>
+            <w:proofErr w:type="spellStart"/>
+            <w:r>
+              <w:rPr>
+                <w:rFonts w:ascii="Aptos" w:eastAsia="Aptos" w:hAnsi="Aptos" w:cs="Aptos"/>
+                <w:b/>
+                <w:bCs/>
+                <w:color w:val="FFFFFF" w:themeColor="background1"/>
+                <w:sz w:val="20"/>
+                <w:szCs w:val="20"/>
+                <w:lang w:val="en-US"/>
+              </w:rPr>
+              <w:t>attendue</w:t>
+            </w:r>
+            <w:proofErr w:type="spellEnd"/>
+            <w:r>
+              <w:rPr>
+                <w:rFonts w:ascii="Aptos" w:eastAsia="Aptos" w:hAnsi="Aptos" w:cs="Aptos"/>
+                <w:b/>
+                <w:bCs/>
+                <w:color w:val="FFFFFF" w:themeColor="background1"/>
+                <w:sz w:val="20"/>
+                <w:szCs w:val="20"/>
+                <w:lang w:val="en-US"/>
+              </w:rPr>
+              <w:t xml:space="preserve"> du </w:t>
+            </w:r>
+            <w:proofErr w:type="spellStart"/>
+            <w:r>
+              <w:rPr>
+                <w:rFonts w:ascii="Aptos" w:eastAsia="Aptos" w:hAnsi="Aptos" w:cs="Aptos"/>
+                <w:b/>
+                <w:bCs/>
+                <w:color w:val="FFFFFF" w:themeColor="background1"/>
+                <w:sz w:val="20"/>
+                <w:szCs w:val="20"/>
+                <w:lang w:val="en-US"/>
+              </w:rPr>
+              <w:t>système</w:t>
+            </w:r>
+            <w:proofErr w:type="spellEnd"/>
+          </w:p>
+        </w:tc>
+        <w:tc>
+          <w:tcPr>
+            <w:tcW w:w="996" w:type="dxa"/>
+            <w:tcBorders>
+              <w:top w:val="single" w:sz="8" w:space="0" w:color="C7D4E4"/>
+              <w:left w:val="single" w:sz="8" w:space="0" w:color="C7D4E4"/>
+              <w:bottom w:val="single" w:sz="8" w:space="0" w:color="C7D4E4"/>
+              <w:right w:val="single" w:sz="8" w:space="0" w:color="C7D4E4"/>
+            </w:tcBorders>
+            <w:shd w:val="clear" w:color="auto" w:fill="1F4E78"/>
+            <w:tcMar>
+              <w:top w:w="90" w:type="dxa"/>
+              <w:left w:w="90" w:type="dxa"/>
+              <w:bottom w:w="90" w:type="dxa"/>
+              <w:right w:w="90" w:type="dxa"/>
+            </w:tcMar>
+            <w:vAlign w:val="center"/>
+          </w:tcPr>
+          <w:p>
+            <w:pPr>
+              <w:jc w:val="center"/>
+            </w:pPr>
+            <w:proofErr w:type="spellStart"/>
+            <w:r>
+              <w:rPr>
+                <w:rFonts w:ascii="Aptos" w:eastAsia="Aptos" w:hAnsi="Aptos" w:cs="Aptos"/>
+                <w:b/>
+                <w:bCs/>
+                <w:color w:val="FFFFFF" w:themeColor="background1"/>
+                <w:sz w:val="20"/>
+                <w:szCs w:val="20"/>
+                <w:lang w:val="en-US"/>
+              </w:rPr>
               <w:t>Résultat</w:t>
             </w:r>
+            <w:proofErr w:type="spellEnd"/>
           </w:p>
         </w:tc>
       </w:tr>
@@ -9400,8 +10149,19 @@
                 <w:szCs w:val="18"/>
                 <w:lang w:val="en-US"/>
               </w:rPr>
-              <w:t>Créer un compte</w:t>
-            </w:r>
+              <w:t xml:space="preserve">Créer un </w:t>
+            </w:r>
+            <w:proofErr w:type="spellStart"/>
+            <w:r>
+              <w:rPr>
+                <w:rFonts w:ascii="Aptos" w:eastAsia="Aptos" w:hAnsi="Aptos" w:cs="Aptos"/>
+                <w:sz w:val="18"/>
+                <w:szCs w:val="18"/>
+                <w:lang w:val="en-US"/>
+              </w:rPr>
+              <w:t>compte</w:t>
+            </w:r>
+            <w:proofErr w:type="spellEnd"/>
           </w:p>
         </w:tc>
         <w:tc>
@@ -9516,8 +10276,19 @@
                 <w:szCs w:val="18"/>
                 <w:lang w:val="en-US"/>
               </w:rPr>
-              <w:t>Compte créé</w:t>
-            </w:r>
+              <w:t xml:space="preserve">Compte </w:t>
+            </w:r>
+            <w:proofErr w:type="spellStart"/>
+            <w:r>
+              <w:rPr>
+                <w:rFonts w:ascii="Aptos" w:eastAsia="Aptos" w:hAnsi="Aptos" w:cs="Aptos"/>
+                <w:sz w:val="18"/>
+                <w:szCs w:val="18"/>
+                <w:lang w:val="en-US"/>
+              </w:rPr>
+              <w:t>créé</w:t>
+            </w:r>
+            <w:proofErr w:type="spellEnd"/>
           </w:p>
         </w:tc>
       </w:tr>
@@ -9763,15 +10534,37 @@
             <w:vAlign w:val="center"/>
           </w:tcPr>
           <w:p>
-            <w:r>
-              <w:rPr>
-                <w:rFonts w:ascii="Aptos" w:eastAsia="Aptos" w:hAnsi="Aptos" w:cs="Aptos"/>
-                <w:sz w:val="18"/>
-                <w:szCs w:val="18"/>
-                <w:lang w:val="en-US"/>
-              </w:rPr>
-              <w:t>Établir connexion</w:t>
-            </w:r>
+            <w:proofErr w:type="spellStart"/>
+            <w:r>
+              <w:rPr>
+                <w:rFonts w:ascii="Aptos" w:eastAsia="Aptos" w:hAnsi="Aptos" w:cs="Aptos"/>
+                <w:sz w:val="18"/>
+                <w:szCs w:val="18"/>
+                <w:lang w:val="en-US"/>
+              </w:rPr>
+              <w:t>Établir</w:t>
+            </w:r>
+            <w:proofErr w:type="spellEnd"/>
+            <w:r>
+              <w:rPr>
+                <w:rFonts w:ascii="Aptos" w:eastAsia="Aptos" w:hAnsi="Aptos" w:cs="Aptos"/>
+                <w:sz w:val="18"/>
+                <w:szCs w:val="18"/>
+                <w:lang w:val="en-US"/>
+              </w:rPr>
+              <w:t xml:space="preserve"> </w:t>
+            </w:r>
+            <w:proofErr w:type="spellStart"/>
+            <w:r>
+              <w:rPr>
+                <w:rFonts w:ascii="Aptos" w:eastAsia="Aptos" w:hAnsi="Aptos" w:cs="Aptos"/>
+                <w:sz w:val="18"/>
+                <w:szCs w:val="18"/>
+                <w:lang w:val="en-US"/>
+              </w:rPr>
+              <w:t>connexion</w:t>
+            </w:r>
+            <w:proofErr w:type="spellEnd"/>
           </w:p>
         </w:tc>
         <w:tc>
@@ -9879,15 +10672,37 @@
             <w:pPr>
               <w:jc w:val="center"/>
             </w:pPr>
-            <w:r>
-              <w:rPr>
-                <w:rFonts w:ascii="Aptos" w:eastAsia="Aptos" w:hAnsi="Aptos" w:cs="Aptos"/>
-                <w:sz w:val="18"/>
-                <w:szCs w:val="18"/>
-                <w:lang w:val="en-US"/>
-              </w:rPr>
-              <w:t>Connexion établie</w:t>
-            </w:r>
+            <w:proofErr w:type="spellStart"/>
+            <w:r>
+              <w:rPr>
+                <w:rFonts w:ascii="Aptos" w:eastAsia="Aptos" w:hAnsi="Aptos" w:cs="Aptos"/>
+                <w:sz w:val="18"/>
+                <w:szCs w:val="18"/>
+                <w:lang w:val="en-US"/>
+              </w:rPr>
+              <w:t>Connexion</w:t>
+            </w:r>
+            <w:proofErr w:type="spellEnd"/>
+            <w:r>
+              <w:rPr>
+                <w:rFonts w:ascii="Aptos" w:eastAsia="Aptos" w:hAnsi="Aptos" w:cs="Aptos"/>
+                <w:sz w:val="18"/>
+                <w:szCs w:val="18"/>
+                <w:lang w:val="en-US"/>
+              </w:rPr>
+              <w:t xml:space="preserve"> </w:t>
+            </w:r>
+            <w:proofErr w:type="spellStart"/>
+            <w:r>
+              <w:rPr>
+                <w:rFonts w:ascii="Aptos" w:eastAsia="Aptos" w:hAnsi="Aptos" w:cs="Aptos"/>
+                <w:sz w:val="18"/>
+                <w:szCs w:val="18"/>
+                <w:lang w:val="en-US"/>
+              </w:rPr>
+              <w:t>établie</w:t>
+            </w:r>
+            <w:proofErr w:type="spellEnd"/>
           </w:p>
         </w:tc>
       </w:tr>
@@ -9955,8 +10770,21 @@
                 <w:szCs w:val="18"/>
                 <w:lang w:val="en-US"/>
               </w:rPr>
-              <w:t>Mettre à jour informations</w:t>
-            </w:r>
+              <w:t xml:space="preserve">Mettre à jour </w:t>
+            </w:r>
+            <w:proofErr w:type="spellStart"/>
+            <w:proofErr w:type="gramStart"/>
+            <w:r>
+              <w:rPr>
+                <w:rFonts w:ascii="Aptos" w:eastAsia="Aptos" w:hAnsi="Aptos" w:cs="Aptos"/>
+                <w:sz w:val="18"/>
+                <w:szCs w:val="18"/>
+                <w:lang w:val="en-US"/>
+              </w:rPr>
+              <w:t>informations</w:t>
+            </w:r>
+            <w:proofErr w:type="spellEnd"/>
+            <w:proofErr w:type="gramEnd"/>
           </w:p>
         </w:tc>
         <w:tc>
@@ -10068,14 +10896,25 @@
             <w:pPr>
               <w:jc w:val="center"/>
             </w:pPr>
-            <w:r>
-              <w:rPr>
-                <w:rFonts w:ascii="Aptos" w:eastAsia="Aptos" w:hAnsi="Aptos" w:cs="Aptos"/>
-                <w:sz w:val="18"/>
-                <w:szCs w:val="18"/>
-                <w:lang w:val="en-US"/>
-              </w:rPr>
-              <w:t>Profil mis à jour</w:t>
+            <w:proofErr w:type="spellStart"/>
+            <w:r>
+              <w:rPr>
+                <w:rFonts w:ascii="Aptos" w:eastAsia="Aptos" w:hAnsi="Aptos" w:cs="Aptos"/>
+                <w:sz w:val="18"/>
+                <w:szCs w:val="18"/>
+                <w:lang w:val="en-US"/>
+              </w:rPr>
+              <w:t>Profil</w:t>
+            </w:r>
+            <w:proofErr w:type="spellEnd"/>
+            <w:r>
+              <w:rPr>
+                <w:rFonts w:ascii="Aptos" w:eastAsia="Aptos" w:hAnsi="Aptos" w:cs="Aptos"/>
+                <w:sz w:val="18"/>
+                <w:szCs w:val="18"/>
+                <w:lang w:val="en-US"/>
+              </w:rPr>
+              <w:t xml:space="preserve"> mis à jour</w:t>
             </w:r>
           </w:p>
         </w:tc>
@@ -10134,15 +10973,37 @@
             <w:vAlign w:val="center"/>
           </w:tcPr>
           <w:p>
-            <w:r>
-              <w:rPr>
-                <w:rFonts w:ascii="Aptos" w:eastAsia="Aptos" w:hAnsi="Aptos" w:cs="Aptos"/>
-                <w:sz w:val="18"/>
-                <w:szCs w:val="18"/>
-                <w:lang w:val="en-US"/>
-              </w:rPr>
-              <w:t>Supprimer compte</w:t>
-            </w:r>
+            <w:proofErr w:type="spellStart"/>
+            <w:r>
+              <w:rPr>
+                <w:rFonts w:ascii="Aptos" w:eastAsia="Aptos" w:hAnsi="Aptos" w:cs="Aptos"/>
+                <w:sz w:val="18"/>
+                <w:szCs w:val="18"/>
+                <w:lang w:val="en-US"/>
+              </w:rPr>
+              <w:t>Supprimer</w:t>
+            </w:r>
+            <w:proofErr w:type="spellEnd"/>
+            <w:r>
+              <w:rPr>
+                <w:rFonts w:ascii="Aptos" w:eastAsia="Aptos" w:hAnsi="Aptos" w:cs="Aptos"/>
+                <w:sz w:val="18"/>
+                <w:szCs w:val="18"/>
+                <w:lang w:val="en-US"/>
+              </w:rPr>
+              <w:t xml:space="preserve"> </w:t>
+            </w:r>
+            <w:proofErr w:type="spellStart"/>
+            <w:r>
+              <w:rPr>
+                <w:rFonts w:ascii="Aptos" w:eastAsia="Aptos" w:hAnsi="Aptos" w:cs="Aptos"/>
+                <w:sz w:val="18"/>
+                <w:szCs w:val="18"/>
+                <w:lang w:val="en-US"/>
+              </w:rPr>
+              <w:t>compte</w:t>
+            </w:r>
+            <w:proofErr w:type="spellEnd"/>
           </w:p>
         </w:tc>
         <w:tc>
@@ -10198,14 +11059,65 @@
             <w:vAlign w:val="center"/>
           </w:tcPr>
           <w:p>
-            <w:r>
-              <w:rPr>
-                <w:rFonts w:ascii="Aptos" w:eastAsia="Aptos" w:hAnsi="Aptos" w:cs="Aptos"/>
-                <w:sz w:val="18"/>
-                <w:szCs w:val="18"/>
-                <w:lang w:val="en-US"/>
-              </w:rPr>
-              <w:t>Retirer définitivement son accès.</w:t>
+            <w:proofErr w:type="spellStart"/>
+            <w:r>
+              <w:rPr>
+                <w:rFonts w:ascii="Aptos" w:eastAsia="Aptos" w:hAnsi="Aptos" w:cs="Aptos"/>
+                <w:sz w:val="18"/>
+                <w:szCs w:val="18"/>
+                <w:lang w:val="en-US"/>
+              </w:rPr>
+              <w:t>Retirer</w:t>
+            </w:r>
+            <w:proofErr w:type="spellEnd"/>
+            <w:r>
+              <w:rPr>
+                <w:rFonts w:ascii="Aptos" w:eastAsia="Aptos" w:hAnsi="Aptos" w:cs="Aptos"/>
+                <w:sz w:val="18"/>
+                <w:szCs w:val="18"/>
+                <w:lang w:val="en-US"/>
+              </w:rPr>
+              <w:t xml:space="preserve"> </w:t>
+            </w:r>
+            <w:proofErr w:type="spellStart"/>
+            <w:r>
+              <w:rPr>
+                <w:rFonts w:ascii="Aptos" w:eastAsia="Aptos" w:hAnsi="Aptos" w:cs="Aptos"/>
+                <w:sz w:val="18"/>
+                <w:szCs w:val="18"/>
+                <w:lang w:val="en-US"/>
+              </w:rPr>
+              <w:t>définitivement</w:t>
+            </w:r>
+            <w:proofErr w:type="spellEnd"/>
+            <w:r>
+              <w:rPr>
+                <w:rFonts w:ascii="Aptos" w:eastAsia="Aptos" w:hAnsi="Aptos" w:cs="Aptos"/>
+                <w:sz w:val="18"/>
+                <w:szCs w:val="18"/>
+                <w:lang w:val="en-US"/>
+              </w:rPr>
+              <w:t xml:space="preserve"> son </w:t>
+            </w:r>
+            <w:proofErr w:type="spellStart"/>
+            <w:r>
+              <w:rPr>
+                <w:rFonts w:ascii="Aptos" w:eastAsia="Aptos" w:hAnsi="Aptos" w:cs="Aptos"/>
+                <w:sz w:val="18"/>
+                <w:szCs w:val="18"/>
+                <w:lang w:val="en-US"/>
+              </w:rPr>
+              <w:t>accès</w:t>
+            </w:r>
+            <w:proofErr w:type="spellEnd"/>
+            <w:r>
+              <w:rPr>
+                <w:rFonts w:ascii="Aptos" w:eastAsia="Aptos" w:hAnsi="Aptos" w:cs="Aptos"/>
+                <w:sz w:val="18"/>
+                <w:szCs w:val="18"/>
+                <w:lang w:val="en-US"/>
+              </w:rPr>
+              <w:t>.</w:t>
             </w:r>
           </w:p>
         </w:tc>
@@ -10265,8 +11177,19 @@
                 <w:szCs w:val="18"/>
                 <w:lang w:val="en-US"/>
               </w:rPr>
-              <w:t>Suppression enclenchée</w:t>
-            </w:r>
+              <w:t xml:space="preserve">Suppression </w:t>
+            </w:r>
+            <w:proofErr w:type="spellStart"/>
+            <w:r>
+              <w:rPr>
+                <w:rFonts w:ascii="Aptos" w:eastAsia="Aptos" w:hAnsi="Aptos" w:cs="Aptos"/>
+                <w:sz w:val="18"/>
+                <w:szCs w:val="18"/>
+                <w:lang w:val="en-US"/>
+              </w:rPr>
+              <w:t>enclenchée</w:t>
+            </w:r>
+            <w:proofErr w:type="spellEnd"/>
           </w:p>
         </w:tc>
       </w:tr>
@@ -10333,8 +11256,19 @@
                 <w:szCs w:val="18"/>
                 <w:lang w:val="en-US"/>
               </w:rPr>
-              <w:t>Confirmer suppression compte</w:t>
-            </w:r>
+              <w:t xml:space="preserve">Confirmer suppression </w:t>
+            </w:r>
+            <w:proofErr w:type="spellStart"/>
+            <w:r>
+              <w:rPr>
+                <w:rFonts w:ascii="Aptos" w:eastAsia="Aptos" w:hAnsi="Aptos" w:cs="Aptos"/>
+                <w:sz w:val="18"/>
+                <w:szCs w:val="18"/>
+                <w:lang w:val="en-US"/>
+              </w:rPr>
+              <w:t>compte</w:t>
+            </w:r>
+            <w:proofErr w:type="spellEnd"/>
           </w:p>
         </w:tc>
         <w:tc>
@@ -10385,14 +11319,65 @@
             <w:vAlign w:val="center"/>
           </w:tcPr>
           <w:p>
-            <w:r>
-              <w:rPr>
-                <w:rFonts w:ascii="Aptos" w:eastAsia="Aptos" w:hAnsi="Aptos" w:cs="Aptos"/>
-                <w:sz w:val="18"/>
-                <w:szCs w:val="18"/>
-                <w:lang w:val="en-US"/>
-              </w:rPr>
-              <w:t>Éviter une suppression accidentelle.</w:t>
+            <w:proofErr w:type="spellStart"/>
+            <w:r>
+              <w:rPr>
+                <w:rFonts w:ascii="Aptos" w:eastAsia="Aptos" w:hAnsi="Aptos" w:cs="Aptos"/>
+                <w:sz w:val="18"/>
+                <w:szCs w:val="18"/>
+                <w:lang w:val="en-US"/>
+              </w:rPr>
+              <w:t>Éviter</w:t>
+            </w:r>
+            <w:proofErr w:type="spellEnd"/>
+            <w:r>
+              <w:rPr>
+                <w:rFonts w:ascii="Aptos" w:eastAsia="Aptos" w:hAnsi="Aptos" w:cs="Aptos"/>
+                <w:sz w:val="18"/>
+                <w:szCs w:val="18"/>
+                <w:lang w:val="en-US"/>
+              </w:rPr>
+              <w:t xml:space="preserve"> </w:t>
+            </w:r>
+            <w:proofErr w:type="spellStart"/>
+            <w:r>
+              <w:rPr>
+                <w:rFonts w:ascii="Aptos" w:eastAsia="Aptos" w:hAnsi="Aptos" w:cs="Aptos"/>
+                <w:sz w:val="18"/>
+                <w:szCs w:val="18"/>
+                <w:lang w:val="en-US"/>
+              </w:rPr>
+              <w:t>une</w:t>
+            </w:r>
+            <w:proofErr w:type="spellEnd"/>
+            <w:r>
+              <w:rPr>
+                <w:rFonts w:ascii="Aptos" w:eastAsia="Aptos" w:hAnsi="Aptos" w:cs="Aptos"/>
+                <w:sz w:val="18"/>
+                <w:szCs w:val="18"/>
+                <w:lang w:val="en-US"/>
+              </w:rPr>
+              <w:t xml:space="preserve"> suppression </w:t>
+            </w:r>
+            <w:proofErr w:type="spellStart"/>
+            <w:r>
+              <w:rPr>
+                <w:rFonts w:ascii="Aptos" w:eastAsia="Aptos" w:hAnsi="Aptos" w:cs="Aptos"/>
+                <w:sz w:val="18"/>
+                <w:szCs w:val="18"/>
+                <w:lang w:val="en-US"/>
+              </w:rPr>
+              <w:t>accidentelle</w:t>
+            </w:r>
+            <w:proofErr w:type="spellEnd"/>
+            <w:r>
+              <w:rPr>
+                <w:rFonts w:ascii="Aptos" w:eastAsia="Aptos" w:hAnsi="Aptos" w:cs="Aptos"/>
+                <w:sz w:val="18"/>
+                <w:szCs w:val="18"/>
+                <w:lang w:val="en-US"/>
+              </w:rPr>
+              <w:t>.</w:t>
             </w:r>
           </w:p>
         </w:tc>
@@ -10454,8 +11439,19 @@
                 <w:szCs w:val="18"/>
                 <w:lang w:val="en-US"/>
               </w:rPr>
-              <w:t>Compte supprimé</w:t>
-            </w:r>
+              <w:t xml:space="preserve">Compte </w:t>
+            </w:r>
+            <w:proofErr w:type="spellStart"/>
+            <w:r>
+              <w:rPr>
+                <w:rFonts w:ascii="Aptos" w:eastAsia="Aptos" w:hAnsi="Aptos" w:cs="Aptos"/>
+                <w:sz w:val="18"/>
+                <w:szCs w:val="18"/>
+                <w:lang w:val="en-US"/>
+              </w:rPr>
+              <w:t>supprimé</w:t>
+            </w:r>
+            <w:proofErr w:type="spellEnd"/>
           </w:p>
         </w:tc>
       </w:tr>
@@ -10513,15 +11509,37 @@
             <w:vAlign w:val="center"/>
           </w:tcPr>
           <w:p>
-            <w:r>
-              <w:rPr>
-                <w:rFonts w:ascii="Aptos" w:eastAsia="Aptos" w:hAnsi="Aptos" w:cs="Aptos"/>
-                <w:sz w:val="18"/>
-                <w:szCs w:val="18"/>
-                <w:lang w:val="en-US"/>
-              </w:rPr>
-              <w:t>Insérer horaire</w:t>
-            </w:r>
+            <w:proofErr w:type="spellStart"/>
+            <w:r>
+              <w:rPr>
+                <w:rFonts w:ascii="Aptos" w:eastAsia="Aptos" w:hAnsi="Aptos" w:cs="Aptos"/>
+                <w:sz w:val="18"/>
+                <w:szCs w:val="18"/>
+                <w:lang w:val="en-US"/>
+              </w:rPr>
+              <w:t>Insérer</w:t>
+            </w:r>
+            <w:proofErr w:type="spellEnd"/>
+            <w:r>
+              <w:rPr>
+                <w:rFonts w:ascii="Aptos" w:eastAsia="Aptos" w:hAnsi="Aptos" w:cs="Aptos"/>
+                <w:sz w:val="18"/>
+                <w:szCs w:val="18"/>
+                <w:lang w:val="en-US"/>
+              </w:rPr>
+              <w:t xml:space="preserve"> </w:t>
+            </w:r>
+            <w:proofErr w:type="spellStart"/>
+            <w:r>
+              <w:rPr>
+                <w:rFonts w:ascii="Aptos" w:eastAsia="Aptos" w:hAnsi="Aptos" w:cs="Aptos"/>
+                <w:sz w:val="18"/>
+                <w:szCs w:val="18"/>
+                <w:lang w:val="en-US"/>
+              </w:rPr>
+              <w:t>horaire</w:t>
+            </w:r>
+            <w:proofErr w:type="spellEnd"/>
           </w:p>
         </w:tc>
         <w:tc>
@@ -10570,14 +11588,65 @@
             <w:vAlign w:val="center"/>
           </w:tcPr>
           <w:p>
-            <w:r>
-              <w:rPr>
-                <w:rFonts w:ascii="Aptos" w:eastAsia="Aptos" w:hAnsi="Aptos" w:cs="Aptos"/>
-                <w:sz w:val="18"/>
-                <w:szCs w:val="18"/>
-                <w:lang w:val="en-US"/>
-              </w:rPr>
-              <w:t>Partager ses disponibilités.</w:t>
+            <w:proofErr w:type="spellStart"/>
+            <w:r>
+              <w:rPr>
+                <w:rFonts w:ascii="Aptos" w:eastAsia="Aptos" w:hAnsi="Aptos" w:cs="Aptos"/>
+                <w:sz w:val="18"/>
+                <w:szCs w:val="18"/>
+                <w:lang w:val="en-US"/>
+              </w:rPr>
+              <w:t>Partager</w:t>
+            </w:r>
+            <w:proofErr w:type="spellEnd"/>
+            <w:r>
+              <w:rPr>
+                <w:rFonts w:ascii="Aptos" w:eastAsia="Aptos" w:hAnsi="Aptos" w:cs="Aptos"/>
+                <w:sz w:val="18"/>
+                <w:szCs w:val="18"/>
+                <w:lang w:val="en-US"/>
+              </w:rPr>
+              <w:t xml:space="preserve"> </w:t>
+            </w:r>
+            <w:proofErr w:type="spellStart"/>
+            <w:r>
+              <w:rPr>
+                <w:rFonts w:ascii="Aptos" w:eastAsia="Aptos" w:hAnsi="Aptos" w:cs="Aptos"/>
+                <w:sz w:val="18"/>
+                <w:szCs w:val="18"/>
+                <w:lang w:val="en-US"/>
+              </w:rPr>
+              <w:t>ses</w:t>
+            </w:r>
+            <w:proofErr w:type="spellEnd"/>
+            <w:r>
+              <w:rPr>
+                <w:rFonts w:ascii="Aptos" w:eastAsia="Aptos" w:hAnsi="Aptos" w:cs="Aptos"/>
+                <w:sz w:val="18"/>
+                <w:szCs w:val="18"/>
+                <w:lang w:val="en-US"/>
+              </w:rPr>
+              <w:t xml:space="preserve"> </w:t>
+            </w:r>
+            <w:proofErr w:type="spellStart"/>
+            <w:r>
+              <w:rPr>
+                <w:rFonts w:ascii="Aptos" w:eastAsia="Aptos" w:hAnsi="Aptos" w:cs="Aptos"/>
+                <w:sz w:val="18"/>
+                <w:szCs w:val="18"/>
+                <w:lang w:val="en-US"/>
+              </w:rPr>
+              <w:t>disponibilités</w:t>
+            </w:r>
+            <w:proofErr w:type="spellEnd"/>
+            <w:r>
+              <w:rPr>
+                <w:rFonts w:ascii="Aptos" w:eastAsia="Aptos" w:hAnsi="Aptos" w:cs="Aptos"/>
+                <w:sz w:val="18"/>
+                <w:szCs w:val="18"/>
+                <w:lang w:val="en-US"/>
+              </w:rPr>
+              <w:t>.</w:t>
             </w:r>
           </w:p>
         </w:tc>
@@ -10637,15 +11706,37 @@
             <w:pPr>
               <w:jc w:val="center"/>
             </w:pPr>
-            <w:r>
-              <w:rPr>
-                <w:rFonts w:ascii="Aptos" w:eastAsia="Aptos" w:hAnsi="Aptos" w:cs="Aptos"/>
-                <w:sz w:val="18"/>
-                <w:szCs w:val="18"/>
-                <w:lang w:val="en-US"/>
-              </w:rPr>
-              <w:t>Horaire créé</w:t>
-            </w:r>
+            <w:proofErr w:type="spellStart"/>
+            <w:r>
+              <w:rPr>
+                <w:rFonts w:ascii="Aptos" w:eastAsia="Aptos" w:hAnsi="Aptos" w:cs="Aptos"/>
+                <w:sz w:val="18"/>
+                <w:szCs w:val="18"/>
+                <w:lang w:val="en-US"/>
+              </w:rPr>
+              <w:t>Horaire</w:t>
+            </w:r>
+            <w:proofErr w:type="spellEnd"/>
+            <w:r>
+              <w:rPr>
+                <w:rFonts w:ascii="Aptos" w:eastAsia="Aptos" w:hAnsi="Aptos" w:cs="Aptos"/>
+                <w:sz w:val="18"/>
+                <w:szCs w:val="18"/>
+                <w:lang w:val="en-US"/>
+              </w:rPr>
+              <w:t xml:space="preserve"> </w:t>
+            </w:r>
+            <w:proofErr w:type="spellStart"/>
+            <w:r>
+              <w:rPr>
+                <w:rFonts w:ascii="Aptos" w:eastAsia="Aptos" w:hAnsi="Aptos" w:cs="Aptos"/>
+                <w:sz w:val="18"/>
+                <w:szCs w:val="18"/>
+                <w:lang w:val="en-US"/>
+              </w:rPr>
+              <w:t>créé</w:t>
+            </w:r>
+            <w:proofErr w:type="spellEnd"/>
           </w:p>
         </w:tc>
       </w:tr>
@@ -10712,8 +11803,19 @@
                 <w:szCs w:val="18"/>
                 <w:lang w:val="en-US"/>
               </w:rPr>
-              <w:t>Consulter horaire</w:t>
-            </w:r>
+              <w:t xml:space="preserve">Consulter </w:t>
+            </w:r>
+            <w:proofErr w:type="spellStart"/>
+            <w:r>
+              <w:rPr>
+                <w:rFonts w:ascii="Aptos" w:eastAsia="Aptos" w:hAnsi="Aptos" w:cs="Aptos"/>
+                <w:sz w:val="18"/>
+                <w:szCs w:val="18"/>
+                <w:lang w:val="en-US"/>
+              </w:rPr>
+              <w:t>horaire</w:t>
+            </w:r>
+            <w:proofErr w:type="spellEnd"/>
           </w:p>
         </w:tc>
         <w:tc>
@@ -10832,15 +11934,37 @@
             <w:pPr>
               <w:jc w:val="center"/>
             </w:pPr>
-            <w:r>
-              <w:rPr>
-                <w:rFonts w:ascii="Aptos" w:eastAsia="Aptos" w:hAnsi="Aptos" w:cs="Aptos"/>
-                <w:sz w:val="18"/>
-                <w:szCs w:val="18"/>
-                <w:lang w:val="en-US"/>
-              </w:rPr>
-              <w:t>Horaire affiché</w:t>
-            </w:r>
+            <w:proofErr w:type="spellStart"/>
+            <w:r>
+              <w:rPr>
+                <w:rFonts w:ascii="Aptos" w:eastAsia="Aptos" w:hAnsi="Aptos" w:cs="Aptos"/>
+                <w:sz w:val="18"/>
+                <w:szCs w:val="18"/>
+                <w:lang w:val="en-US"/>
+              </w:rPr>
+              <w:t>Horaire</w:t>
+            </w:r>
+            <w:proofErr w:type="spellEnd"/>
+            <w:r>
+              <w:rPr>
+                <w:rFonts w:ascii="Aptos" w:eastAsia="Aptos" w:hAnsi="Aptos" w:cs="Aptos"/>
+                <w:sz w:val="18"/>
+                <w:szCs w:val="18"/>
+                <w:lang w:val="en-US"/>
+              </w:rPr>
+              <w:t xml:space="preserve"> </w:t>
+            </w:r>
+            <w:proofErr w:type="spellStart"/>
+            <w:r>
+              <w:rPr>
+                <w:rFonts w:ascii="Aptos" w:eastAsia="Aptos" w:hAnsi="Aptos" w:cs="Aptos"/>
+                <w:sz w:val="18"/>
+                <w:szCs w:val="18"/>
+                <w:lang w:val="en-US"/>
+              </w:rPr>
+              <w:t>affiché</w:t>
+            </w:r>
+            <w:proofErr w:type="spellEnd"/>
           </w:p>
         </w:tc>
       </w:tr>
@@ -10898,15 +12022,37 @@
             <w:vAlign w:val="center"/>
           </w:tcPr>
           <w:p>
-            <w:r>
-              <w:rPr>
-                <w:rFonts w:ascii="Aptos" w:eastAsia="Aptos" w:hAnsi="Aptos" w:cs="Aptos"/>
-                <w:sz w:val="18"/>
-                <w:szCs w:val="18"/>
-                <w:lang w:val="en-US"/>
-              </w:rPr>
-              <w:t>Préciser durée de l'horaire</w:t>
-            </w:r>
+            <w:proofErr w:type="spellStart"/>
+            <w:r>
+              <w:rPr>
+                <w:rFonts w:ascii="Aptos" w:eastAsia="Aptos" w:hAnsi="Aptos" w:cs="Aptos"/>
+                <w:sz w:val="18"/>
+                <w:szCs w:val="18"/>
+                <w:lang w:val="en-US"/>
+              </w:rPr>
+              <w:t>Préciser</w:t>
+            </w:r>
+            <w:proofErr w:type="spellEnd"/>
+            <w:r>
+              <w:rPr>
+                <w:rFonts w:ascii="Aptos" w:eastAsia="Aptos" w:hAnsi="Aptos" w:cs="Aptos"/>
+                <w:sz w:val="18"/>
+                <w:szCs w:val="18"/>
+                <w:lang w:val="en-US"/>
+              </w:rPr>
+              <w:t xml:space="preserve"> durée de </w:t>
+            </w:r>
+            <w:proofErr w:type="spellStart"/>
+            <w:r>
+              <w:rPr>
+                <w:rFonts w:ascii="Aptos" w:eastAsia="Aptos" w:hAnsi="Aptos" w:cs="Aptos"/>
+                <w:sz w:val="18"/>
+                <w:szCs w:val="18"/>
+                <w:lang w:val="en-US"/>
+              </w:rPr>
+              <w:t>l'horaire</w:t>
+            </w:r>
+            <w:proofErr w:type="spellEnd"/>
           </w:p>
         </w:tc>
         <w:tc>
@@ -11028,8 +12174,19 @@
                 <w:szCs w:val="18"/>
                 <w:lang w:val="en-US"/>
               </w:rPr>
-              <w:t>Durée enregistrée</w:t>
-            </w:r>
+              <w:t xml:space="preserve">Durée </w:t>
+            </w:r>
+            <w:proofErr w:type="spellStart"/>
+            <w:r>
+              <w:rPr>
+                <w:rFonts w:ascii="Aptos" w:eastAsia="Aptos" w:hAnsi="Aptos" w:cs="Aptos"/>
+                <w:sz w:val="18"/>
+                <w:szCs w:val="18"/>
+                <w:lang w:val="en-US"/>
+              </w:rPr>
+              <w:t>enregistrée</w:t>
+            </w:r>
+            <w:proofErr w:type="spellEnd"/>
           </w:p>
         </w:tc>
       </w:tr>
@@ -11096,8 +12253,19 @@
                 <w:szCs w:val="18"/>
                 <w:lang w:val="en-US"/>
               </w:rPr>
-              <w:t>Modifier horaire</w:t>
-            </w:r>
+              <w:t xml:space="preserve">Modifier </w:t>
+            </w:r>
+            <w:proofErr w:type="spellStart"/>
+            <w:r>
+              <w:rPr>
+                <w:rFonts w:ascii="Aptos" w:eastAsia="Aptos" w:hAnsi="Aptos" w:cs="Aptos"/>
+                <w:sz w:val="18"/>
+                <w:szCs w:val="18"/>
+                <w:lang w:val="en-US"/>
+              </w:rPr>
+              <w:t>horaire</w:t>
+            </w:r>
+            <w:proofErr w:type="spellEnd"/>
           </w:p>
         </w:tc>
         <w:tc>
@@ -11155,13 +12323,23 @@
                 <w:szCs w:val="18"/>
               </w:rPr>
             </w:pPr>
-            <w:r>
-              <w:rPr>
-                <w:rFonts w:ascii="Aptos" w:eastAsia="Aptos" w:hAnsi="Aptos" w:cs="Aptos"/>
-                <w:sz w:val="18"/>
-                <w:szCs w:val="18"/>
-              </w:rPr>
-              <w:t>Réfléter un changement de disponibilité.</w:t>
+            <w:proofErr w:type="spellStart"/>
+            <w:r>
+              <w:rPr>
+                <w:rFonts w:ascii="Aptos" w:eastAsia="Aptos" w:hAnsi="Aptos" w:cs="Aptos"/>
+                <w:sz w:val="18"/>
+                <w:szCs w:val="18"/>
+              </w:rPr>
+              <w:t>Réfléter</w:t>
+            </w:r>
+            <w:proofErr w:type="spellEnd"/>
+            <w:r>
+              <w:rPr>
+                <w:rFonts w:ascii="Aptos" w:eastAsia="Aptos" w:hAnsi="Aptos" w:cs="Aptos"/>
+                <w:sz w:val="18"/>
+                <w:szCs w:val="18"/>
+              </w:rPr>
+              <w:t xml:space="preserve"> un changement de disponibilité.</w:t>
             </w:r>
           </w:p>
         </w:tc>
@@ -11216,15 +12394,37 @@
             <w:pPr>
               <w:jc w:val="center"/>
             </w:pPr>
-            <w:r>
-              <w:rPr>
-                <w:rFonts w:ascii="Aptos" w:eastAsia="Aptos" w:hAnsi="Aptos" w:cs="Aptos"/>
-                <w:sz w:val="18"/>
-                <w:szCs w:val="18"/>
-                <w:lang w:val="en-US"/>
-              </w:rPr>
-              <w:t>Horaire modifié</w:t>
-            </w:r>
+            <w:proofErr w:type="spellStart"/>
+            <w:r>
+              <w:rPr>
+                <w:rFonts w:ascii="Aptos" w:eastAsia="Aptos" w:hAnsi="Aptos" w:cs="Aptos"/>
+                <w:sz w:val="18"/>
+                <w:szCs w:val="18"/>
+                <w:lang w:val="en-US"/>
+              </w:rPr>
+              <w:t>Horaire</w:t>
+            </w:r>
+            <w:proofErr w:type="spellEnd"/>
+            <w:r>
+              <w:rPr>
+                <w:rFonts w:ascii="Aptos" w:eastAsia="Aptos" w:hAnsi="Aptos" w:cs="Aptos"/>
+                <w:sz w:val="18"/>
+                <w:szCs w:val="18"/>
+                <w:lang w:val="en-US"/>
+              </w:rPr>
+              <w:t xml:space="preserve"> </w:t>
+            </w:r>
+            <w:proofErr w:type="spellStart"/>
+            <w:r>
+              <w:rPr>
+                <w:rFonts w:ascii="Aptos" w:eastAsia="Aptos" w:hAnsi="Aptos" w:cs="Aptos"/>
+                <w:sz w:val="18"/>
+                <w:szCs w:val="18"/>
+                <w:lang w:val="en-US"/>
+              </w:rPr>
+              <w:t>modifié</w:t>
+            </w:r>
+            <w:proofErr w:type="spellEnd"/>
           </w:p>
         </w:tc>
       </w:tr>
@@ -11289,8 +12489,19 @@
                 <w:szCs w:val="18"/>
                 <w:lang w:val="en-US"/>
               </w:rPr>
-              <w:t>Créer un groupe</w:t>
-            </w:r>
+              <w:t xml:space="preserve">Créer un </w:t>
+            </w:r>
+            <w:proofErr w:type="spellStart"/>
+            <w:r>
+              <w:rPr>
+                <w:rFonts w:ascii="Aptos" w:eastAsia="Aptos" w:hAnsi="Aptos" w:cs="Aptos"/>
+                <w:sz w:val="18"/>
+                <w:szCs w:val="18"/>
+                <w:lang w:val="en-US"/>
+              </w:rPr>
+              <w:t>groupe</w:t>
+            </w:r>
+            <w:proofErr w:type="spellEnd"/>
           </w:p>
         </w:tc>
         <w:tc>
@@ -11405,8 +12616,19 @@
                 <w:szCs w:val="18"/>
                 <w:lang w:val="en-US"/>
               </w:rPr>
-              <w:t>Groupe créé</w:t>
-            </w:r>
+              <w:t xml:space="preserve">Groupe </w:t>
+            </w:r>
+            <w:proofErr w:type="spellStart"/>
+            <w:r>
+              <w:rPr>
+                <w:rFonts w:ascii="Aptos" w:eastAsia="Aptos" w:hAnsi="Aptos" w:cs="Aptos"/>
+                <w:sz w:val="18"/>
+                <w:szCs w:val="18"/>
+                <w:lang w:val="en-US"/>
+              </w:rPr>
+              <w:t>créé</w:t>
+            </w:r>
+            <w:proofErr w:type="spellEnd"/>
           </w:p>
         </w:tc>
       </w:tr>
@@ -11599,8 +12821,19 @@
                 <w:szCs w:val="18"/>
                 <w:lang w:val="en-US"/>
               </w:rPr>
-              <w:t>Membre retiré</w:t>
-            </w:r>
+              <w:t xml:space="preserve">Membre </w:t>
+            </w:r>
+            <w:proofErr w:type="spellStart"/>
+            <w:r>
+              <w:rPr>
+                <w:rFonts w:ascii="Aptos" w:eastAsia="Aptos" w:hAnsi="Aptos" w:cs="Aptos"/>
+                <w:sz w:val="18"/>
+                <w:szCs w:val="18"/>
+                <w:lang w:val="en-US"/>
+              </w:rPr>
+              <w:t>retiré</w:t>
+            </w:r>
+            <w:proofErr w:type="spellEnd"/>
           </w:p>
         </w:tc>
       </w:tr>
@@ -11794,8 +13027,19 @@
                 <w:szCs w:val="18"/>
                 <w:lang w:val="en-US"/>
               </w:rPr>
-              <w:t>Invitation envoyée</w:t>
-            </w:r>
+              <w:t xml:space="preserve">Invitation </w:t>
+            </w:r>
+            <w:proofErr w:type="spellStart"/>
+            <w:r>
+              <w:rPr>
+                <w:rFonts w:ascii="Aptos" w:eastAsia="Aptos" w:hAnsi="Aptos" w:cs="Aptos"/>
+                <w:sz w:val="18"/>
+                <w:szCs w:val="18"/>
+                <w:lang w:val="en-US"/>
+              </w:rPr>
+              <w:t>envoyée</w:t>
+            </w:r>
+            <w:proofErr w:type="spellEnd"/>
           </w:p>
         </w:tc>
       </w:tr>
@@ -11981,15 +13225,37 @@
             <w:pPr>
               <w:jc w:val="center"/>
             </w:pPr>
-            <w:r>
-              <w:rPr>
-                <w:rFonts w:ascii="Aptos" w:eastAsia="Aptos" w:hAnsi="Aptos" w:cs="Aptos"/>
-                <w:sz w:val="18"/>
-                <w:szCs w:val="18"/>
-                <w:lang w:val="en-US"/>
-              </w:rPr>
-              <w:t>Demande acceptée</w:t>
-            </w:r>
+            <w:proofErr w:type="spellStart"/>
+            <w:r>
+              <w:rPr>
+                <w:rFonts w:ascii="Aptos" w:eastAsia="Aptos" w:hAnsi="Aptos" w:cs="Aptos"/>
+                <w:sz w:val="18"/>
+                <w:szCs w:val="18"/>
+                <w:lang w:val="en-US"/>
+              </w:rPr>
+              <w:t>Demande</w:t>
+            </w:r>
+            <w:proofErr w:type="spellEnd"/>
+            <w:r>
+              <w:rPr>
+                <w:rFonts w:ascii="Aptos" w:eastAsia="Aptos" w:hAnsi="Aptos" w:cs="Aptos"/>
+                <w:sz w:val="18"/>
+                <w:szCs w:val="18"/>
+                <w:lang w:val="en-US"/>
+              </w:rPr>
+              <w:t xml:space="preserve"> </w:t>
+            </w:r>
+            <w:proofErr w:type="spellStart"/>
+            <w:r>
+              <w:rPr>
+                <w:rFonts w:ascii="Aptos" w:eastAsia="Aptos" w:hAnsi="Aptos" w:cs="Aptos"/>
+                <w:sz w:val="18"/>
+                <w:szCs w:val="18"/>
+                <w:lang w:val="en-US"/>
+              </w:rPr>
+              <w:t>acceptée</w:t>
+            </w:r>
+            <w:proofErr w:type="spellEnd"/>
           </w:p>
         </w:tc>
       </w:tr>
@@ -12120,14 +13386,65 @@
             <w:vAlign w:val="center"/>
           </w:tcPr>
           <w:p>
-            <w:r>
-              <w:rPr>
-                <w:rFonts w:ascii="Aptos" w:eastAsia="Aptos" w:hAnsi="Aptos" w:cs="Aptos"/>
-                <w:sz w:val="18"/>
-                <w:szCs w:val="18"/>
-                <w:lang w:val="en-US"/>
-              </w:rPr>
-              <w:t>Empêcher l’ajout d’un membre.</w:t>
+            <w:proofErr w:type="spellStart"/>
+            <w:r>
+              <w:rPr>
+                <w:rFonts w:ascii="Aptos" w:eastAsia="Aptos" w:hAnsi="Aptos" w:cs="Aptos"/>
+                <w:sz w:val="18"/>
+                <w:szCs w:val="18"/>
+                <w:lang w:val="en-US"/>
+              </w:rPr>
+              <w:t>Empêcher</w:t>
+            </w:r>
+            <w:proofErr w:type="spellEnd"/>
+            <w:r>
+              <w:rPr>
+                <w:rFonts w:ascii="Aptos" w:eastAsia="Aptos" w:hAnsi="Aptos" w:cs="Aptos"/>
+                <w:sz w:val="18"/>
+                <w:szCs w:val="18"/>
+                <w:lang w:val="en-US"/>
+              </w:rPr>
+              <w:t xml:space="preserve"> </w:t>
+            </w:r>
+            <w:proofErr w:type="spellStart"/>
+            <w:r>
+              <w:rPr>
+                <w:rFonts w:ascii="Aptos" w:eastAsia="Aptos" w:hAnsi="Aptos" w:cs="Aptos"/>
+                <w:sz w:val="18"/>
+                <w:szCs w:val="18"/>
+                <w:lang w:val="en-US"/>
+              </w:rPr>
+              <w:t>l’ajout</w:t>
+            </w:r>
+            <w:proofErr w:type="spellEnd"/>
+            <w:r>
+              <w:rPr>
+                <w:rFonts w:ascii="Aptos" w:eastAsia="Aptos" w:hAnsi="Aptos" w:cs="Aptos"/>
+                <w:sz w:val="18"/>
+                <w:szCs w:val="18"/>
+                <w:lang w:val="en-US"/>
+              </w:rPr>
+              <w:t xml:space="preserve"> d’un </w:t>
+            </w:r>
+            <w:proofErr w:type="spellStart"/>
+            <w:r>
+              <w:rPr>
+                <w:rFonts w:ascii="Aptos" w:eastAsia="Aptos" w:hAnsi="Aptos" w:cs="Aptos"/>
+                <w:sz w:val="18"/>
+                <w:szCs w:val="18"/>
+                <w:lang w:val="en-US"/>
+              </w:rPr>
+              <w:t>membre</w:t>
+            </w:r>
+            <w:proofErr w:type="spellEnd"/>
+            <w:r>
+              <w:rPr>
+                <w:rFonts w:ascii="Aptos" w:eastAsia="Aptos" w:hAnsi="Aptos" w:cs="Aptos"/>
+                <w:sz w:val="18"/>
+                <w:szCs w:val="18"/>
+                <w:lang w:val="en-US"/>
+              </w:rPr>
+              <w:t>.</w:t>
             </w:r>
           </w:p>
         </w:tc>
@@ -12189,6 +13506,7 @@
             <w:pPr>
               <w:jc w:val="center"/>
             </w:pPr>
+            <w:proofErr w:type="spellStart"/>
             <w:r>
               <w:rPr>
                 <w:rFonts w:ascii="Aptos" w:eastAsia="Aptos" w:hAnsi="Aptos" w:cs="Aptos"/>
@@ -12197,8 +13515,29 @@
                 <w:lang w:val="en-US"/>
               </w:rPr>
               <w:lastRenderedPageBreak/>
-              <w:t>Demande refusée</w:t>
-            </w:r>
+              <w:t>Demande</w:t>
+            </w:r>
+            <w:proofErr w:type="spellEnd"/>
+            <w:r>
+              <w:rPr>
+                <w:rFonts w:ascii="Aptos" w:eastAsia="Aptos" w:hAnsi="Aptos" w:cs="Aptos"/>
+                <w:sz w:val="18"/>
+                <w:szCs w:val="18"/>
+                <w:lang w:val="en-US"/>
+              </w:rPr>
+              <w:t xml:space="preserve"> </w:t>
+            </w:r>
+            <w:proofErr w:type="spellStart"/>
+            <w:r>
+              <w:rPr>
+                <w:rFonts w:ascii="Aptos" w:eastAsia="Aptos" w:hAnsi="Aptos" w:cs="Aptos"/>
+                <w:sz w:val="18"/>
+                <w:szCs w:val="18"/>
+                <w:lang w:val="en-US"/>
+              </w:rPr>
+              <w:t>refusée</w:t>
+            </w:r>
+            <w:proofErr w:type="spellEnd"/>
           </w:p>
         </w:tc>
       </w:tr>
@@ -12384,15 +13723,37 @@
             <w:pPr>
               <w:jc w:val="center"/>
             </w:pPr>
-            <w:r>
-              <w:rPr>
-                <w:rFonts w:ascii="Aptos" w:eastAsia="Aptos" w:hAnsi="Aptos" w:cs="Aptos"/>
-                <w:sz w:val="18"/>
-                <w:szCs w:val="18"/>
-                <w:lang w:val="en-US"/>
-              </w:rPr>
-              <w:t>Demande envoyée</w:t>
-            </w:r>
+            <w:proofErr w:type="spellStart"/>
+            <w:r>
+              <w:rPr>
+                <w:rFonts w:ascii="Aptos" w:eastAsia="Aptos" w:hAnsi="Aptos" w:cs="Aptos"/>
+                <w:sz w:val="18"/>
+                <w:szCs w:val="18"/>
+                <w:lang w:val="en-US"/>
+              </w:rPr>
+              <w:t>Demande</w:t>
+            </w:r>
+            <w:proofErr w:type="spellEnd"/>
+            <w:r>
+              <w:rPr>
+                <w:rFonts w:ascii="Aptos" w:eastAsia="Aptos" w:hAnsi="Aptos" w:cs="Aptos"/>
+                <w:sz w:val="18"/>
+                <w:szCs w:val="18"/>
+                <w:lang w:val="en-US"/>
+              </w:rPr>
+              <w:t xml:space="preserve"> </w:t>
+            </w:r>
+            <w:proofErr w:type="spellStart"/>
+            <w:r>
+              <w:rPr>
+                <w:rFonts w:ascii="Aptos" w:eastAsia="Aptos" w:hAnsi="Aptos" w:cs="Aptos"/>
+                <w:sz w:val="18"/>
+                <w:szCs w:val="18"/>
+                <w:lang w:val="en-US"/>
+              </w:rPr>
+              <w:t>envoyée</w:t>
+            </w:r>
+            <w:proofErr w:type="spellEnd"/>
           </w:p>
         </w:tc>
       </w:tr>
@@ -12572,15 +13933,37 @@
             <w:pPr>
               <w:jc w:val="center"/>
             </w:pPr>
-            <w:r>
-              <w:rPr>
-                <w:rFonts w:ascii="Aptos" w:eastAsia="Aptos" w:hAnsi="Aptos" w:cs="Aptos"/>
-                <w:sz w:val="18"/>
-                <w:szCs w:val="18"/>
-                <w:lang w:val="en-US"/>
-              </w:rPr>
-              <w:t>Liste affichée</w:t>
-            </w:r>
+            <w:proofErr w:type="spellStart"/>
+            <w:r>
+              <w:rPr>
+                <w:rFonts w:ascii="Aptos" w:eastAsia="Aptos" w:hAnsi="Aptos" w:cs="Aptos"/>
+                <w:sz w:val="18"/>
+                <w:szCs w:val="18"/>
+                <w:lang w:val="en-US"/>
+              </w:rPr>
+              <w:t>Liste</w:t>
+            </w:r>
+            <w:proofErr w:type="spellEnd"/>
+            <w:r>
+              <w:rPr>
+                <w:rFonts w:ascii="Aptos" w:eastAsia="Aptos" w:hAnsi="Aptos" w:cs="Aptos"/>
+                <w:sz w:val="18"/>
+                <w:szCs w:val="18"/>
+                <w:lang w:val="en-US"/>
+              </w:rPr>
+              <w:t xml:space="preserve"> </w:t>
+            </w:r>
+            <w:proofErr w:type="spellStart"/>
+            <w:r>
+              <w:rPr>
+                <w:rFonts w:ascii="Aptos" w:eastAsia="Aptos" w:hAnsi="Aptos" w:cs="Aptos"/>
+                <w:sz w:val="18"/>
+                <w:szCs w:val="18"/>
+                <w:lang w:val="en-US"/>
+              </w:rPr>
+              <w:t>affichée</w:t>
+            </w:r>
+            <w:proofErr w:type="spellEnd"/>
           </w:p>
         </w:tc>
       </w:tr>
@@ -12705,14 +14088,45 @@
             <w:vAlign w:val="center"/>
           </w:tcPr>
           <w:p>
-            <w:r>
-              <w:rPr>
-                <w:rFonts w:ascii="Aptos" w:eastAsia="Aptos" w:hAnsi="Aptos" w:cs="Aptos"/>
-                <w:sz w:val="18"/>
-                <w:szCs w:val="18"/>
-                <w:lang w:val="en-US"/>
-              </w:rPr>
-              <w:t>Repérer des disponibilités communes.</w:t>
+            <w:proofErr w:type="spellStart"/>
+            <w:r>
+              <w:rPr>
+                <w:rFonts w:ascii="Aptos" w:eastAsia="Aptos" w:hAnsi="Aptos" w:cs="Aptos"/>
+                <w:sz w:val="18"/>
+                <w:szCs w:val="18"/>
+                <w:lang w:val="en-US"/>
+              </w:rPr>
+              <w:t>Repérer</w:t>
+            </w:r>
+            <w:proofErr w:type="spellEnd"/>
+            <w:r>
+              <w:rPr>
+                <w:rFonts w:ascii="Aptos" w:eastAsia="Aptos" w:hAnsi="Aptos" w:cs="Aptos"/>
+                <w:sz w:val="18"/>
+                <w:szCs w:val="18"/>
+                <w:lang w:val="en-US"/>
+              </w:rPr>
+              <w:t xml:space="preserve"> des </w:t>
+            </w:r>
+            <w:proofErr w:type="spellStart"/>
+            <w:r>
+              <w:rPr>
+                <w:rFonts w:ascii="Aptos" w:eastAsia="Aptos" w:hAnsi="Aptos" w:cs="Aptos"/>
+                <w:sz w:val="18"/>
+                <w:szCs w:val="18"/>
+                <w:lang w:val="en-US"/>
+              </w:rPr>
+              <w:t>disponibilités</w:t>
+            </w:r>
+            <w:proofErr w:type="spellEnd"/>
+            <w:r>
+              <w:rPr>
+                <w:rFonts w:ascii="Aptos" w:eastAsia="Aptos" w:hAnsi="Aptos" w:cs="Aptos"/>
+                <w:sz w:val="18"/>
+                <w:szCs w:val="18"/>
+                <w:lang w:val="en-US"/>
+              </w:rPr>
+              <w:t xml:space="preserve"> communes.</w:t>
             </w:r>
           </w:p>
         </w:tc>
@@ -12774,8 +14188,39 @@
                 <w:szCs w:val="18"/>
                 <w:lang w:val="en-US"/>
               </w:rPr>
-              <w:t>Temps libres affichés</w:t>
-            </w:r>
+              <w:t xml:space="preserve">Temps </w:t>
+            </w:r>
+            <w:proofErr w:type="spellStart"/>
+            <w:r>
+              <w:rPr>
+                <w:rFonts w:ascii="Aptos" w:eastAsia="Aptos" w:hAnsi="Aptos" w:cs="Aptos"/>
+                <w:sz w:val="18"/>
+                <w:szCs w:val="18"/>
+                <w:lang w:val="en-US"/>
+              </w:rPr>
+              <w:t>libres</w:t>
+            </w:r>
+            <w:proofErr w:type="spellEnd"/>
+            <w:r>
+              <w:rPr>
+                <w:rFonts w:ascii="Aptos" w:eastAsia="Aptos" w:hAnsi="Aptos" w:cs="Aptos"/>
+                <w:sz w:val="18"/>
+                <w:szCs w:val="18"/>
+                <w:lang w:val="en-US"/>
+              </w:rPr>
+              <w:t xml:space="preserve"> </w:t>
+            </w:r>
+            <w:proofErr w:type="spellStart"/>
+            <w:r>
+              <w:rPr>
+                <w:rFonts w:ascii="Aptos" w:eastAsia="Aptos" w:hAnsi="Aptos" w:cs="Aptos"/>
+                <w:sz w:val="18"/>
+                <w:szCs w:val="18"/>
+                <w:lang w:val="en-US"/>
+              </w:rPr>
+              <w:t>affichés</w:t>
+            </w:r>
+            <w:proofErr w:type="spellEnd"/>
           </w:p>
         </w:tc>
       </w:tr>
@@ -12788,7 +14233,7 @@
           <w:rFonts w:eastAsia="Microsoft Sans Serif"/>
         </w:rPr>
       </w:pPr>
-      <w:bookmarkStart w:id="33" w:name="_Toc224508860"/>
+      <w:bookmarkStart w:id="33" w:name="_Toc224594557"/>
       <w:r>
         <w:rPr>
           <w:rFonts w:eastAsia="Microsoft Sans Serif"/>
@@ -12807,15 +14252,45 @@
       <w:pPr>
         <w:pStyle w:val="Titre3"/>
       </w:pPr>
-      <w:bookmarkStart w:id="34" w:name="_Toc224508861"/>
-      <w:r>
-        <w:t>Les outils de communications utilisés</w:t>
+      <w:bookmarkStart w:id="34" w:name="_Toc224594558"/>
+      <w:r>
+        <w:t>Les outils de communication</w:t>
+      </w:r>
+      <w:r>
+        <w:t xml:space="preserve"> </w:t>
+      </w:r>
+      <w:r>
+        <w:t>utilisés</w:t>
       </w:r>
       <w:bookmarkEnd w:id="34"/>
     </w:p>
     <w:p>
       <w:r>
-        <w:t xml:space="preserve">L’outil de travail pour la communication que nous avons utilisé tout au long de notre projet est équipes. On a souvent communiqué sur Teams pour parler du projet et des prochaines tâches à faire, également Saad et Marat ont souvent pris du temps à faire des rencontres virtuelles sur Teams pour travailler ensemble sur le backend. </w:t>
+        <w:t xml:space="preserve">L’outil de travail pour la communication que nous avons utilisé tout au long de notre projet est </w:t>
+      </w:r>
+      <w:r>
+        <w:t>Teams.</w:t>
+      </w:r>
+      <w:r>
+        <w:t xml:space="preserve"> On a souvent communiqué sur Teams pour parler du projet et des prochaines tâches à faire</w:t>
+      </w:r>
+      <w:r>
+        <w:t>.</w:t>
+      </w:r>
+      <w:r>
+        <w:t xml:space="preserve"> </w:t>
+      </w:r>
+      <w:r>
+        <w:t>É</w:t>
+      </w:r>
+      <w:r>
+        <w:t>galement</w:t>
+      </w:r>
+      <w:r>
+        <w:t>,</w:t>
+      </w:r>
+      <w:r>
+        <w:t xml:space="preserve"> Saad et Marat ont souvent pris du temps à faire des rencontres virtuelles sur Teams pour travailler ensemble sur le backend. </w:t>
       </w:r>
     </w:p>
     <w:p/>
@@ -12823,9 +14298,9 @@
       <w:pPr>
         <w:pStyle w:val="Titre3"/>
       </w:pPr>
-      <w:bookmarkStart w:id="35" w:name="_Toc224508862"/>
-      <w:r>
-        <w:t>Les responsabilités des membres de l’équipes</w:t>
+      <w:bookmarkStart w:id="35" w:name="_Toc224594559"/>
+      <w:r>
+        <w:t>Les responsabilités des membres de l’équipe</w:t>
       </w:r>
       <w:bookmarkEnd w:id="35"/>
     </w:p>
@@ -12846,7 +14321,13 @@
     </w:p>
     <w:p>
       <w:r>
-        <w:t>Marat a assisté au travail sur le backend et fait des tests sur le Postman.</w:t>
+        <w:t>Marat a assisté au travail sur le backend et</w:t>
+      </w:r>
+      <w:r>
+        <w:t xml:space="preserve"> a</w:t>
+      </w:r>
+      <w:r>
+        <w:t xml:space="preserve"> fait des tests sur le Postman.</w:t>
       </w:r>
     </w:p>
     <w:p>
@@ -12866,7 +14347,37 @@
     <w:p>
       <w:r>
         <w:lastRenderedPageBreak/>
-        <w:t>Alexis a travaillé sur le word, le front end, sur le diagramme uml et sur quelques tests avec les données de la base de données.</w:t>
+        <w:t xml:space="preserve">Alexis a travaillé sur le </w:t>
+      </w:r>
+      <w:proofErr w:type="spellStart"/>
+      <w:r>
+        <w:t>word</w:t>
+      </w:r>
+      <w:proofErr w:type="spellEnd"/>
+      <w:r>
+        <w:t xml:space="preserve">, le </w:t>
+      </w:r>
+      <w:proofErr w:type="spellStart"/>
+      <w:r>
+        <w:t>front</w:t>
+      </w:r>
+      <w:r>
+        <w:t>-</w:t>
+      </w:r>
+      <w:r>
+        <w:t>end</w:t>
+      </w:r>
+      <w:proofErr w:type="spellEnd"/>
+      <w:r>
+        <w:t xml:space="preserve">, sur le diagramme </w:t>
+      </w:r>
+      <w:proofErr w:type="spellStart"/>
+      <w:r>
+        <w:t>uml</w:t>
+      </w:r>
+      <w:proofErr w:type="spellEnd"/>
+      <w:r>
+        <w:t xml:space="preserve"> et sur quelques tests avec les données de la base de données.</w:t>
       </w:r>
     </w:p>
     <w:p/>
@@ -12874,7 +14385,7 @@
       <w:pPr>
         <w:pStyle w:val="Titre3"/>
       </w:pPr>
-      <w:bookmarkStart w:id="36" w:name="_Toc224508863"/>
+      <w:bookmarkStart w:id="36" w:name="_Toc224594560"/>
       <w:r>
         <w:t>Le mode de travail</w:t>
       </w:r>
@@ -12882,7 +14393,45 @@
     </w:p>
     <w:p>
       <w:r>
-        <w:t>Pour notre mode de travail, on travaillait chaque semaine en classe, puis nous utilisions une approche agile. En effet, nous faisions des sprints en travaillant sur plusieurs fonctionnalités en même temps, ensuite prendre une pause pour effectuer des tests qui sont faite avec postman, Jupiter et Junit. On prenait également le temps de vérifier si tout est correct dans notre projet, par exemple, si on implémentait une fonctionnalité et qu’elle ne correspondait pas aux attentes du client, on révisait et on changeait les choses qui n’étaient pas en corrélation. Suite à la validation, on faisait un push et un pull request.</w:t>
+        <w:t>Pour notre mode de travail, on travaillait chaque semaine en classe, puis nous utilisions une approche agile. En effet, nous faisions des sprints en travaillant sur plusieurs fonctionnalités en même temps, ensuite prendre une pause pour effectuer des tests qui sont fait</w:t>
+      </w:r>
+      <w:r>
+        <w:t>s</w:t>
+      </w:r>
+      <w:r>
+        <w:t xml:space="preserve"> avec </w:t>
+      </w:r>
+      <w:proofErr w:type="spellStart"/>
+      <w:r>
+        <w:t>postman</w:t>
+      </w:r>
+      <w:proofErr w:type="spellEnd"/>
+      <w:r>
+        <w:t xml:space="preserve">, Jupiter et </w:t>
+      </w:r>
+      <w:proofErr w:type="spellStart"/>
+      <w:r>
+        <w:t>Junit</w:t>
+      </w:r>
+      <w:proofErr w:type="spellEnd"/>
+      <w:r>
+        <w:t xml:space="preserve">. On prenait également le temps de vérifier si tout est correct dans notre projet, par exemple, si on implémentait une fonctionnalité et qu’elle ne correspondait pas aux attentes du client, on révisait et on changeait les choses qui n’étaient pas en corrélation. </w:t>
+      </w:r>
+      <w:proofErr w:type="gramStart"/>
+      <w:r>
+        <w:t>Suite à</w:t>
+      </w:r>
+      <w:proofErr w:type="gramEnd"/>
+      <w:r>
+        <w:t xml:space="preserve"> la validation, on faisait un push et un pull </w:t>
+      </w:r>
+      <w:proofErr w:type="spellStart"/>
+      <w:r>
+        <w:t>request</w:t>
+      </w:r>
+      <w:proofErr w:type="spellEnd"/>
+      <w:r>
+        <w:t>.</w:t>
       </w:r>
     </w:p>
     <w:p>
@@ -12895,7 +14444,7 @@
       <w:pPr>
         <w:pStyle w:val="Titre3"/>
       </w:pPr>
-      <w:bookmarkStart w:id="37" w:name="_Toc224508864"/>
+      <w:bookmarkStart w:id="37" w:name="_Toc224594561"/>
       <w:r>
         <w:t>L’utilisation des logiciels de gestion des sources</w:t>
       </w:r>
@@ -12903,7 +14452,93 @@
     </w:p>
     <w:p>
       <w:r>
-        <w:t>On a utilisé le Kanban de git pour organiser nos tâches. On a utilisé le backlog pour créer une issue pour chaque tâche à compléter pour essentiellement garder une trace de chaque étape du projet. On a utilisé le ready pour établir les tâches prêtent à commencer. Le in progress pour savoir quelles tâches qui étaient prête à être commencés. Les tâches dans le Done étaient des tâches qu’on savait qui étaient finie et qui ne serait probablement pas modifiée dans le futur. Le in review était pour les tâches finies, mais à vérifier pour être peut-être modifié plus tard. On a aussi utilisé une fiche de temps sur excel pour garder trace du temps qu’on passait pendant chaque semaine à faire quoi.</w:t>
+        <w:t xml:space="preserve">On a utilisé le Kanban de git pour organiser nos tâches. On a utilisé le </w:t>
+      </w:r>
+      <w:proofErr w:type="spellStart"/>
+      <w:r>
+        <w:t>backlog</w:t>
+      </w:r>
+      <w:proofErr w:type="spellEnd"/>
+      <w:r>
+        <w:t xml:space="preserve"> pour créer une issue pour chaque tâche à compléter pour essentiellement garder une trace de chaque étape du projet. On a utilisé le </w:t>
+      </w:r>
+      <w:proofErr w:type="spellStart"/>
+      <w:r>
+        <w:t>ready</w:t>
+      </w:r>
+      <w:proofErr w:type="spellEnd"/>
+      <w:r>
+        <w:t xml:space="preserve"> pour établir les tâches prêt</w:t>
+      </w:r>
+      <w:r>
+        <w:t>es</w:t>
+      </w:r>
+      <w:r>
+        <w:t xml:space="preserve"> à commencer. Le in </w:t>
+      </w:r>
+      <w:proofErr w:type="spellStart"/>
+      <w:r>
+        <w:t>progress</w:t>
+      </w:r>
+      <w:proofErr w:type="spellEnd"/>
+      <w:r>
+        <w:t xml:space="preserve"> pour savoir quelles tâches qui étaient prête à être commencé</w:t>
+      </w:r>
+      <w:r>
+        <w:t>e</w:t>
+      </w:r>
+      <w:r>
+        <w:t xml:space="preserve">s. Les tâches dans le Done étaient des tâches qu’on savait qui </w:t>
+      </w:r>
+      <w:proofErr w:type="gramStart"/>
+      <w:r>
+        <w:t>étaient</w:t>
+      </w:r>
+      <w:proofErr w:type="gramEnd"/>
+      <w:r>
+        <w:t xml:space="preserve"> finie</w:t>
+      </w:r>
+      <w:r>
+        <w:t>s</w:t>
+      </w:r>
+      <w:r>
+        <w:t xml:space="preserve"> et qui ne </w:t>
+      </w:r>
+      <w:r>
+        <w:t>seraient</w:t>
+      </w:r>
+      <w:r>
+        <w:t xml:space="preserve"> probablement pas modifiée dans le futur. Le in </w:t>
+      </w:r>
+      <w:proofErr w:type="spellStart"/>
+      <w:r>
+        <w:t>review</w:t>
+      </w:r>
+      <w:proofErr w:type="spellEnd"/>
+      <w:r>
+        <w:t xml:space="preserve"> était pour les tâches finies, mais à vérifier pour être </w:t>
+      </w:r>
+      <w:proofErr w:type="spellStart"/>
+      <w:r>
+        <w:t>peut-être</w:t>
+      </w:r>
+      <w:proofErr w:type="spellEnd"/>
+      <w:r>
+        <w:t xml:space="preserve"> modifié</w:t>
+      </w:r>
+      <w:r>
+        <w:t>es</w:t>
+      </w:r>
+      <w:r>
+        <w:t xml:space="preserve"> plus tard. On a aussi utilisé une fiche de temps sur </w:t>
+      </w:r>
+      <w:proofErr w:type="spellStart"/>
+      <w:r>
+        <w:t>excel</w:t>
+      </w:r>
+      <w:proofErr w:type="spellEnd"/>
+      <w:r>
+        <w:t xml:space="preserve"> pour garder trace du temps qu’on passait pendant chaque semaine à faire quoi.</w:t>
       </w:r>
     </w:p>
     <w:p>
@@ -12953,7 +14588,7 @@
       <w:pPr>
         <w:pStyle w:val="Titre1"/>
       </w:pPr>
-      <w:bookmarkStart w:id="38" w:name="_Toc224508865"/>
+      <w:bookmarkStart w:id="38" w:name="_Toc224594562"/>
       <w:r>
         <w:t>Interfaces</w:t>
       </w:r>
@@ -12963,7 +14598,7 @@
       <w:pPr>
         <w:pStyle w:val="Titre3"/>
       </w:pPr>
-      <w:bookmarkStart w:id="39" w:name="_Toc224508866"/>
+      <w:bookmarkStart w:id="39" w:name="_Toc224594563"/>
       <w:r>
         <w:t>Page d’accueil</w:t>
       </w:r>
@@ -12971,14 +14606,11 @@
     </w:p>
     <w:p>
       <w:r>
-        <w:rPr>
-          <w:noProof/>
-        </w:rPr>
         <w:drawing>
-          <wp:inline distT="0" distB="0" distL="0" distR="0" wp14:anchorId="133603E9" wp14:editId="58A6267C">
-            <wp:extent cx="5486400" cy="2491740"/>
-            <wp:effectExtent l="0" t="0" r="0" b="3810"/>
-            <wp:docPr id="1131151841" name="Image 1"/>
+          <wp:inline distT="0" distB="0" distL="0" distR="0" wp14:anchorId="03E94196" wp14:editId="2D7A33F7">
+            <wp:extent cx="5486400" cy="2909570"/>
+            <wp:effectExtent l="0" t="0" r="0" b="5080"/>
+            <wp:docPr id="421476365" name="Image 14"/>
             <wp:cNvGraphicFramePr>
               <a:graphicFrameLocks xmlns:a="http://schemas.openxmlformats.org/drawingml/2006/main" noChangeAspect="1"/>
             </wp:cNvGraphicFramePr>
@@ -12986,23 +14618,36 @@
               <a:graphicData uri="http://schemas.openxmlformats.org/drawingml/2006/picture">
                 <pic:pic xmlns:pic="http://schemas.openxmlformats.org/drawingml/2006/picture">
                   <pic:nvPicPr>
-                    <pic:cNvPr id="1131151841" name=""/>
-                    <pic:cNvPicPr/>
+                    <pic:cNvPr id="0" name="Picture 84"/>
+                    <pic:cNvPicPr>
+                      <a:picLocks noChangeAspect="1" noChangeArrowheads="1"/>
+                    </pic:cNvPicPr>
                   </pic:nvPicPr>
                   <pic:blipFill>
-                    <a:blip r:embed="rId22"/>
+                    <a:blip r:embed="rId22" cstate="print">
+                      <a:extLst>
+                        <a:ext uri="{28A0092B-C50C-407E-A947-70E740481C1C}">
+                          <a14:useLocalDpi xmlns:a14="http://schemas.microsoft.com/office/drawing/2010/main" val="0"/>
+                        </a:ext>
+                      </a:extLst>
+                    </a:blip>
+                    <a:srcRect/>
                     <a:stretch>
                       <a:fillRect/>
                     </a:stretch>
                   </pic:blipFill>
-                  <pic:spPr>
+                  <pic:spPr bwMode="auto">
                     <a:xfrm>
                       <a:off x="0" y="0"/>
-                      <a:ext cx="5486400" cy="2491740"/>
+                      <a:ext cx="5486400" cy="2909570"/>
                     </a:xfrm>
                     <a:prstGeom prst="rect">
                       <a:avLst/>
                     </a:prstGeom>
+                    <a:noFill/>
+                    <a:ln>
+                      <a:noFill/>
+                    </a:ln>
                   </pic:spPr>
                 </pic:pic>
               </a:graphicData>
@@ -13011,25 +14656,25 @@
         </w:drawing>
       </w:r>
     </w:p>
+    <w:p/>
     <w:p>
       <w:pPr>
         <w:pStyle w:val="Titre3"/>
       </w:pPr>
+      <w:bookmarkStart w:id="40" w:name="_Toc224594564"/>
       <w:r>
         <w:lastRenderedPageBreak/>
         <w:t>Page de connexion</w:t>
       </w:r>
-    </w:p>
-    <w:p>
-      <w:r>
-        <w:rPr>
-          <w:noProof/>
-        </w:rPr>
+      <w:bookmarkEnd w:id="40"/>
+    </w:p>
+    <w:p>
+      <w:r>
         <w:drawing>
-          <wp:inline distT="0" distB="0" distL="0" distR="0" wp14:anchorId="7409A62E" wp14:editId="7EF2A90C">
-            <wp:extent cx="5486400" cy="2747645"/>
+          <wp:inline distT="0" distB="0" distL="0" distR="0" wp14:anchorId="06DABC4F" wp14:editId="0EC4C304">
+            <wp:extent cx="5486400" cy="2784475"/>
             <wp:effectExtent l="0" t="0" r="0" b="0"/>
-            <wp:docPr id="202352900" name="Image 13"/>
+            <wp:docPr id="2117133374" name="Image 16"/>
             <wp:cNvGraphicFramePr>
               <a:graphicFrameLocks xmlns:a="http://schemas.openxmlformats.org/drawingml/2006/main" noChangeAspect="1"/>
             </wp:cNvGraphicFramePr>
@@ -13037,7 +14682,7 @@
               <a:graphicData uri="http://schemas.openxmlformats.org/drawingml/2006/picture">
                 <pic:pic xmlns:pic="http://schemas.openxmlformats.org/drawingml/2006/picture">
                   <pic:nvPicPr>
-                    <pic:cNvPr id="0" name="Picture 41"/>
+                    <pic:cNvPr id="0" name="Picture 91"/>
                     <pic:cNvPicPr>
                       <a:picLocks noChangeAspect="1" noChangeArrowheads="1"/>
                     </pic:cNvPicPr>
@@ -13058,7 +14703,7 @@
                   <pic:spPr bwMode="auto">
                     <a:xfrm>
                       <a:off x="0" y="0"/>
-                      <a:ext cx="5486400" cy="2747645"/>
+                      <a:ext cx="5486400" cy="2784475"/>
                     </a:xfrm>
                     <a:prstGeom prst="rect">
                       <a:avLst/>
@@ -13076,31 +14721,38 @@
       </w:r>
     </w:p>
     <w:p/>
+    <w:p/>
     <w:p>
       <w:pPr>
         <w:pStyle w:val="Titre3"/>
       </w:pPr>
-      <w:bookmarkStart w:id="40" w:name="_Toc224508867"/>
+      <w:bookmarkStart w:id="41" w:name="_Toc224594565"/>
       <w:r>
         <w:t>Page d’inscription</w:t>
       </w:r>
-      <w:bookmarkEnd w:id="40"/>
+      <w:bookmarkEnd w:id="41"/>
     </w:p>
     <w:p>
       <w:pPr>
         <w:rPr>
-          <w:rStyle w:val="Titre3Car"/>
+          <w:rFonts w:eastAsiaTheme="majorEastAsia" w:cstheme="majorBidi"/>
+          <w:b/>
+          <w:szCs w:val="28"/>
+          <w:u w:val="single"/>
         </w:rPr>
       </w:pPr>
       <w:r>
         <w:rPr>
-          <w:noProof/>
+          <w:rFonts w:eastAsiaTheme="majorEastAsia" w:cstheme="majorBidi"/>
+          <w:b/>
+          <w:szCs w:val="28"/>
+          <w:u w:val="single"/>
         </w:rPr>
         <w:drawing>
-          <wp:inline distT="0" distB="0" distL="0" distR="0" wp14:anchorId="735D3F5A" wp14:editId="711A2AFB">
-            <wp:extent cx="5486400" cy="2486025"/>
-            <wp:effectExtent l="0" t="0" r="0" b="9525"/>
-            <wp:docPr id="105368133" name="Image 1"/>
+          <wp:inline distT="0" distB="0" distL="0" distR="0" wp14:anchorId="2166ACE1" wp14:editId="71BA2FB2">
+            <wp:extent cx="5486400" cy="2771140"/>
+            <wp:effectExtent l="0" t="0" r="0" b="0"/>
+            <wp:docPr id="1825917181" name="Image 20"/>
             <wp:cNvGraphicFramePr>
               <a:graphicFrameLocks xmlns:a="http://schemas.openxmlformats.org/drawingml/2006/main" noChangeAspect="1"/>
             </wp:cNvGraphicFramePr>
@@ -13108,74 +14760,13 @@
               <a:graphicData uri="http://schemas.openxmlformats.org/drawingml/2006/picture">
                 <pic:pic xmlns:pic="http://schemas.openxmlformats.org/drawingml/2006/picture">
                   <pic:nvPicPr>
-                    <pic:cNvPr id="105368133" name=""/>
-                    <pic:cNvPicPr/>
-                  </pic:nvPicPr>
-                  <pic:blipFill>
-                    <a:blip r:embed="rId24"/>
-                    <a:stretch>
-                      <a:fillRect/>
-                    </a:stretch>
-                  </pic:blipFill>
-                  <pic:spPr>
-                    <a:xfrm>
-                      <a:off x="0" y="0"/>
-                      <a:ext cx="5486400" cy="2486025"/>
-                    </a:xfrm>
-                    <a:prstGeom prst="rect">
-                      <a:avLst/>
-                    </a:prstGeom>
-                  </pic:spPr>
-                </pic:pic>
-              </a:graphicData>
-            </a:graphic>
-          </wp:inline>
-        </w:drawing>
-      </w:r>
-    </w:p>
-    <w:p>
-      <w:pPr>
-        <w:pStyle w:val="Titre3"/>
-        <w:rPr>
-          <w:rStyle w:val="Titre3Car"/>
-          <w:b/>
-        </w:rPr>
-      </w:pPr>
-      <w:bookmarkStart w:id="41" w:name="_Toc224508868"/>
-      <w:r>
-        <w:rPr>
-          <w:rStyle w:val="Titre3Car"/>
-          <w:b/>
-        </w:rPr>
-        <w:lastRenderedPageBreak/>
-        <w:t>Page d’horaire de groupe</w:t>
-      </w:r>
-      <w:bookmarkEnd w:id="41"/>
-    </w:p>
-    <w:p>
-      <w:r>
-        <w:rPr>
-          <w:noProof/>
-        </w:rPr>
-        <w:drawing>
-          <wp:inline distT="0" distB="0" distL="0" distR="0" wp14:anchorId="31AB096F" wp14:editId="3FC7083D">
-            <wp:extent cx="5486400" cy="2853690"/>
-            <wp:effectExtent l="0" t="0" r="0" b="3810"/>
-            <wp:docPr id="1716360941" name="Image 3"/>
-            <wp:cNvGraphicFramePr>
-              <a:graphicFrameLocks xmlns:a="http://schemas.openxmlformats.org/drawingml/2006/main" noChangeAspect="1"/>
-            </wp:cNvGraphicFramePr>
-            <a:graphic xmlns:a="http://schemas.openxmlformats.org/drawingml/2006/main">
-              <a:graphicData uri="http://schemas.openxmlformats.org/drawingml/2006/picture">
-                <pic:pic xmlns:pic="http://schemas.openxmlformats.org/drawingml/2006/picture">
-                  <pic:nvPicPr>
-                    <pic:cNvPr id="0" name="Picture 6"/>
+                    <pic:cNvPr id="0" name="Picture 108"/>
                     <pic:cNvPicPr>
                       <a:picLocks noChangeAspect="1" noChangeArrowheads="1"/>
                     </pic:cNvPicPr>
                   </pic:nvPicPr>
                   <pic:blipFill>
-                    <a:blip r:embed="rId25" cstate="print">
+                    <a:blip r:embed="rId24" cstate="print">
                       <a:extLst>
                         <a:ext uri="{28A0092B-C50C-407E-A947-70E740481C1C}">
                           <a14:useLocalDpi xmlns:a14="http://schemas.microsoft.com/office/drawing/2010/main" val="0"/>
@@ -13190,7 +14781,7 @@
                   <pic:spPr bwMode="auto">
                     <a:xfrm>
                       <a:off x="0" y="0"/>
-                      <a:ext cx="5486400" cy="2853690"/>
+                      <a:ext cx="5486400" cy="2771140"/>
                     </a:xfrm>
                     <a:prstGeom prst="rect">
                       <a:avLst/>
@@ -13211,8 +14802,9 @@
       <w:pPr>
         <w:pStyle w:val="Titre3"/>
       </w:pPr>
-      <w:bookmarkStart w:id="42" w:name="_Toc224508869"/>
-      <w:r>
+      <w:bookmarkStart w:id="42" w:name="_Toc224594566"/>
+      <w:r>
+        <w:lastRenderedPageBreak/>
         <w:t>Page de tableau de bord</w:t>
       </w:r>
       <w:bookmarkEnd w:id="42"/>
@@ -13220,7 +14812,10 @@
     <w:p>
       <w:pPr>
         <w:rPr>
-          <w:rStyle w:val="Titre3Car"/>
+          <w:rFonts w:eastAsiaTheme="majorEastAsia" w:cstheme="majorBidi"/>
+          <w:b/>
+          <w:szCs w:val="28"/>
+          <w:u w:val="single"/>
         </w:rPr>
       </w:pPr>
       <w:r>
@@ -13245,7 +14840,7 @@
                     </pic:cNvPicPr>
                   </pic:nvPicPr>
                   <pic:blipFill>
-                    <a:blip r:embed="rId26">
+                    <a:blip r:embed="rId25">
                       <a:extLst>
                         <a:ext uri="{28A0092B-C50C-407E-A947-70E740481C1C}">
                           <a14:useLocalDpi xmlns:a14="http://schemas.microsoft.com/office/drawing/2010/main" val="0"/>
@@ -13280,32 +14875,20 @@
     <w:p>
       <w:pPr>
         <w:pStyle w:val="Titre3"/>
-        <w:rPr>
-          <w:rStyle w:val="Titre3Car"/>
-          <w:b/>
-        </w:rPr>
-      </w:pPr>
-      <w:bookmarkStart w:id="43" w:name="_Toc224508870"/>
-      <w:r>
-        <w:rPr>
-          <w:rStyle w:val="Titre3Car"/>
-          <w:b/>
-        </w:rPr>
-        <w:lastRenderedPageBreak/>
-        <w:t>Page de l’horaire</w:t>
+      </w:pPr>
+      <w:bookmarkStart w:id="43" w:name="_Toc224594567"/>
+      <w:r>
+        <w:t>Page de création de groupe</w:t>
       </w:r>
       <w:bookmarkEnd w:id="43"/>
     </w:p>
     <w:p>
       <w:r>
-        <w:rPr>
-          <w:noProof/>
-        </w:rPr>
         <w:drawing>
-          <wp:inline distT="0" distB="0" distL="0" distR="0" wp14:anchorId="64A506F9" wp14:editId="24FC7552">
-            <wp:extent cx="5486400" cy="2679065"/>
-            <wp:effectExtent l="0" t="0" r="0" b="6985"/>
-            <wp:docPr id="118733418" name="Image 7"/>
+          <wp:inline distT="0" distB="0" distL="0" distR="0" wp14:anchorId="02641AC7" wp14:editId="7BF14392">
+            <wp:extent cx="5486400" cy="3499485"/>
+            <wp:effectExtent l="0" t="0" r="0" b="5715"/>
+            <wp:docPr id="2053363636" name="Image 10"/>
             <wp:cNvGraphicFramePr>
               <a:graphicFrameLocks xmlns:a="http://schemas.openxmlformats.org/drawingml/2006/main" noChangeAspect="1"/>
             </wp:cNvGraphicFramePr>
@@ -13313,7 +14896,70 @@
               <a:graphicData uri="http://schemas.openxmlformats.org/drawingml/2006/picture">
                 <pic:pic xmlns:pic="http://schemas.openxmlformats.org/drawingml/2006/picture">
                   <pic:nvPicPr>
-                    <pic:cNvPr id="0" name="Picture 20"/>
+                    <pic:cNvPr id="0" name="Picture 70"/>
+                    <pic:cNvPicPr>
+                      <a:picLocks noChangeAspect="1" noChangeArrowheads="1"/>
+                    </pic:cNvPicPr>
+                  </pic:nvPicPr>
+                  <pic:blipFill>
+                    <a:blip r:embed="rId26" cstate="print">
+                      <a:extLst>
+                        <a:ext uri="{28A0092B-C50C-407E-A947-70E740481C1C}">
+                          <a14:useLocalDpi xmlns:a14="http://schemas.microsoft.com/office/drawing/2010/main" val="0"/>
+                        </a:ext>
+                      </a:extLst>
+                    </a:blip>
+                    <a:srcRect/>
+                    <a:stretch>
+                      <a:fillRect/>
+                    </a:stretch>
+                  </pic:blipFill>
+                  <pic:spPr bwMode="auto">
+                    <a:xfrm>
+                      <a:off x="0" y="0"/>
+                      <a:ext cx="5486400" cy="3499485"/>
+                    </a:xfrm>
+                    <a:prstGeom prst="rect">
+                      <a:avLst/>
+                    </a:prstGeom>
+                    <a:noFill/>
+                    <a:ln>
+                      <a:noFill/>
+                    </a:ln>
+                  </pic:spPr>
+                </pic:pic>
+              </a:graphicData>
+            </a:graphic>
+          </wp:inline>
+        </w:drawing>
+      </w:r>
+    </w:p>
+    <w:p>
+      <w:pPr>
+        <w:pStyle w:val="Titre3"/>
+      </w:pPr>
+      <w:bookmarkStart w:id="44" w:name="_Toc224594568"/>
+      <w:r>
+        <w:lastRenderedPageBreak/>
+        <w:t>Page de paramètres</w:t>
+      </w:r>
+      <w:bookmarkEnd w:id="44"/>
+    </w:p>
+    <w:p>
+      <w:r>
+        <w:drawing>
+          <wp:inline distT="0" distB="0" distL="0" distR="0" wp14:anchorId="643CD45C" wp14:editId="1C4AC842">
+            <wp:extent cx="5486400" cy="2790825"/>
+            <wp:effectExtent l="0" t="0" r="0" b="9525"/>
+            <wp:docPr id="530277104" name="Image 12"/>
+            <wp:cNvGraphicFramePr>
+              <a:graphicFrameLocks xmlns:a="http://schemas.openxmlformats.org/drawingml/2006/main" noChangeAspect="1"/>
+            </wp:cNvGraphicFramePr>
+            <a:graphic xmlns:a="http://schemas.openxmlformats.org/drawingml/2006/main">
+              <a:graphicData uri="http://schemas.openxmlformats.org/drawingml/2006/picture">
+                <pic:pic xmlns:pic="http://schemas.openxmlformats.org/drawingml/2006/picture">
+                  <pic:nvPicPr>
+                    <pic:cNvPr id="0" name="Picture 77"/>
                     <pic:cNvPicPr>
                       <a:picLocks noChangeAspect="1" noChangeArrowheads="1"/>
                     </pic:cNvPicPr>
@@ -13334,7 +14980,7 @@
                   <pic:spPr bwMode="auto">
                     <a:xfrm>
                       <a:off x="0" y="0"/>
-                      <a:ext cx="5486400" cy="2679065"/>
+                      <a:ext cx="5486400" cy="2790825"/>
                     </a:xfrm>
                     <a:prstGeom prst="rect">
                       <a:avLst/>
@@ -13355,28 +15001,19 @@
       <w:pPr>
         <w:pStyle w:val="Titre3"/>
       </w:pPr>
-      <w:bookmarkStart w:id="44" w:name="_Toc224508871"/>
-      <w:r>
-        <w:t>Page de paramètres</w:t>
-      </w:r>
-      <w:bookmarkEnd w:id="44"/>
-    </w:p>
-    <w:p>
-      <w:r>
-        <w:br w:type="page"/>
-      </w:r>
-    </w:p>
-    <w:p>
-      <w:r>
-        <w:rPr>
-          <w:noProof/>
-        </w:rPr>
-        <w:lastRenderedPageBreak/>
+      <w:bookmarkStart w:id="45" w:name="_Toc224594569"/>
+      <w:r>
+        <w:t>Page de l’horaire</w:t>
+      </w:r>
+      <w:bookmarkEnd w:id="45"/>
+    </w:p>
+    <w:p>
+      <w:r>
         <w:drawing>
-          <wp:inline distT="0" distB="0" distL="0" distR="0" wp14:anchorId="6A2345C7" wp14:editId="1598F349">
-            <wp:extent cx="5486400" cy="2853055"/>
-            <wp:effectExtent l="0" t="0" r="0" b="4445"/>
-            <wp:docPr id="1837558472" name="Image 9"/>
+          <wp:inline distT="0" distB="0" distL="0" distR="0" wp14:anchorId="2B965889" wp14:editId="171F068B">
+            <wp:extent cx="5486400" cy="2773045"/>
+            <wp:effectExtent l="0" t="0" r="0" b="8255"/>
+            <wp:docPr id="581833962" name="Image 22"/>
             <wp:cNvGraphicFramePr>
               <a:graphicFrameLocks xmlns:a="http://schemas.openxmlformats.org/drawingml/2006/main" noChangeAspect="1"/>
             </wp:cNvGraphicFramePr>
@@ -13384,13 +15021,13 @@
               <a:graphicData uri="http://schemas.openxmlformats.org/drawingml/2006/picture">
                 <pic:pic xmlns:pic="http://schemas.openxmlformats.org/drawingml/2006/picture">
                   <pic:nvPicPr>
-                    <pic:cNvPr id="0" name="Picture 27"/>
+                    <pic:cNvPr id="0" name="Picture 115"/>
                     <pic:cNvPicPr>
                       <a:picLocks noChangeAspect="1" noChangeArrowheads="1"/>
                     </pic:cNvPicPr>
                   </pic:nvPicPr>
                   <pic:blipFill>
-                    <a:blip r:embed="rId28">
+                    <a:blip r:embed="rId28" cstate="print">
                       <a:extLst>
                         <a:ext uri="{28A0092B-C50C-407E-A947-70E740481C1C}">
                           <a14:useLocalDpi xmlns:a14="http://schemas.microsoft.com/office/drawing/2010/main" val="0"/>
@@ -13405,7 +15042,7 @@
                   <pic:spPr bwMode="auto">
                     <a:xfrm>
                       <a:off x="0" y="0"/>
-                      <a:ext cx="5486400" cy="2853055"/>
+                      <a:ext cx="5486400" cy="2773045"/>
                     </a:xfrm>
                     <a:prstGeom prst="rect">
                       <a:avLst/>
@@ -13422,13 +15059,79 @@
         </w:drawing>
       </w:r>
     </w:p>
+    <w:p>
+      <w:pPr>
+        <w:pStyle w:val="Titre3"/>
+      </w:pPr>
+      <w:bookmarkStart w:id="46" w:name="_Toc224594570"/>
+      <w:r>
+        <w:lastRenderedPageBreak/>
+        <w:t>Page d’horaire de groupe</w:t>
+      </w:r>
+      <w:bookmarkEnd w:id="46"/>
+    </w:p>
+    <w:p>
+      <w:r>
+        <w:drawing>
+          <wp:inline distT="0" distB="0" distL="0" distR="0" wp14:anchorId="62A7A3EB" wp14:editId="76CFA5F8">
+            <wp:extent cx="5486400" cy="2752090"/>
+            <wp:effectExtent l="0" t="0" r="0" b="0"/>
+            <wp:docPr id="1641585226" name="Image 24"/>
+            <wp:cNvGraphicFramePr>
+              <a:graphicFrameLocks xmlns:a="http://schemas.openxmlformats.org/drawingml/2006/main" noChangeAspect="1"/>
+            </wp:cNvGraphicFramePr>
+            <a:graphic xmlns:a="http://schemas.openxmlformats.org/drawingml/2006/main">
+              <a:graphicData uri="http://schemas.openxmlformats.org/drawingml/2006/picture">
+                <pic:pic xmlns:pic="http://schemas.openxmlformats.org/drawingml/2006/picture">
+                  <pic:nvPicPr>
+                    <pic:cNvPr id="0" name="Picture 122"/>
+                    <pic:cNvPicPr>
+                      <a:picLocks noChangeAspect="1" noChangeArrowheads="1"/>
+                    </pic:cNvPicPr>
+                  </pic:nvPicPr>
+                  <pic:blipFill>
+                    <a:blip r:embed="rId29" cstate="print">
+                      <a:extLst>
+                        <a:ext uri="{28A0092B-C50C-407E-A947-70E740481C1C}">
+                          <a14:useLocalDpi xmlns:a14="http://schemas.microsoft.com/office/drawing/2010/main" val="0"/>
+                        </a:ext>
+                      </a:extLst>
+                    </a:blip>
+                    <a:srcRect/>
+                    <a:stretch>
+                      <a:fillRect/>
+                    </a:stretch>
+                  </pic:blipFill>
+                  <pic:spPr bwMode="auto">
+                    <a:xfrm>
+                      <a:off x="0" y="0"/>
+                      <a:ext cx="5486400" cy="2752090"/>
+                    </a:xfrm>
+                    <a:prstGeom prst="rect">
+                      <a:avLst/>
+                    </a:prstGeom>
+                    <a:noFill/>
+                    <a:ln>
+                      <a:noFill/>
+                    </a:ln>
+                  </pic:spPr>
+                </pic:pic>
+              </a:graphicData>
+            </a:graphic>
+          </wp:inline>
+        </w:drawing>
+      </w:r>
+    </w:p>
+    <w:p/>
+    <w:p/>
+    <w:p/>
     <w:p/>
     <w:p/>
     <w:sectPr>
-      <w:headerReference w:type="default" r:id="rId29"/>
-      <w:footerReference w:type="default" r:id="rId30"/>
-      <w:headerReference w:type="first" r:id="rId31"/>
-      <w:footerReference w:type="first" r:id="rId32"/>
+      <w:headerReference w:type="default" r:id="rId30"/>
+      <w:footerReference w:type="default" r:id="rId31"/>
+      <w:headerReference w:type="first" r:id="rId32"/>
+      <w:footerReference w:type="first" r:id="rId33"/>
       <w:pgSz w:w="12240" w:h="15840"/>
       <w:pgMar w:top="1440" w:right="1800" w:bottom="1440" w:left="1800" w:header="708" w:footer="708" w:gutter="0"/>
       <w:cols w:space="708"/>
@@ -15392,7 +17095,6 @@
   <w:style w:type="character" w:default="1" w:styleId="Policepardfaut">
     <w:name w:val="Default Paragraph Font"/>
     <w:uiPriority w:val="1"/>
-    <w:semiHidden/>
     <w:unhideWhenUsed/>
   </w:style>
   <w:style w:type="table" w:default="1" w:styleId="TableauNormal">
@@ -16456,27 +18158,6 @@
 </file>
 
 <file path=customXml/item2.xml><?xml version="1.0" encoding="utf-8"?>
-<?mso-contentType ?>
-<FormTemplates xmlns="http://schemas.microsoft.com/sharepoint/v3/contenttype/forms">
-  <Display>DocumentLibraryForm</Display>
-  <Edit>DocumentLibraryForm</Edit>
-  <New>DocumentLibraryForm</New>
-</FormTemplates>
-</file>
-
-<file path=customXml/item3.xml><?xml version="1.0" encoding="utf-8"?>
-<b:Sources xmlns:b="http://schemas.openxmlformats.org/officeDocument/2006/bibliography" xmlns="http://schemas.openxmlformats.org/officeDocument/2006/bibliography" SelectedStyle="\APASixthEditionOfficeOnline.xsl" StyleName="APA" Version="6"/>
-</file>
-
-<file path=customXml/item4.xml><?xml version="1.0" encoding="utf-8"?>
-<p:properties xmlns:p="http://schemas.microsoft.com/office/2006/metadata/properties" xmlns:xsi="http://www.w3.org/2001/XMLSchema-instance" xmlns:pc="http://schemas.microsoft.com/office/infopath/2007/PartnerControls">
-  <documentManagement>
-    <_activity xmlns="6c21063f-3251-4c20-8fa9-daec1aa44631" xsi:nil="true"/>
-  </documentManagement>
-</p:properties>
-</file>
-
-<file path=customXml/item5.xml><?xml version="1.0" encoding="utf-8"?>
 <ct:contentTypeSchema xmlns:ct="http://schemas.microsoft.com/office/2006/metadata/contentType" xmlns:ma="http://schemas.microsoft.com/office/2006/metadata/properties/metaAttributes" ct:_="" ma:_="" ma:contentTypeName="Document" ma:contentTypeID="0x010100DD1BDA3635D0CE4294F1538A5593EE62" ma:contentTypeVersion="11" ma:contentTypeDescription="Crée un document." ma:contentTypeScope="" ma:versionID="832988b37a7fd21868ebc717321d6ee7">
   <xsd:schema xmlns:xsd="http://www.w3.org/2001/XMLSchema" xmlns:xs="http://www.w3.org/2001/XMLSchema" xmlns:p="http://schemas.microsoft.com/office/2006/metadata/properties" xmlns:ns3="6c21063f-3251-4c20-8fa9-daec1aa44631" targetNamespace="http://schemas.microsoft.com/office/2006/metadata/properties" ma:root="true" ma:fieldsID="beb48136cfda3b877c2c80328f986165" ns3:_="">
     <xsd:import namespace="6c21063f-3251-4c20-8fa9-daec1aa44631"/>
@@ -16664,6 +18345,27 @@
 </ct:contentTypeSchema>
 </file>
 
+<file path=customXml/item3.xml><?xml version="1.0" encoding="utf-8"?>
+<p:properties xmlns:p="http://schemas.microsoft.com/office/2006/metadata/properties" xmlns:xsi="http://www.w3.org/2001/XMLSchema-instance" xmlns:pc="http://schemas.microsoft.com/office/infopath/2007/PartnerControls">
+  <documentManagement>
+    <_activity xmlns="6c21063f-3251-4c20-8fa9-daec1aa44631" xsi:nil="true"/>
+  </documentManagement>
+</p:properties>
+</file>
+
+<file path=customXml/item4.xml><?xml version="1.0" encoding="utf-8"?>
+<b:Sources xmlns:b="http://schemas.openxmlformats.org/officeDocument/2006/bibliography" xmlns="http://schemas.openxmlformats.org/officeDocument/2006/bibliography" SelectedStyle="\APASixthEditionOfficeOnline.xsl" StyleName="APA" Version="6"/>
+</file>
+
+<file path=customXml/item5.xml><?xml version="1.0" encoding="utf-8"?>
+<?mso-contentType ?>
+<FormTemplates xmlns="http://schemas.microsoft.com/sharepoint/v3/contenttype/forms">
+  <Display>DocumentLibraryForm</Display>
+  <Edit>DocumentLibraryForm</Edit>
+  <New>DocumentLibraryForm</New>
+</FormTemplates>
+</file>
+
 <file path=customXml/itemProps1.xml><?xml version="1.0" encoding="utf-8"?>
 <ds:datastoreItem xmlns:ds="http://schemas.openxmlformats.org/officeDocument/2006/customXml" ds:itemID="{55AF091B-3C7A-41E3-B477-F2FDAA23CFDA}">
   <ds:schemaRefs>
@@ -16673,32 +18375,6 @@
 </file>
 
 <file path=customXml/itemProps2.xml><?xml version="1.0" encoding="utf-8"?>
-<ds:datastoreItem xmlns:ds="http://schemas.openxmlformats.org/officeDocument/2006/customXml" ds:itemID="{EE5E6609-E14F-416B-BAD4-69963C83AE7F}">
-  <ds:schemaRefs>
-    <ds:schemaRef ds:uri="http://schemas.microsoft.com/sharepoint/v3/contenttype/forms"/>
-  </ds:schemaRefs>
-</ds:datastoreItem>
-</file>
-
-<file path=customXml/itemProps3.xml><?xml version="1.0" encoding="utf-8"?>
-<ds:datastoreItem xmlns:ds="http://schemas.openxmlformats.org/officeDocument/2006/customXml" ds:itemID="{CC5D7E4F-FA40-487A-9F7B-B8C86429E877}">
-  <ds:schemaRefs>
-    <ds:schemaRef ds:uri="http://schemas.openxmlformats.org/officeDocument/2006/bibliography"/>
-  </ds:schemaRefs>
-</ds:datastoreItem>
-</file>
-
-<file path=customXml/itemProps4.xml><?xml version="1.0" encoding="utf-8"?>
-<ds:datastoreItem xmlns:ds="http://schemas.openxmlformats.org/officeDocument/2006/customXml" ds:itemID="{15EA90B8-A910-4B39-8FE4-EEA98EE03031}">
-  <ds:schemaRefs>
-    <ds:schemaRef ds:uri="http://schemas.microsoft.com/office/2006/metadata/properties"/>
-    <ds:schemaRef ds:uri="http://schemas.microsoft.com/office/infopath/2007/PartnerControls"/>
-    <ds:schemaRef ds:uri="6c21063f-3251-4c20-8fa9-daec1aa44631"/>
-  </ds:schemaRefs>
-</ds:datastoreItem>
-</file>
-
-<file path=customXml/itemProps5.xml><?xml version="1.0" encoding="utf-8"?>
 <ds:datastoreItem xmlns:ds="http://schemas.openxmlformats.org/officeDocument/2006/customXml" ds:itemID="{DEA7EBCA-CE6E-4679-A40C-07C4C3EA8068}">
   <ds:schemaRefs>
     <ds:schemaRef ds:uri="http://schemas.microsoft.com/office/2006/metadata/contentType"/>
@@ -16714,4 +18390,30 @@
     <ds:schemaRef ds:uri="http://schemas.microsoft.com/internal/obd"/>
   </ds:schemaRefs>
 </ds:datastoreItem>
+</file>
+
+<file path=customXml/itemProps3.xml><?xml version="1.0" encoding="utf-8"?>
+<ds:datastoreItem xmlns:ds="http://schemas.openxmlformats.org/officeDocument/2006/customXml" ds:itemID="{15EA90B8-A910-4B39-8FE4-EEA98EE03031}">
+  <ds:schemaRefs>
+    <ds:schemaRef ds:uri="http://schemas.microsoft.com/office/2006/metadata/properties"/>
+    <ds:schemaRef ds:uri="http://schemas.microsoft.com/office/infopath/2007/PartnerControls"/>
+    <ds:schemaRef ds:uri="6c21063f-3251-4c20-8fa9-daec1aa44631"/>
+  </ds:schemaRefs>
+</ds:datastoreItem>
+</file>
+
+<file path=customXml/itemProps4.xml><?xml version="1.0" encoding="utf-8"?>
+<ds:datastoreItem xmlns:ds="http://schemas.openxmlformats.org/officeDocument/2006/customXml" ds:itemID="{CC5D7E4F-FA40-487A-9F7B-B8C86429E877}">
+  <ds:schemaRefs>
+    <ds:schemaRef ds:uri="http://schemas.openxmlformats.org/officeDocument/2006/bibliography"/>
+  </ds:schemaRefs>
+</ds:datastoreItem>
+</file>
+
+<file path=customXml/itemProps5.xml><?xml version="1.0" encoding="utf-8"?>
+<ds:datastoreItem xmlns:ds="http://schemas.openxmlformats.org/officeDocument/2006/customXml" ds:itemID="{EE5E6609-E14F-416B-BAD4-69963C83AE7F}">
+  <ds:schemaRefs>
+    <ds:schemaRef ds:uri="http://schemas.microsoft.com/sharepoint/v3/contenttype/forms"/>
+  </ds:schemaRefs>
+</ds:datastoreItem>
 </file>